--- a/downloads/workbook/ai-6-week-15.docx
+++ b/downloads/workbook/ai-6-week-15.docx
@@ -961,6 +961,178 @@
         <w:t>Project connection: For the Grounded Learning Service, retain an annotated trace and the changed-case result. Name the contract or evidence that makes the deciding step valid, so another team can review it.</w:t>
       </w:r>
     </w:p>
+    <w:p>
+      <w:pPr>
+        <w:pStyle w:val="Heading1"/>
+      </w:pPr>
+      <w:r>
+        <w:t>13. Project portfolio milestone</w:t>
+      </w:r>
+    </w:p>
+    <w:p>
+      <w:r>
+        <w:t>Project: Grounded Learning Service</w:t>
+      </w:r>
+    </w:p>
+    <w:p>
+      <w:r>
+        <w:t>Current milestone: Test changed cases. Keep normal, boundary and failure cases; compare expected and observed results.</w:t>
+      </w:r>
+    </w:p>
+    <w:p>
+      <w:r>
+        <w:t>For the Grounded Learning Service, retain an annotated trace and the changed-case result. Name the contract or evidence that makes the deciding step valid, so another team can review it.</w:t>
+      </w:r>
+    </w:p>
+    <w:tbl>
+      <w:tblPr>
+        <w:tblStyle w:val="LightShading-Accent1"/>
+        <w:tblW w:type="auto" w:w="0"/>
+        <w:tblLook w:firstColumn="1" w:firstRow="1" w:lastColumn="0" w:lastRow="0" w:noHBand="0" w:noVBand="1" w:val="04A0"/>
+      </w:tblPr>
+      <w:tblGrid>
+        <w:gridCol w:w="5112"/>
+        <w:gridCol w:w="5112"/>
+      </w:tblGrid>
+      <w:tr>
+        <w:trPr>
+          <w:tblHeader/>
+        </w:trPr>
+        <w:tc>
+          <w:tcPr>
+            <w:tcW w:type="dxa" w:w="5112"/>
+          </w:tcPr>
+          <w:p>
+            <w:r>
+              <w:t>Evidence to keep</w:t>
+            </w:r>
+          </w:p>
+        </w:tc>
+        <w:tc>
+          <w:tcPr>
+            <w:tcW w:type="dxa" w:w="5112"/>
+          </w:tcPr>
+          <w:p>
+            <w:r>
+              <w:t>My record</w:t>
+            </w:r>
+          </w:p>
+        </w:tc>
+      </w:tr>
+      <w:tr>
+        <w:tc>
+          <w:tcPr>
+            <w:tcW w:type="dxa" w:w="5112"/>
+          </w:tcPr>
+          <w:p>
+            <w:r>
+              <w:t>This week’s input and deciding step</w:t>
+            </w:r>
+          </w:p>
+        </w:tc>
+        <w:tc>
+          <w:tcPr>
+            <w:tcW w:type="dxa" w:w="5112"/>
+          </w:tcPr>
+          <w:p>
+            <w:r/>
+          </w:p>
+        </w:tc>
+      </w:tr>
+      <w:tr>
+        <w:tc>
+          <w:tcPr>
+            <w:tcW w:type="dxa" w:w="5112"/>
+          </w:tcPr>
+          <w:p>
+            <w:r>
+              <w:t>Prediction and actual result (or labelled paper trace)</w:t>
+            </w:r>
+          </w:p>
+        </w:tc>
+        <w:tc>
+          <w:tcPr>
+            <w:tcW w:type="dxa" w:w="5112"/>
+          </w:tcPr>
+          <w:p>
+            <w:r/>
+          </w:p>
+        </w:tc>
+      </w:tr>
+      <w:tr>
+        <w:tc>
+          <w:tcPr>
+            <w:tcW w:type="dxa" w:w="5112"/>
+          </w:tcPr>
+          <w:p>
+            <w:r>
+              <w:t>One change since the previous checkpoint and why</w:t>
+            </w:r>
+          </w:p>
+        </w:tc>
+        <w:tc>
+          <w:tcPr>
+            <w:tcW w:type="dxa" w:w="5112"/>
+          </w:tcPr>
+          <w:p>
+            <w:r/>
+          </w:p>
+        </w:tc>
+      </w:tr>
+      <w:tr>
+        <w:tc>
+          <w:tcPr>
+            <w:tcW w:type="dxa" w:w="5112"/>
+          </w:tcPr>
+          <w:p>
+            <w:r>
+              <w:t>One error or limit and the next test</w:t>
+            </w:r>
+          </w:p>
+        </w:tc>
+        <w:tc>
+          <w:tcPr>
+            <w:tcW w:type="dxa" w:w="5112"/>
+          </w:tcPr>
+          <w:p>
+            <w:r/>
+          </w:p>
+        </w:tc>
+      </w:tr>
+    </w:tbl>
+    <w:p>
+      <w:pPr>
+        <w:pStyle w:val="Heading3"/>
+      </w:pPr>
+      <w:r>
+        <w:t>Explain what this week adds to your project. Reuse last week’s record rather than starting again.</w:t>
+      </w:r>
+    </w:p>
+    <w:p>
+      <w:r>
+        <w:t>________________________________________________________________</w:t>
+      </w:r>
+    </w:p>
+    <w:p>
+      <w:r>
+        <w:t>________________________________________________________________</w:t>
+      </w:r>
+    </w:p>
+    <w:p>
+      <w:r>
+        <w:t>________________________________________________________________</w:t>
+      </w:r>
+    </w:p>
+    <w:p>
+      <w:r>
+        <w:t>________________________________________________________________</w:t>
+      </w:r>
+    </w:p>
+    <w:p>
+      <w:r>
+        <w:t>________________________________________________________________</w:t>
+      </w:r>
+    </w:p>
     <w:sectPr>
       <w:pgSz w:w="12240" w:h="15840"/>
       <w:pgMar w:top="936" w:right="1008" w:bottom="936" w:left="1008" w:header="720" w:footer="720" w:gutter="0"/>

--- a/downloads/workbook/ai-6-week-15.docx
+++ b/downloads/workbook/ai-6-week-15.docx
@@ -1133,6 +1133,248 @@
         <w:t>________________________________________________________________</w:t>
       </w:r>
     </w:p>
+    <w:p>
+      <w:pPr>
+        <w:pStyle w:val="Heading1"/>
+      </w:pPr>
+      <w:r>
+        <w:t>14. Supported practice and learning evidence</w:t>
+      </w:r>
+    </w:p>
+    <w:p>
+      <w:r>
+        <w:t>Use this supported practice once, in the browser or on paper. Keep the reserved independent assessment for a separate first attempt before teacher feedback.</w:t>
+      </w:r>
+    </w:p>
+    <w:p>
+      <w:r>
+        <w:t>One approval, one reservation. A desk tool needs approval for the exact request and deduplicates repeated request keys.</w:t>
+      </w:r>
+    </w:p>
+    <w:p>
+      <w:pPr>
+        <w:pStyle w:val="Heading3"/>
+      </w:pPr>
+      <w:r>
+        <w:t>Practice 1: explain the deciding evidence</w:t>
+      </w:r>
+    </w:p>
+    <w:p>
+      <w:r>
+        <w:t>Which labelled step matches this detail? Return the stored K9 result without another reservation.</w:t>
+      </w:r>
+    </w:p>
+    <w:p>
+      <w:r>
+        <w:t>1. Execute first copy</w:t>
+      </w:r>
+    </w:p>
+    <w:p>
+      <w:r>
+        <w:t>2. Check approval</w:t>
+      </w:r>
+    </w:p>
+    <w:p>
+      <w:r>
+        <w:t>3. Handle duplicate</w:t>
+      </w:r>
+    </w:p>
+    <w:p>
+      <w:pPr>
+        <w:pStyle w:val="Heading3"/>
+      </w:pPr>
+      <w:r>
+        <w:t>My selected conclusion, deciding fact and explanation</w:t>
+      </w:r>
+    </w:p>
+    <w:p>
+      <w:r>
+        <w:t>________________________________________________________________</w:t>
+      </w:r>
+    </w:p>
+    <w:p>
+      <w:r>
+        <w:t>________________________________________________________________</w:t>
+      </w:r>
+    </w:p>
+    <w:p>
+      <w:r>
+        <w:t>________________________________________________________________</w:t>
+      </w:r>
+    </w:p>
+    <w:p>
+      <w:r>
+        <w:t>________________________________________________________________</w:t>
+      </w:r>
+    </w:p>
+    <w:p>
+      <w:r>
+        <w:t>________________________________________________________________</w:t>
+      </w:r>
+    </w:p>
+    <w:p>
+      <w:r>
+        <w:t>Hint if needed: Read the steps in the pictorial case. Match the supplied detail to the stage that performs or records it.</w:t>
+      </w:r>
+    </w:p>
+    <w:p>
+      <w:r>
+        <w:t>After your attempt, compare with the supported explanation: Handle duplicate Return the stored K9 result without another reservation. Approval answers whether an action may proceed. Idempotency prevents repeated handling of that action from creating duplicate effects.</w:t>
+      </w:r>
+    </w:p>
+    <w:p>
+      <w:pPr>
+        <w:pStyle w:val="Heading3"/>
+      </w:pPr>
+      <w:r>
+        <w:t>Practice 2: explain the deciding evidence</w:t>
+      </w:r>
+    </w:p>
+    <w:p>
+      <w:r>
+        <w:t>Changed-case practice: A new K10 asks for desk 5 without approval. Which conclusion is supported by the supplied facts?</w:t>
+      </w:r>
+    </w:p>
+    <w:p>
+      <w:r>
+        <w:t>1. Stop K10 at the approval gate.</w:t>
+      </w:r>
+    </w:p>
+    <w:p>
+      <w:r>
+        <w:t>2. We can decide the result without examining the changed input or the procedure.</w:t>
+      </w:r>
+    </w:p>
+    <w:p>
+      <w:r>
+        <w:t>3. This one example guarantees correct results for every future input.</w:t>
+      </w:r>
+    </w:p>
+    <w:p>
+      <w:pPr>
+        <w:pStyle w:val="Heading3"/>
+      </w:pPr>
+      <w:r>
+        <w:t>My selected conclusion, deciding fact and explanation</w:t>
+      </w:r>
+    </w:p>
+    <w:p>
+      <w:r>
+        <w:t>________________________________________________________________</w:t>
+      </w:r>
+    </w:p>
+    <w:p>
+      <w:r>
+        <w:t>________________________________________________________________</w:t>
+      </w:r>
+    </w:p>
+    <w:p>
+      <w:r>
+        <w:t>________________________________________________________________</w:t>
+      </w:r>
+    </w:p>
+    <w:p>
+      <w:r>
+        <w:t>________________________________________________________________</w:t>
+      </w:r>
+    </w:p>
+    <w:p>
+      <w:r>
+        <w:t>________________________________________________________________</w:t>
+      </w:r>
+    </w:p>
+    <w:p>
+      <w:r>
+        <w:t>Hint if needed: Use the changed condition and the deciding step in the pictorial trace. The answer must say what follows from those facts.</w:t>
+      </w:r>
+    </w:p>
+    <w:p>
+      <w:r>
+        <w:t>After your attempt, compare with the supported explanation: Stop K10 at the approval gate. K9’s approval does not apply to a different action.</w:t>
+      </w:r>
+    </w:p>
+    <w:p>
+      <w:pPr>
+        <w:pStyle w:val="Heading3"/>
+      </w:pPr>
+      <w:r>
+        <w:t>Repair a missing building block</w:t>
+      </w:r>
+    </w:p>
+    <w:p>
+      <w:r>
+        <w:t>Review Planning and action selection (ai-6/14). Goal: Explain the mechanism and terminology of planning and action selection. Short practice: Choose a permitted plan when no approved tower-height card exists. What new answer becomes supported after a card records 24 metres, and why could the bot not invent it earlier?. Return to this week and explain what you changed.</w:t>
+      </w:r>
+    </w:p>
+    <w:p>
+      <w:r>
+        <w:t>Review Logs traces and privacy (ai-6/12). Goal: Explain the mechanism and terminology of logs traces and privacy. Short practice: Identify the purpose of R17, C8 and 240 ms in the trace. Which field is deliberately omitted, and why would logging the whole question violate this design?. Return to this week and explain what you changed.</w:t>
+      </w:r>
+    </w:p>
+    <w:p>
+      <w:r>
+        <w:t>Review Integration tests and fixtures (ai-6/9). Goal: Explain the mechanism and terminology of integration tests and fixtures. Short practice: Follow request N through the fixture and adapter. Which source and item should appear in the reply, and what precisely fails when the adapter returns M?. Return to this week and explain what you changed.</w:t>
+      </w:r>
+    </w:p>
+    <w:p>
+      <w:pPr>
+        <w:pStyle w:val="Heading3"/>
+      </w:pPr>
+      <w:r>
+        <w:t>Predict, run and debug</w:t>
+      </w:r>
+    </w:p>
+    <w:p>
+      <w:r>
+        <w:t>The browser lab lets you edit the supported Python examples already included in this lesson. Predict first, run, inspect the actual output or error, change one input, then run again. Keep code, predictions, actual results and a reasoned revision together. On paper, label your result as a trace rather than an execution.</w:t>
+      </w:r>
+    </w:p>
+    <w:p>
+      <w:pPr>
+        <w:pStyle w:val="Heading3"/>
+      </w:pPr>
+      <w:r>
+        <w:t>Keep your completed work</w:t>
+      </w:r>
+    </w:p>
+    <w:p>
+      <w:r>
+        <w:t>Use Download completed work in the hosted lesson to export your answers, reflections, practice feedback and code-run evidence. Open the HTML copy to read or print it. Drafts stay in this browser when storage is available; clear drafts on a shared device.</w:t>
+      </w:r>
+    </w:p>
+    <w:p>
+      <w:pPr>
+        <w:pStyle w:val="Heading3"/>
+      </w:pPr>
+      <w:r>
+        <w:t>What I repaired, the evidence I kept and the next test</w:t>
+      </w:r>
+    </w:p>
+    <w:p>
+      <w:r>
+        <w:t>________________________________________________________________</w:t>
+      </w:r>
+    </w:p>
+    <w:p>
+      <w:r>
+        <w:t>________________________________________________________________</w:t>
+      </w:r>
+    </w:p>
+    <w:p>
+      <w:r>
+        <w:t>________________________________________________________________</w:t>
+      </w:r>
+    </w:p>
+    <w:p>
+      <w:r>
+        <w:t>________________________________________________________________</w:t>
+      </w:r>
+    </w:p>
+    <w:p>
+      <w:r>
+        <w:t>________________________________________________________________</w:t>
+      </w:r>
+    </w:p>
     <w:sectPr>
       <w:pgSz w:w="12240" w:h="15840"/>
       <w:pgMar w:top="936" w:right="1008" w:bottom="936" w:left="1008" w:header="720" w:footer="720" w:gutter="0"/>

--- a/downloads/workbook/ai-6-week-15.docx
+++ b/downloads/workbook/ai-6-week-15.docx
@@ -30,33 +30,45 @@
     </w:p>
     <w:p>
       <w:r>
-        <w:t>Try the recall before opening notes. Then use a different colour or a labelled second line to correct your explanation.</w:t>
+        <w:t>Record your starting explanation for Approval gates and idempotency before opening notes. Show any later correction separately.</w:t>
       </w:r>
     </w:p>
     <w:p>
       <w:pPr>
-        <w:pStyle w:val="Heading3"/>
-      </w:pPr>
-      <w:r>
-        <w:t>Planning and action selection</w:t>
+        <w:spacing w:line="336" w:lineRule="auto" w:after="180"/>
+      </w:pPr>
+      <w:r>
+        <w:rPr>
+          <w:b w:val="0"/>
+        </w:rPr>
+        <w:t>Try the recall before opening notes. Then use a different colour or a labelled second line to correct your explanation.</w:t>
       </w:r>
     </w:p>
     <w:p>
-      <w:r>
-        <w:t>Without opening the old lesson, explain one key idea from Planning and action selection. Give an example and a mistake that the idea helps you avoid.</w:t>
+      <w:pPr>
+        <w:pStyle w:val="Heading3"/>
+      </w:pPr>
+      <w:r>
+        <w:t>Planning and action selection</w:t>
       </w:r>
     </w:p>
     <w:p>
       <w:pPr>
-        <w:pStyle w:val="Heading3"/>
-      </w:pPr>
-      <w:r>
-        <w:t>My remembered idea, example and correction</w:t>
+        <w:spacing w:line="336" w:lineRule="auto" w:after="180"/>
+      </w:pPr>
+      <w:r>
+        <w:rPr>
+          <w:b w:val="0"/>
+        </w:rPr>
+        <w:t>Without opening the old lesson, explain one key idea from Planning and action selection. Give an example and a mistake that the idea helps you avoid.</w:t>
       </w:r>
     </w:p>
     <w:p>
-      <w:r>
-        <w:t>________________________________________________________________</w:t>
+      <w:pPr>
+        <w:pStyle w:val="Heading3"/>
+      </w:pPr>
+      <w:r>
+        <w:t>My remembered idea, example and correction</w:t>
       </w:r>
     </w:p>
     <w:p>
@@ -70,29 +82,35 @@
       </w:r>
     </w:p>
     <w:p>
-      <w:pPr>
-        <w:pStyle w:val="Heading3"/>
-      </w:pPr>
-      <w:r>
-        <w:t>Logs traces and privacy</w:t>
+      <w:r>
+        <w:t>________________________________________________________________</w:t>
       </w:r>
     </w:p>
     <w:p>
-      <w:r>
-        <w:t>Without opening the old lesson, explain one key idea from Logs traces and privacy. Give an example and a mistake that the idea helps you avoid.</w:t>
+      <w:pPr>
+        <w:pStyle w:val="Heading3"/>
+      </w:pPr>
+      <w:r>
+        <w:t>Logs traces and privacy</w:t>
       </w:r>
     </w:p>
     <w:p>
       <w:pPr>
-        <w:pStyle w:val="Heading3"/>
-      </w:pPr>
-      <w:r>
-        <w:t>My remembered idea, example and correction</w:t>
+        <w:spacing w:line="336" w:lineRule="auto" w:after="180"/>
+      </w:pPr>
+      <w:r>
+        <w:rPr>
+          <w:b w:val="0"/>
+        </w:rPr>
+        <w:t>Without opening the old lesson, explain one key idea from Logs traces and privacy. Give an example and a mistake that the idea helps you avoid.</w:t>
       </w:r>
     </w:p>
     <w:p>
-      <w:r>
-        <w:t>________________________________________________________________</w:t>
+      <w:pPr>
+        <w:pStyle w:val="Heading3"/>
+      </w:pPr>
+      <w:r>
+        <w:t>My remembered idea, example and correction</w:t>
       </w:r>
     </w:p>
     <w:p>
@@ -106,29 +124,35 @@
       </w:r>
     </w:p>
     <w:p>
-      <w:pPr>
-        <w:pStyle w:val="Heading3"/>
-      </w:pPr>
-      <w:r>
-        <w:t>Integration tests and fixtures</w:t>
+      <w:r>
+        <w:t>________________________________________________________________</w:t>
       </w:r>
     </w:p>
     <w:p>
-      <w:r>
-        <w:t>Without opening the old lesson, explain one key idea from Integration tests and fixtures. Give an example and a mistake that the idea helps you avoid.</w:t>
+      <w:pPr>
+        <w:pStyle w:val="Heading3"/>
+      </w:pPr>
+      <w:r>
+        <w:t>Integration tests and fixtures</w:t>
       </w:r>
     </w:p>
     <w:p>
       <w:pPr>
-        <w:pStyle w:val="Heading3"/>
-      </w:pPr>
-      <w:r>
-        <w:t>My remembered idea, example and correction</w:t>
+        <w:spacing w:line="336" w:lineRule="auto" w:after="180"/>
+      </w:pPr>
+      <w:r>
+        <w:rPr>
+          <w:b w:val="0"/>
+        </w:rPr>
+        <w:t>Without opening the old lesson, explain one key idea from Integration tests and fixtures. Give an example and a mistake that the idea helps you avoid.</w:t>
       </w:r>
     </w:p>
     <w:p>
-      <w:r>
-        <w:t>________________________________________________________________</w:t>
+      <w:pPr>
+        <w:pStyle w:val="Heading3"/>
+      </w:pPr>
+      <w:r>
+        <w:t>My remembered idea, example and correction</w:t>
       </w:r>
     </w:p>
     <w:p>
@@ -142,16 +166,44 @@
       </w:r>
     </w:p>
     <w:p>
-      <w:pPr>
-        <w:pStyle w:val="Heading1"/>
-      </w:pPr>
-      <w:r>
-        <w:t>02. Practise with fading help</w:t>
+      <w:r>
+        <w:t>________________________________________________________________</w:t>
       </w:r>
     </w:p>
     <w:p>
-      <w:r>
-        <w:t>Use W2: Trace the worked case for Approval gates and idempotency. Record the answer once; the lesson and workbook refer to the same attempt.</w:t>
+      <w:pPr>
+        <w:pStyle w:val="Heading1"/>
+      </w:pPr>
+      <w:r>
+        <w:t>02. Practise with fading help</w:t>
+      </w:r>
+    </w:p>
+    <w:p>
+      <w:r>
+        <w:t>Complete the supported Approval gates and idempotency trace and record the first step you can explain without help.</w:t>
+      </w:r>
+    </w:p>
+    <w:p>
+      <w:pPr>
+        <w:spacing w:line="336" w:lineRule="auto" w:after="180"/>
+      </w:pPr>
+      <w:r>
+        <w:rPr>
+          <w:b w:val="0"/>
+        </w:rPr>
+        <w:t xml:space="preserve">Use W2: Trace the worked case for </w:t>
+      </w:r>
+      <w:r>
+        <w:rPr>
+          <w:b/>
+        </w:rPr>
+        <w:t>Approval gate</w:t>
+      </w:r>
+      <w:r>
+        <w:rPr>
+          <w:b w:val="0"/>
+        </w:rPr>
+        <w:t>s and idempotency. Record the answer once; the lesson and workbook refer to the same attempt.</w:t>
       </w:r>
     </w:p>
     <w:tbl>
@@ -279,25 +331,49 @@
     </w:p>
     <w:p>
       <w:r>
-        <w:t>Use the worked case for Approval gates and idempotency. Proposed explanation: “The worked result establishes every future case”. Decide whether this explanation is supported. Point to the step or supplied fact that decides; explain your repair if needed.</w:t>
+        <w:t>Check the proposed Approval gates and idempotency explanation against the supplied facts before discussing it.</w:t>
       </w:r>
     </w:p>
     <w:p>
       <w:pPr>
-        <w:pStyle w:val="Heading3"/>
-      </w:pPr>
-      <w:r>
-        <w:t>My explanation before partner discussion</w:t>
+        <w:spacing w:line="336" w:lineRule="auto" w:after="180"/>
+      </w:pPr>
+      <w:r>
+        <w:rPr>
+          <w:b w:val="0"/>
+        </w:rPr>
+        <w:t xml:space="preserve">Use the worked case for </w:t>
+      </w:r>
+      <w:r>
+        <w:rPr>
+          <w:b/>
+        </w:rPr>
+        <w:t>Approval gate</w:t>
+      </w:r>
+      <w:r>
+        <w:rPr>
+          <w:b w:val="0"/>
+        </w:rPr>
+        <w:t>s and idempotency. Proposed explanation: “The worked result establishes every future case”. Decide whether this explanation is supported.</w:t>
       </w:r>
     </w:p>
     <w:p>
-      <w:r>
-        <w:t>________________________________________________________________</w:t>
+      <w:pPr>
+        <w:spacing w:line="336" w:lineRule="auto" w:after="180"/>
+      </w:pPr>
+      <w:r>
+        <w:rPr>
+          <w:b w:val="0"/>
+        </w:rPr>
+        <w:t>Point to the step or supplied fact that decides; explain your repair if needed.</w:t>
       </w:r>
     </w:p>
     <w:p>
-      <w:r>
-        <w:t>________________________________________________________________</w:t>
+      <w:pPr>
+        <w:pStyle w:val="Heading3"/>
+      </w:pPr>
+      <w:r>
+        <w:t>My explanation before partner discussion</w:t>
       </w:r>
     </w:p>
     <w:p>
@@ -311,47 +387,54 @@
       </w:r>
     </w:p>
     <w:p>
-      <w:pPr>
-        <w:pStyle w:val="Heading1"/>
-      </w:pPr>
-      <w:r>
-        <w:t>04. Independent transfer case</w:t>
+      <w:r>
+        <w:t>________________________________________________________________</w:t>
       </w:r>
     </w:p>
     <w:p>
-      <w:pPr>
-        <w:pStyle w:val="Heading3"/>
-      </w:pPr>
-      <w:r>
-        <w:t>Independent case: Apply a new case independently</w:t>
+      <w:r>
+        <w:t>________________________________________________________________</w:t>
       </w:r>
     </w:p>
     <w:p>
-      <w:r>
-        <w:t>Key J already committed room A. A retry uses key J but room B. What should happen?</w:t>
+      <w:pPr>
+        <w:pStyle w:val="Heading1"/>
+      </w:pPr>
+      <w:r>
+        <w:t>04. Independent transfer case</w:t>
       </w:r>
     </w:p>
     <w:p>
-      <w:pPr>
-        <w:pStyle w:val="Heading3"/>
-      </w:pPr>
-      <w:r>
-        <w:t>My independent explanation, trace and limits</w:t>
+      <w:r>
+        <w:t>Write one first attempt at the reserved independent case before feedback. Repeated copies of that case refer to the same recorded attempt.</w:t>
       </w:r>
     </w:p>
     <w:p>
-      <w:r>
-        <w:t>________________________________________________________________</w:t>
+      <w:pPr>
+        <w:pStyle w:val="Heading3"/>
+      </w:pPr>
+      <w:r>
+        <w:t>Independent case: Apply a new case independently</w:t>
       </w:r>
     </w:p>
     <w:p>
-      <w:r>
-        <w:t>________________________________________________________________</w:t>
+      <w:pPr>
+        <w:spacing w:line="336" w:lineRule="auto" w:after="180"/>
+        <w:shd w:fill="F5F1FB"/>
+      </w:pPr>
+      <w:r>
+        <w:rPr>
+          <w:b w:val="0"/>
+        </w:rPr>
+        <w:t>Key J already committed room A. A retry uses key J but room B. What should happen?</w:t>
       </w:r>
     </w:p>
     <w:p>
-      <w:r>
-        <w:t>________________________________________________________________</w:t>
+      <w:pPr>
+        <w:pStyle w:val="Heading3"/>
+      </w:pPr>
+      <w:r>
+        <w:t>My independent explanation, trace and limits</w:t>
       </w:r>
     </w:p>
     <w:p>
@@ -376,48 +459,96 @@
     </w:p>
     <w:p>
       <w:r>
-        <w:t>Attempt this case before feedback. Record any help. Earlier examples below are further practice; a case already practised with feedback cannot establish fresh transfer.</w:t>
+        <w:t>________________________________________________________________</w:t>
       </w:r>
     </w:p>
     <w:p>
-      <w:pPr>
-        <w:pStyle w:val="Heading1"/>
-      </w:pPr>
-      <w:r>
-        <w:t>05. W1 Explain the mechanism</w:t>
+      <w:r>
+        <w:t>________________________________________________________________</w:t>
       </w:r>
     </w:p>
     <w:p>
       <w:r>
-        <w:t>Explain the weekly mechanism in your own words. Use the worked scenario to name its input, decision rule and output.</w:t>
+        <w:t>________________________________________________________________</w:t>
       </w:r>
     </w:p>
     <w:p>
       <w:pPr>
-        <w:pStyle w:val="Heading3"/>
-      </w:pPr>
-      <w:r>
-        <w:t>My reasoning and evidence</w:t>
+        <w:spacing w:line="336" w:lineRule="auto" w:after="180"/>
+      </w:pPr>
+      <w:r>
+        <w:rPr>
+          <w:b w:val="0"/>
+        </w:rPr>
+        <w:t>Attempt this case before feedback. Record any help. Earlier examples below are further practice; a case already practised with feedback cannot establish fresh transfer.</w:t>
       </w:r>
     </w:p>
     <w:p>
-      <w:r>
-        <w:t>________________________________________________________________</w:t>
+      <w:pPr>
+        <w:pStyle w:val="Heading1"/>
+      </w:pPr>
+      <w:r>
+        <w:t>05. W1 Explain the mechanism</w:t>
       </w:r>
     </w:p>
     <w:p>
       <w:r>
-        <w:t>________________________________________________________________</w:t>
+        <w:t>Explain the mechanism. Apply the supplied Approval gates and idempotency facts and keep your reasoning.</w:t>
       </w:r>
     </w:p>
     <w:p>
-      <w:r>
-        <w:t>________________________________________________________________</w:t>
+      <w:pPr>
+        <w:spacing w:line="336" w:lineRule="auto" w:after="180"/>
+      </w:pPr>
+      <w:r>
+        <w:rPr>
+          <w:b w:val="0"/>
+        </w:rPr>
+        <w:t xml:space="preserve">Explain the weekly </w:t>
+      </w:r>
+      <w:r>
+        <w:rPr>
+          <w:b/>
+        </w:rPr>
+        <w:t>mechanism</w:t>
+      </w:r>
+      <w:r>
+        <w:rPr>
+          <w:b w:val="0"/>
+        </w:rPr>
+        <w:t xml:space="preserve"> in your own words. Use the worked scenario to name its </w:t>
+      </w:r>
+      <w:r>
+        <w:rPr>
+          <w:b/>
+        </w:rPr>
+        <w:t>input</w:t>
+      </w:r>
+      <w:r>
+        <w:rPr>
+          <w:b w:val="0"/>
+        </w:rPr>
+        <w:t xml:space="preserve">, decision rule and </w:t>
+      </w:r>
+      <w:r>
+        <w:rPr>
+          <w:b/>
+        </w:rPr>
+        <w:t>output</w:t>
+      </w:r>
+      <w:r>
+        <w:rPr>
+          <w:b w:val="0"/>
+        </w:rPr>
+        <w:t>.</w:t>
       </w:r>
     </w:p>
     <w:p>
-      <w:r>
-        <w:t>________________________________________________________________</w:t>
+      <w:pPr>
+        <w:pStyle w:val="Heading3"/>
+      </w:pPr>
+      <w:r>
+        <w:t>My reasoning and evidence</w:t>
       </w:r>
     </w:p>
     <w:p>
@@ -431,24 +562,18 @@
       </w:r>
     </w:p>
     <w:p>
-      <w:pPr>
-        <w:pStyle w:val="Heading1"/>
-      </w:pPr>
-      <w:r>
-        <w:t>06. W2 Trace the worked case</w:t>
+      <w:r>
+        <w:t>________________________________________________________________</w:t>
       </w:r>
     </w:p>
     <w:p>
       <w:r>
-        <w:t>Approved send v1 to D uses key K, commits once, then caller retries K with the identical payload. Show the intermediate steps and give the conclusion with its scope.</w:t>
+        <w:t>________________________________________________________________</w:t>
       </w:r>
     </w:p>
     <w:p>
-      <w:pPr>
-        <w:pStyle w:val="Heading3"/>
-      </w:pPr>
-      <w:r>
-        <w:t>My reasoning and evidence</w:t>
+      <w:r>
+        <w:t>________________________________________________________________</w:t>
       </w:r>
     </w:p>
     <w:p>
@@ -457,23 +582,35 @@
       </w:r>
     </w:p>
     <w:p>
-      <w:r>
-        <w:t>________________________________________________________________</w:t>
+      <w:pPr>
+        <w:pStyle w:val="Heading1"/>
+      </w:pPr>
+      <w:r>
+        <w:t>06. W2 Trace the worked case</w:t>
       </w:r>
     </w:p>
     <w:p>
       <w:r>
-        <w:t>________________________________________________________________</w:t>
+        <w:t>Trace the worked case. Apply the supplied Approval gates and idempotency facts and keep your reasoning.</w:t>
       </w:r>
     </w:p>
     <w:p>
-      <w:r>
-        <w:t>________________________________________________________________</w:t>
+      <w:pPr>
+        <w:spacing w:line="336" w:lineRule="auto" w:after="180"/>
+      </w:pPr>
+      <w:r>
+        <w:rPr>
+          <w:b w:val="0"/>
+        </w:rPr>
+        <w:t>Approved send v1 to D uses key K, commits once, then caller retries K with the identical payload. Show the intermediate steps and give the conclusion with its scope.</w:t>
       </w:r>
     </w:p>
     <w:p>
-      <w:r>
-        <w:t>________________________________________________________________</w:t>
+      <w:pPr>
+        <w:pStyle w:val="Heading3"/>
+      </w:pPr>
+      <w:r>
+        <w:t>My reasoning and evidence</w:t>
       </w:r>
     </w:p>
     <w:p>
@@ -487,24 +624,18 @@
       </w:r>
     </w:p>
     <w:p>
-      <w:pPr>
-        <w:pStyle w:val="Heading1"/>
-      </w:pPr>
-      <w:r>
-        <w:t>07. W3 Audit the limit</w:t>
+      <w:r>
+        <w:t>________________________________________________________________</w:t>
       </w:r>
     </w:p>
     <w:p>
       <w:r>
-        <w:t>A report omits this qualification: A key prevents duplicate application effects only within the implemented persistence and downstream guarantees; it is not universal exactly-once delivery. Explain how omitting it could change a reader's interpretation, and write an accurate replacement.</w:t>
+        <w:t>________________________________________________________________</w:t>
       </w:r>
     </w:p>
     <w:p>
-      <w:pPr>
-        <w:pStyle w:val="Heading3"/>
-      </w:pPr>
-      <w:r>
-        <w:t>My reasoning and evidence</w:t>
+      <w:r>
+        <w:t>________________________________________________________________</w:t>
       </w:r>
     </w:p>
     <w:p>
@@ -518,44 +649,56 @@
       </w:r>
     </w:p>
     <w:p>
-      <w:r>
-        <w:t>________________________________________________________________</w:t>
+      <w:pPr>
+        <w:pStyle w:val="Heading1"/>
+      </w:pPr>
+      <w:r>
+        <w:t>07. W3 Audit the limit</w:t>
       </w:r>
     </w:p>
     <w:p>
       <w:r>
-        <w:t>________________________________________________________________</w:t>
+        <w:t>Audit the limit. Apply the supplied Approval gates and idempotency facts and keep your reasoning.</w:t>
       </w:r>
     </w:p>
     <w:p>
-      <w:r>
-        <w:t>________________________________________________________________</w:t>
+      <w:pPr>
+        <w:spacing w:line="336" w:lineRule="auto" w:after="180"/>
+      </w:pPr>
+      <w:r>
+        <w:rPr>
+          <w:b w:val="0"/>
+        </w:rPr>
+        <w:t>A report omits this qualification: A key prevents duplicate application effects only within the implemented persistence and downstream guarantees; it is not universal exactly-once delivery.</w:t>
       </w:r>
     </w:p>
     <w:p>
-      <w:r>
-        <w:t>________________________________________________________________</w:t>
+      <w:pPr>
+        <w:spacing w:line="336" w:lineRule="auto" w:after="180"/>
+      </w:pPr>
+      <w:r>
+        <w:rPr>
+          <w:b w:val="0"/>
+        </w:rPr>
+        <w:t>Explain how omitting it could change a reader's interpretation, and write an accurate replacement.</w:t>
       </w:r>
     </w:p>
     <w:p>
       <w:pPr>
-        <w:pStyle w:val="Heading1"/>
-      </w:pPr>
-      <w:r>
-        <w:t>08. W4 Apply a new case independently</w:t>
+        <w:pStyle w:val="Heading3"/>
+      </w:pPr>
+      <w:r>
+        <w:t>My reasoning and evidence</w:t>
       </w:r>
     </w:p>
     <w:p>
       <w:r>
-        <w:t>Key J already committed room A. A retry uses key J but room B. What should happen?</w:t>
+        <w:t>________________________________________________________________</w:t>
       </w:r>
     </w:p>
     <w:p>
-      <w:pPr>
-        <w:pStyle w:val="Heading3"/>
-      </w:pPr>
-      <w:r>
-        <w:t>My reasoning and evidence</w:t>
+      <w:r>
+        <w:t>________________________________________________________________</w:t>
       </w:r>
     </w:p>
     <w:p>
@@ -579,44 +722,51 @@
       </w:r>
     </w:p>
     <w:p>
-      <w:r>
-        <w:t>________________________________________________________________</w:t>
+      <w:pPr>
+        <w:pStyle w:val="Heading1"/>
+      </w:pPr>
+      <w:r>
+        <w:t>08. W4 Apply a new case independently</w:t>
       </w:r>
     </w:p>
     <w:p>
       <w:r>
-        <w:t>________________________________________________________________</w:t>
+        <w:t>Attempt before feedback. If this repeats the selected independent case, reuse that first attempt; otherwise keep a separate record. Apply a new case independently. Apply the supplied Approval gates and idempotency facts and keep your reasoning.</w:t>
       </w:r>
     </w:p>
     <w:p>
-      <w:r>
-        <w:t>________________________________________________________________</w:t>
+      <w:pPr>
+        <w:spacing w:line="336" w:lineRule="auto" w:after="180"/>
+        <w:shd w:fill="F5F1FB"/>
+      </w:pPr>
+      <w:r>
+        <w:rPr>
+          <w:b w:val="0"/>
+        </w:rPr>
+        <w:t>Key J already committed room A. A retry uses key J but room B. What should happen?</w:t>
       </w:r>
     </w:p>
     <w:p>
-      <w:r>
-        <w:t>________________________________________________________________</w:t>
+      <w:pPr>
+        <w:pStyle w:val="Heading3"/>
+      </w:pPr>
+      <w:r>
+        <w:t>My reasoning and evidence</w:t>
       </w:r>
     </w:p>
     <w:p>
-      <w:pPr>
-        <w:pStyle w:val="Heading1"/>
-      </w:pPr>
-      <w:r>
-        <w:t>09. W5 Design a revealing follow-up</w:t>
+      <w:r>
+        <w:t>________________________________________________________________</w:t>
       </w:r>
     </w:p>
     <w:p>
       <w:r>
-        <w:t>For the worked scenario, propose one additional case that could reveal a failure, describe its expected outcome before running it, and explain what would need to remain fixed for a fair comparison. Do not reuse W4 as a new final test after receiving feedback.</w:t>
+        <w:t>________________________________________________________________</w:t>
       </w:r>
     </w:p>
     <w:p>
-      <w:pPr>
-        <w:pStyle w:val="Heading3"/>
-      </w:pPr>
-      <w:r>
-        <w:t>My reasoning and evidence</w:t>
+      <w:r>
+        <w:t>________________________________________________________________</w:t>
       </w:r>
     </w:p>
     <w:p>
@@ -645,26 +795,38 @@
       </w:r>
     </w:p>
     <w:p>
-      <w:r>
-        <w:t>________________________________________________________________</w:t>
+      <w:pPr>
+        <w:pStyle w:val="Heading1"/>
+      </w:pPr>
+      <w:r>
+        <w:t>09. W5 Design a revealing follow-up</w:t>
       </w:r>
     </w:p>
     <w:p>
       <w:r>
-        <w:t>________________________________________________________________</w:t>
+        <w:t>Design a revealing follow-up. Apply the supplied Approval gates and idempotency facts and keep your reasoning.</w:t>
       </w:r>
     </w:p>
     <w:p>
       <w:pPr>
-        <w:pStyle w:val="Heading1"/>
-      </w:pPr>
-      <w:r>
-        <w:t>10. Project checkpoint and reflection</w:t>
+        <w:spacing w:line="336" w:lineRule="auto" w:after="180"/>
+      </w:pPr>
+      <w:r>
+        <w:rPr>
+          <w:b w:val="0"/>
+        </w:rPr>
+        <w:t>For the worked scenario, propose one additional case that could reveal a failure, describe its expected outcome before running it, and explain what would need to remain fixed for a fair comparison.</w:t>
       </w:r>
     </w:p>
     <w:p>
-      <w:r>
-        <w:t>Add a labelled approval gates and idempotency evidence sheet to Grounded Learning Service. Show how you can explain the mechanism and terminology of approval gates and idempotency. Use the supplied fictional case and keep its inputs, intermediate steps, calculation or prediction, and limitation. Connect this record to last week’s record; a matching answer without a trace is insufficient.</w:t>
+      <w:pPr>
+        <w:spacing w:line="336" w:lineRule="auto" w:after="180"/>
+      </w:pPr>
+      <w:r>
+        <w:rPr>
+          <w:b w:val="0"/>
+        </w:rPr>
+        <w:t>Do not reuse W4 as a new final test after receiving feedback.</w:t>
       </w:r>
     </w:p>
     <w:p>
@@ -672,7 +834,7 @@
         <w:pStyle w:val="Heading3"/>
       </w:pPr>
       <w:r>
-        <w:t>My project change, supporting evidence and remaining limit</w:t>
+        <w:t>My reasoning and evidence</w:t>
       </w:r>
     </w:p>
     <w:p>
@@ -706,11 +868,166 @@
       </w:r>
     </w:p>
     <w:p>
+      <w:r>
+        <w:t>________________________________________________________________</w:t>
+      </w:r>
+    </w:p>
+    <w:p>
       <w:pPr>
         <w:pStyle w:val="Heading1"/>
       </w:pPr>
       <w:r>
+        <w:t>10. Project checkpoint and reflection</w:t>
+      </w:r>
+    </w:p>
+    <w:p>
+      <w:r>
+        <w:t>Connect Approval gates and idempotency to Grounded Learning Service, identify a limit and choose the next useful test.</w:t>
+      </w:r>
+    </w:p>
+    <w:p>
+      <w:pPr>
+        <w:spacing w:line="336" w:lineRule="auto" w:after="180"/>
+      </w:pPr>
+      <w:r>
+        <w:rPr>
+          <w:b w:val="0"/>
+        </w:rPr>
+        <w:t xml:space="preserve">Add a labelled </w:t>
+      </w:r>
+      <w:r>
+        <w:rPr>
+          <w:b/>
+        </w:rPr>
+        <w:t>approval gate</w:t>
+      </w:r>
+      <w:r>
+        <w:rPr>
+          <w:b w:val="0"/>
+        </w:rPr>
+        <w:t xml:space="preserve">s and idempotency </w:t>
+      </w:r>
+      <w:r>
+        <w:rPr>
+          <w:b/>
+        </w:rPr>
+        <w:t>evidence</w:t>
+      </w:r>
+      <w:r>
+        <w:rPr>
+          <w:b w:val="0"/>
+        </w:rPr>
+        <w:t xml:space="preserve"> sheet to Grounded Learning Service. Show how you can explain the </w:t>
+      </w:r>
+      <w:r>
+        <w:rPr>
+          <w:b/>
+        </w:rPr>
+        <w:t>mechanism</w:t>
+      </w:r>
+      <w:r>
+        <w:rPr>
+          <w:b w:val="0"/>
+        </w:rPr>
+        <w:t xml:space="preserve"> and terminology of </w:t>
+      </w:r>
+      <w:r>
+        <w:rPr>
+          <w:b/>
+        </w:rPr>
+        <w:t>approval gate</w:t>
+      </w:r>
+      <w:r>
+        <w:rPr>
+          <w:b w:val="0"/>
+        </w:rPr>
+        <w:t>s and idempotency.</w:t>
+      </w:r>
+    </w:p>
+    <w:p>
+      <w:pPr>
+        <w:spacing w:line="336" w:lineRule="auto" w:after="180"/>
+      </w:pPr>
+      <w:r>
+        <w:rPr>
+          <w:b w:val="0"/>
+        </w:rPr>
+        <w:t xml:space="preserve">Use the supplied fictional case and keep its </w:t>
+      </w:r>
+      <w:r>
+        <w:rPr>
+          <w:b/>
+        </w:rPr>
+        <w:t>input</w:t>
+      </w:r>
+      <w:r>
+        <w:rPr>
+          <w:b w:val="0"/>
+        </w:rPr>
+        <w:t xml:space="preserve">s, intermediate steps, calculation or </w:t>
+      </w:r>
+      <w:r>
+        <w:rPr>
+          <w:b/>
+        </w:rPr>
+        <w:t>prediction</w:t>
+      </w:r>
+      <w:r>
+        <w:rPr>
+          <w:b w:val="0"/>
+        </w:rPr>
+        <w:t>, and limitation. Connect this record to last week’s record; a matching answer without a trace is insufficient.</w:t>
+      </w:r>
+    </w:p>
+    <w:p>
+      <w:pPr>
+        <w:pStyle w:val="Heading3"/>
+      </w:pPr>
+      <w:r>
+        <w:t>My project change, supporting evidence and remaining limit</w:t>
+      </w:r>
+    </w:p>
+    <w:p>
+      <w:r>
+        <w:t>________________________________________________________________</w:t>
+      </w:r>
+    </w:p>
+    <w:p>
+      <w:r>
+        <w:t>________________________________________________________________</w:t>
+      </w:r>
+    </w:p>
+    <w:p>
+      <w:r>
+        <w:t>________________________________________________________________</w:t>
+      </w:r>
+    </w:p>
+    <w:p>
+      <w:r>
+        <w:t>________________________________________________________________</w:t>
+      </w:r>
+    </w:p>
+    <w:p>
+      <w:r>
+        <w:t>________________________________________________________________</w:t>
+      </w:r>
+    </w:p>
+    <w:p>
+      <w:r>
+        <w:t>________________________________________________________________</w:t>
+      </w:r>
+    </w:p>
+    <w:p>
+      <w:pPr>
+        <w:pStyle w:val="Heading1"/>
+      </w:pPr>
+      <w:r>
         <w:t>11. Feedback, return check and learning record</w:t>
+      </w:r>
+    </w:p>
+    <w:p>
+      <w:r>
+        <w:t>Record the first repaired step and a different case to revisit after a delay.</w:t>
       </w:r>
     </w:p>
     <w:tbl>
@@ -850,7 +1167,13 @@
       </w:tr>
     </w:tbl>
     <w:p>
-      <w:r>
+      <w:pPr>
+        <w:spacing w:line="336" w:lineRule="auto" w:after="180"/>
+      </w:pPr>
+      <w:r>
+        <w:rPr>
+          <w:b w:val="0"/>
+        </w:rPr>
         <w:t>Revisit this idea with your teacher after a delay. Familiarity is different from explaining and using it on a changed case.</w:t>
       </w:r>
     </w:p>
@@ -864,11 +1187,28 @@
     </w:p>
     <w:p>
       <w:r>
-        <w:t>One approval, one reservation. A desk tool needs approval for the exact request and deduplicates repeated request keys.</w:t>
+        <w:t>One approval, one reservation. A desk tool needs approval for the exact request and deduplicates repeated request keys. Explain the labelled step before checking the changed condition.</w:t>
       </w:r>
     </w:p>
     <w:p>
-      <w:r>
+      <w:pPr>
+        <w:spacing w:line="336" w:lineRule="auto" w:after="180"/>
+      </w:pPr>
+      <w:r>
+        <w:rPr>
+          <w:b w:val="0"/>
+        </w:rPr>
+        <w:t>One approval, one reservation. A desk tool needs approval for the exact request and deduplicates repeated request keys.</w:t>
+      </w:r>
+    </w:p>
+    <w:p>
+      <w:pPr>
+        <w:spacing w:line="336" w:lineRule="auto" w:after="180"/>
+      </w:pPr>
+      <w:r>
+        <w:rPr>
+          <w:b w:val="0"/>
+        </w:rPr>
         <w:t>K9 reserves desk 4 and is approved once. Two copies of K9 arrive.</w:t>
       </w:r>
     </w:p>
@@ -909,7 +1249,14 @@
       </w:r>
     </w:p>
     <w:p>
-      <w:r>
+      <w:pPr>
+        <w:spacing w:line="336" w:lineRule="auto" w:after="180"/>
+        <w:shd w:fill="F5F1FB"/>
+      </w:pPr>
+      <w:r>
+        <w:rPr>
+          <w:b w:val="0"/>
+        </w:rPr>
         <w:t>Trace the two deliveries of approved K9. How many reservations should occur, and why can a new K10 for desk 5 not borrow K9’s approval?</w:t>
       </w:r>
     </w:p>
@@ -952,36 +1299,116 @@
       </w:r>
     </w:p>
     <w:p>
-      <w:r>
-        <w:t>Support used: alone / hint / worked example. This record is practice evidence.</w:t>
+      <w:pPr>
+        <w:pStyle w:val="Heading3"/>
+      </w:pPr>
+      <w:r>
+        <w:t>Record the help used</w:t>
       </w:r>
     </w:p>
     <w:p>
-      <w:r>
-        <w:t>Project connection: For the Grounded Learning Service, retain an annotated trace and the changed-case result. Name the contract or evidence that makes the deciding step valid, so another team can review it.</w:t>
+      <w:pPr>
+        <w:spacing w:line="336" w:lineRule="auto" w:after="180"/>
+        <w:shd w:fill="F1F6F8"/>
+      </w:pPr>
+      <w:r>
+        <w:rPr>
+          <w:b w:val="0"/>
+        </w:rPr>
+        <w:t xml:space="preserve">Support used: alone / hint / worked example. This record is practice </w:t>
+      </w:r>
+      <w:r>
+        <w:rPr>
+          <w:b/>
+        </w:rPr>
+        <w:t>evidence</w:t>
+      </w:r>
+      <w:r>
+        <w:rPr>
+          <w:b w:val="0"/>
+        </w:rPr>
+        <w:t>.</w:t>
       </w:r>
     </w:p>
     <w:p>
       <w:pPr>
-        <w:pStyle w:val="Heading1"/>
-      </w:pPr>
-      <w:r>
-        <w:t>13. Project portfolio milestone</w:t>
+        <w:spacing w:line="336" w:lineRule="auto" w:after="180"/>
+      </w:pPr>
+      <w:r>
+        <w:rPr>
+          <w:b w:val="0"/>
+        </w:rPr>
+        <w:t xml:space="preserve">Project connection: For the Grounded Learning Service, retain an annotated trace and the changed-case result. Name the contract or </w:t>
+      </w:r>
+      <w:r>
+        <w:rPr>
+          <w:b/>
+        </w:rPr>
+        <w:t>evidence</w:t>
+      </w:r>
+      <w:r>
+        <w:rPr>
+          <w:b w:val="0"/>
+        </w:rPr>
+        <w:t xml:space="preserve"> that makes the deciding step valid, so another team can review it.</w:t>
       </w:r>
     </w:p>
     <w:p>
-      <w:r>
-        <w:t>Project: Grounded Learning Service</w:t>
+      <w:pPr>
+        <w:pStyle w:val="Heading1"/>
+      </w:pPr>
+      <w:r>
+        <w:t>13. Project portfolio milestone</w:t>
       </w:r>
     </w:p>
     <w:p>
       <w:r>
-        <w:t>Current milestone: Test changed cases. Keep normal, boundary and failure cases; compare expected and observed results.</w:t>
+        <w:t>Keep this week’s input, deciding step, result and limit together in the Grounded Learning Service record.</w:t>
       </w:r>
     </w:p>
     <w:p>
-      <w:r>
-        <w:t>For the Grounded Learning Service, retain an annotated trace and the changed-case result. Name the contract or evidence that makes the deciding step valid, so another team can review it.</w:t>
+      <w:pPr>
+        <w:spacing w:line="336" w:lineRule="auto" w:after="180"/>
+      </w:pPr>
+      <w:r>
+        <w:rPr>
+          <w:b w:val="0"/>
+        </w:rPr>
+        <w:t>Project: Grounded Learning Service</w:t>
+      </w:r>
+    </w:p>
+    <w:p>
+      <w:pPr>
+        <w:spacing w:line="336" w:lineRule="auto" w:after="180"/>
+      </w:pPr>
+      <w:r>
+        <w:rPr>
+          <w:b w:val="0"/>
+        </w:rPr>
+        <w:t>Current milestone: Test changed cases. Keep normal, boundary and failure cases; compare expected and observed results.</w:t>
+      </w:r>
+    </w:p>
+    <w:p>
+      <w:pPr>
+        <w:spacing w:line="336" w:lineRule="auto" w:after="180"/>
+      </w:pPr>
+      <w:r>
+        <w:rPr>
+          <w:b w:val="0"/>
+        </w:rPr>
+        <w:t xml:space="preserve">For the Grounded Learning Service, retain an annotated trace and the changed-case result. Name the contract or </w:t>
+      </w:r>
+      <w:r>
+        <w:rPr>
+          <w:b/>
+        </w:rPr>
+        <w:t>evidence</w:t>
+      </w:r>
+      <w:r>
+        <w:rPr>
+          <w:b w:val="0"/>
+        </w:rPr>
+        <w:t xml:space="preserve"> that makes the deciding step valid, so another team can review it.</w:t>
       </w:r>
     </w:p>
     <w:tbl>
@@ -1143,53 +1570,92 @@
     </w:p>
     <w:p>
       <w:r>
-        <w:t>Use this supported practice once, in the browser or on paper. Keep the reserved independent assessment for a separate first attempt before teacher feedback.</w:t>
+        <w:t>Try the supported questions before comparing with hints and feedback. Record what you repaired and the evidence you retained.</w:t>
       </w:r>
     </w:p>
     <w:p>
-      <w:r>
-        <w:t>One approval, one reservation. A desk tool needs approval for the exact request and deduplicates repeated request keys.</w:t>
+      <w:pPr>
+        <w:spacing w:line="336" w:lineRule="auto" w:after="180"/>
+      </w:pPr>
+      <w:r>
+        <w:rPr>
+          <w:b w:val="0"/>
+        </w:rPr>
+        <w:t>Use this supported practice once, in the browser or on paper. Keep the reserved independent assessment for a separate first attempt before teacher feedback.</w:t>
       </w:r>
     </w:p>
     <w:p>
       <w:pPr>
-        <w:pStyle w:val="Heading3"/>
-      </w:pPr>
-      <w:r>
-        <w:t>Practice 1: explain the deciding evidence</w:t>
+        <w:spacing w:line="336" w:lineRule="auto" w:after="180"/>
+      </w:pPr>
+      <w:r>
+        <w:rPr>
+          <w:b w:val="0"/>
+        </w:rPr>
+        <w:t>One approval, one reservation. A desk tool needs approval for the exact request and deduplicates repeated request keys.</w:t>
       </w:r>
     </w:p>
     <w:p>
-      <w:r>
-        <w:t>Which labelled step matches this detail? Return the stored K9 result without another reservation.</w:t>
+      <w:pPr>
+        <w:pStyle w:val="Heading3"/>
+      </w:pPr>
+      <w:r>
+        <w:t>Practice 1: explain the deciding evidence</w:t>
       </w:r>
     </w:p>
     <w:p>
-      <w:r>
-        <w:t>1. Execute first copy</w:t>
+      <w:pPr>
+        <w:spacing w:line="336" w:lineRule="auto" w:after="180"/>
+      </w:pPr>
+      <w:r>
+        <w:rPr>
+          <w:b w:val="0"/>
+        </w:rPr>
+        <w:t>Which labelled step matches this detail? Return the stored K9 result without another reservation.</w:t>
       </w:r>
     </w:p>
     <w:p>
-      <w:r>
-        <w:t>2. Check approval</w:t>
+      <w:pPr>
+        <w:spacing w:line="336" w:lineRule="auto" w:after="180"/>
+        <w:shd w:fill="F4F9FC"/>
+      </w:pPr>
+      <w:r>
+        <w:rPr>
+          <w:b w:val="0"/>
+        </w:rPr>
+        <w:t>1. Execute first copy</w:t>
       </w:r>
     </w:p>
     <w:p>
-      <w:r>
-        <w:t>3. Handle duplicate</w:t>
+      <w:pPr>
+        <w:spacing w:line="336" w:lineRule="auto" w:after="180"/>
+        <w:shd w:fill="F4F9FC"/>
+      </w:pPr>
+      <w:r>
+        <w:rPr>
+          <w:b w:val="0"/>
+        </w:rPr>
+        <w:t>2. Check approval</w:t>
       </w:r>
     </w:p>
     <w:p>
       <w:pPr>
-        <w:pStyle w:val="Heading3"/>
-      </w:pPr>
-      <w:r>
-        <w:t>My selected conclusion, deciding fact and explanation</w:t>
+        <w:spacing w:line="336" w:lineRule="auto" w:after="180"/>
+        <w:shd w:fill="F4F9FC"/>
+      </w:pPr>
+      <w:r>
+        <w:rPr>
+          <w:b w:val="0"/>
+        </w:rPr>
+        <w:t>3. Handle duplicate</w:t>
       </w:r>
     </w:p>
     <w:p>
-      <w:r>
-        <w:t>________________________________________________________________</w:t>
+      <w:pPr>
+        <w:pStyle w:val="Heading3"/>
+      </w:pPr>
+      <w:r>
+        <w:t>My selected conclusion, deciding fact and explanation</w:t>
       </w:r>
     </w:p>
     <w:p>
@@ -1214,40 +1680,67 @@
     </w:p>
     <w:p>
       <w:r>
-        <w:t>Hint if needed: Read the steps in the pictorial case. Match the supplied detail to the stage that performs or records it.</w:t>
+        <w:t>________________________________________________________________</w:t>
       </w:r>
     </w:p>
     <w:p>
-      <w:r>
-        <w:t>After your attempt, compare with the supported explanation: Handle duplicate Return the stored K9 result without another reservation. Approval answers whether an action may proceed. Idempotency prevents repeated handling of that action from creating duplicate effects.</w:t>
+      <w:pPr>
+        <w:pStyle w:val="Heading3"/>
+      </w:pPr>
+      <w:r>
+        <w:t>Hint · try first</w:t>
       </w:r>
     </w:p>
     <w:p>
       <w:pPr>
-        <w:pStyle w:val="Heading3"/>
-      </w:pPr>
-      <w:r>
-        <w:t>Practice 2: explain the deciding evidence</w:t>
+        <w:spacing w:line="336" w:lineRule="auto" w:after="180"/>
+        <w:shd w:fill="F1F6F8"/>
+      </w:pPr>
+      <w:r>
+        <w:rPr>
+          <w:b w:val="0"/>
+        </w:rPr>
+        <w:t>Hint if needed: Read the steps in the pictorial case. Match the supplied detail to the stage that performs or records it.</w:t>
       </w:r>
     </w:p>
     <w:p>
-      <w:r>
-        <w:t>Changed-case practice: A new K10 asks for desk 5 without approval. Which conclusion is supported by the supplied facts?</w:t>
+      <w:pPr>
+        <w:pStyle w:val="Heading3"/>
+      </w:pPr>
+      <w:r>
+        <w:t>Feedback · compare after trying</w:t>
       </w:r>
     </w:p>
     <w:p>
-      <w:r>
-        <w:t>1. Stop K10 at the approval gate.</w:t>
+      <w:pPr>
+        <w:spacing w:line="336" w:lineRule="auto" w:after="180"/>
+        <w:shd w:fill="F1F6FC"/>
+      </w:pPr>
+      <w:r>
+        <w:rPr>
+          <w:b w:val="0"/>
+        </w:rPr>
+        <w:t>After your attempt, compare with the supported explanation: Handle duplicate Return the stored K9 result without another reservation. Approval answers whether an action may proceed.</w:t>
       </w:r>
     </w:p>
     <w:p>
-      <w:r>
-        <w:t>2. We can decide the result without examining the changed input or the procedure.</w:t>
+      <w:pPr>
+        <w:spacing w:line="336" w:lineRule="auto" w:after="180"/>
+        <w:shd w:fill="F1F6FC"/>
+      </w:pPr>
+      <w:r>
+        <w:rPr>
+          <w:b w:val="0"/>
+        </w:rPr>
+        <w:t>Idempotency prevents repeated handling of that action from creating duplicate effects.</w:t>
       </w:r>
     </w:p>
     <w:p>
-      <w:r>
-        <w:t>3. This one example guarantees correct results for every future input.</w:t>
+      <w:pPr>
+        <w:pStyle w:val="Heading3"/>
+      </w:pPr>
+      <w:r>
+        <w:t>Practice 2: explain the deciding evidence</w:t>
       </w:r>
     </w:p>
     <w:p>
@@ -1255,104 +1748,1135 @@
         <w:pStyle w:val="Heading3"/>
       </w:pPr>
       <w:r>
-        <w:t>My selected conclusion, deciding fact and explanation</w:t>
+        <w:t>Changed case · predict first</w:t>
       </w:r>
     </w:p>
     <w:p>
-      <w:r>
-        <w:t>________________________________________________________________</w:t>
+      <w:pPr>
+        <w:spacing w:line="336" w:lineRule="auto" w:after="180"/>
+        <w:shd w:fill="F5F1FB"/>
+      </w:pPr>
+      <w:r>
+        <w:rPr>
+          <w:b w:val="0"/>
+        </w:rPr>
+        <w:t>Changed-case practice: A new K10 asks for desk 5 without approval. Which conclusion is supported by the supplied facts?</w:t>
       </w:r>
     </w:p>
     <w:p>
-      <w:r>
-        <w:t>________________________________________________________________</w:t>
+      <w:pPr>
+        <w:spacing w:line="336" w:lineRule="auto" w:after="180"/>
+        <w:shd w:fill="F4F9FC"/>
+      </w:pPr>
+      <w:r>
+        <w:rPr>
+          <w:b w:val="0"/>
+        </w:rPr>
+        <w:t xml:space="preserve">1. Stop K10 at the </w:t>
+      </w:r>
+      <w:r>
+        <w:rPr>
+          <w:b/>
+        </w:rPr>
+        <w:t>approval gate</w:t>
+      </w:r>
+      <w:r>
+        <w:rPr>
+          <w:b w:val="0"/>
+        </w:rPr>
+        <w:t>.</w:t>
       </w:r>
     </w:p>
     <w:p>
-      <w:r>
-        <w:t>________________________________________________________________</w:t>
+      <w:pPr>
+        <w:spacing w:line="336" w:lineRule="auto" w:after="180"/>
+        <w:shd w:fill="F4F9FC"/>
+      </w:pPr>
+      <w:r>
+        <w:rPr>
+          <w:b w:val="0"/>
+        </w:rPr>
+        <w:t xml:space="preserve">2. We can decide the result without examining the changed </w:t>
+      </w:r>
+      <w:r>
+        <w:rPr>
+          <w:b/>
+        </w:rPr>
+        <w:t>input</w:t>
+      </w:r>
+      <w:r>
+        <w:rPr>
+          <w:b w:val="0"/>
+        </w:rPr>
+        <w:t xml:space="preserve"> or the procedure.</w:t>
       </w:r>
     </w:p>
     <w:p>
-      <w:r>
-        <w:t>________________________________________________________________</w:t>
+      <w:pPr>
+        <w:spacing w:line="336" w:lineRule="auto" w:after="180"/>
+        <w:shd w:fill="F4F9FC"/>
+      </w:pPr>
+      <w:r>
+        <w:rPr>
+          <w:b w:val="0"/>
+        </w:rPr>
+        <w:t xml:space="preserve">3. This one example guarantees correct results for every future </w:t>
+      </w:r>
+      <w:r>
+        <w:rPr>
+          <w:b/>
+        </w:rPr>
+        <w:t>input</w:t>
+      </w:r>
+      <w:r>
+        <w:rPr>
+          <w:b w:val="0"/>
+        </w:rPr>
+        <w:t>.</w:t>
       </w:r>
     </w:p>
     <w:p>
-      <w:r>
-        <w:t>________________________________________________________________</w:t>
+      <w:pPr>
+        <w:pStyle w:val="Heading3"/>
+      </w:pPr>
+      <w:r>
+        <w:t>My selected conclusion, deciding fact and explanation</w:t>
       </w:r>
     </w:p>
     <w:p>
       <w:r>
-        <w:t>Hint if needed: Use the changed condition and the deciding step in the pictorial trace. The answer must say what follows from those facts.</w:t>
+        <w:t>________________________________________________________________</w:t>
       </w:r>
     </w:p>
     <w:p>
       <w:r>
-        <w:t>After your attempt, compare with the supported explanation: Stop K10 at the approval gate. K9’s approval does not apply to a different action.</w:t>
+        <w:t>________________________________________________________________</w:t>
       </w:r>
     </w:p>
     <w:p>
-      <w:pPr>
-        <w:pStyle w:val="Heading3"/>
-      </w:pPr>
-      <w:r>
-        <w:t>Repair a missing building block</w:t>
+      <w:r>
+        <w:t>________________________________________________________________</w:t>
       </w:r>
     </w:p>
     <w:p>
       <w:r>
-        <w:t>Review Planning and action selection (ai-6/14). Goal: Explain the mechanism and terminology of planning and action selection. Short practice: Choose a permitted plan when no approved tower-height card exists. What new answer becomes supported after a card records 24 metres, and why could the bot not invent it earlier?. Return to this week and explain what you changed.</w:t>
+        <w:t>________________________________________________________________</w:t>
       </w:r>
     </w:p>
     <w:p>
       <w:r>
-        <w:t>Review Logs traces and privacy (ai-6/12). Goal: Explain the mechanism and terminology of logs traces and privacy. Short practice: Identify the purpose of R17, C8 and 240 ms in the trace. Which field is deliberately omitted, and why would logging the whole question violate this design?. Return to this week and explain what you changed.</w:t>
+        <w:t>________________________________________________________________</w:t>
       </w:r>
     </w:p>
     <w:p>
-      <w:r>
-        <w:t>Review Integration tests and fixtures (ai-6/9). Goal: Explain the mechanism and terminology of integration tests and fixtures. Short practice: Follow request N through the fixture and adapter. Which source and item should appear in the reply, and what precisely fails when the adapter returns M?. Return to this week and explain what you changed.</w:t>
+      <w:pPr>
+        <w:pStyle w:val="Heading3"/>
+      </w:pPr>
+      <w:r>
+        <w:t>Hint · try first</w:t>
       </w:r>
     </w:p>
     <w:p>
       <w:pPr>
-        <w:pStyle w:val="Heading3"/>
-      </w:pPr>
-      <w:r>
-        <w:t>Predict, run and debug</w:t>
+        <w:spacing w:line="336" w:lineRule="auto" w:after="180"/>
+        <w:shd w:fill="F1F6F8"/>
+      </w:pPr>
+      <w:r>
+        <w:rPr>
+          <w:b w:val="0"/>
+        </w:rPr>
+        <w:t>Hint if needed: Use the changed condition and the deciding step in the pictorial trace. The answer must say what follows from those facts.</w:t>
       </w:r>
     </w:p>
     <w:p>
-      <w:r>
-        <w:t>The browser lab lets you edit the supported Python examples already included in this lesson. Predict first, run, inspect the actual output or error, change one input, then run again. Keep code, predictions, actual results and a reasoned revision together. On paper, label your result as a trace rather than an execution.</w:t>
+      <w:pPr>
+        <w:pStyle w:val="Heading3"/>
+      </w:pPr>
+      <w:r>
+        <w:t>Feedback · compare after trying</w:t>
       </w:r>
     </w:p>
     <w:p>
       <w:pPr>
-        <w:pStyle w:val="Heading3"/>
-      </w:pPr>
-      <w:r>
-        <w:t>Keep your completed work</w:t>
+        <w:spacing w:line="336" w:lineRule="auto" w:after="180"/>
+        <w:shd w:fill="F1F6FC"/>
+      </w:pPr>
+      <w:r>
+        <w:rPr>
+          <w:b w:val="0"/>
+        </w:rPr>
+        <w:t xml:space="preserve">After your attempt, compare with the supported explanation: Stop K10 at the </w:t>
+      </w:r>
+      <w:r>
+        <w:rPr>
+          <w:b/>
+        </w:rPr>
+        <w:t>approval gate</w:t>
+      </w:r>
+      <w:r>
+        <w:rPr>
+          <w:b w:val="0"/>
+        </w:rPr>
+        <w:t>. K9’s approval does not apply to a different action.</w:t>
       </w:r>
     </w:p>
     <w:p>
-      <w:r>
-        <w:t>Use Download completed work in the hosted lesson to export your answers, reflections, practice feedback and code-run evidence. Open the HTML copy to read or print it. Drafts stay in this browser when storage is available; clear drafts on a shared device.</w:t>
+      <w:pPr>
+        <w:pStyle w:val="Heading3"/>
+      </w:pPr>
+      <w:r>
+        <w:t>Repair a missing building block</w:t>
       </w:r>
     </w:p>
     <w:p>
       <w:pPr>
-        <w:pStyle w:val="Heading3"/>
-      </w:pPr>
-      <w:r>
-        <w:t>What I repaired, the evidence I kept and the next test</w:t>
+        <w:spacing w:line="336" w:lineRule="auto" w:after="180"/>
+      </w:pPr>
+      <w:r>
+        <w:rPr>
+          <w:b w:val="0"/>
+        </w:rPr>
+        <w:t xml:space="preserve">Review Planning and action selection (ai-6/14). Goal: Explain the </w:t>
+      </w:r>
+      <w:r>
+        <w:rPr>
+          <w:b/>
+        </w:rPr>
+        <w:t>mechanism</w:t>
+      </w:r>
+      <w:r>
+        <w:rPr>
+          <w:b w:val="0"/>
+        </w:rPr>
+        <w:t xml:space="preserve"> and terminology of planning and action selection. Short practice: Choose a permitted plan when no approved tower-height card exists.</w:t>
       </w:r>
     </w:p>
     <w:p>
+      <w:pPr>
+        <w:spacing w:line="336" w:lineRule="auto" w:after="180"/>
+      </w:pPr>
+      <w:r>
+        <w:rPr>
+          <w:b w:val="0"/>
+        </w:rPr>
+        <w:t>What new answer becomes supported after a card records 24 metres, and why could the bot not invent it earlier?. Return to this week and explain what you changed.</w:t>
+      </w:r>
+    </w:p>
+    <w:p>
+      <w:pPr>
+        <w:spacing w:line="336" w:lineRule="auto" w:after="180"/>
+      </w:pPr>
+      <w:r>
+        <w:rPr>
+          <w:b w:val="0"/>
+        </w:rPr>
+        <w:t xml:space="preserve">Review Logs traces and privacy (ai-6/12). Goal: Explain the </w:t>
+      </w:r>
+      <w:r>
+        <w:rPr>
+          <w:b/>
+        </w:rPr>
+        <w:t>mechanism</w:t>
+      </w:r>
+      <w:r>
+        <w:rPr>
+          <w:b w:val="0"/>
+        </w:rPr>
+        <w:t xml:space="preserve"> and terminology of logs traces and privacy. Short practice: Identify the purpose of R17, C8 and 240 ms in the trace.</w:t>
+      </w:r>
+    </w:p>
+    <w:p>
+      <w:pPr>
+        <w:spacing w:line="336" w:lineRule="auto" w:after="180"/>
+      </w:pPr>
+      <w:r>
+        <w:rPr>
+          <w:b w:val="0"/>
+        </w:rPr>
+        <w:t>Which field is deliberately omitted, and why would logging the whole question violate this design?. Return to this week and explain what you changed.</w:t>
+      </w:r>
+    </w:p>
+    <w:p>
+      <w:pPr>
+        <w:spacing w:line="336" w:lineRule="auto" w:after="180"/>
+      </w:pPr>
+      <w:r>
+        <w:rPr>
+          <w:b w:val="0"/>
+        </w:rPr>
+        <w:t xml:space="preserve">Review Integration tests and fixtures (ai-6/9). Goal: Explain the </w:t>
+      </w:r>
+      <w:r>
+        <w:rPr>
+          <w:b/>
+        </w:rPr>
+        <w:t>mechanism</w:t>
+      </w:r>
+      <w:r>
+        <w:rPr>
+          <w:b w:val="0"/>
+        </w:rPr>
+        <w:t xml:space="preserve"> and terminology of integration tests and fixtures. Short practice: Follow request N through the fixture and adapter.</w:t>
+      </w:r>
+    </w:p>
+    <w:p>
+      <w:pPr>
+        <w:spacing w:line="336" w:lineRule="auto" w:after="180"/>
+      </w:pPr>
+      <w:r>
+        <w:rPr>
+          <w:b w:val="0"/>
+        </w:rPr>
+        <w:t>Which source and item should appear in the reply, and what precisely fails when the adapter returns M?. Return to this week and explain what you changed.</w:t>
+      </w:r>
+    </w:p>
+    <w:p>
+      <w:pPr>
+        <w:pStyle w:val="Heading3"/>
+      </w:pPr>
+      <w:r>
+        <w:t>Predict, run and debug</w:t>
+      </w:r>
+    </w:p>
+    <w:p>
+      <w:pPr>
+        <w:spacing w:line="336" w:lineRule="auto" w:after="180"/>
+      </w:pPr>
+      <w:r>
+        <w:rPr>
+          <w:b w:val="0"/>
+        </w:rPr>
+        <w:t xml:space="preserve">The browser lab lets you edit the supported Python examples already included in this lesson. Predict first, run, inspect the actual </w:t>
+      </w:r>
+      <w:r>
+        <w:rPr>
+          <w:b/>
+        </w:rPr>
+        <w:t>output</w:t>
+      </w:r>
+      <w:r>
+        <w:rPr>
+          <w:b w:val="0"/>
+        </w:rPr>
+        <w:t xml:space="preserve"> or error, change one </w:t>
+      </w:r>
+      <w:r>
+        <w:rPr>
+          <w:b/>
+        </w:rPr>
+        <w:t>input</w:t>
+      </w:r>
+      <w:r>
+        <w:rPr>
+          <w:b w:val="0"/>
+        </w:rPr>
+        <w:t>, then run again.</w:t>
+      </w:r>
+    </w:p>
+    <w:p>
+      <w:pPr>
+        <w:spacing w:line="336" w:lineRule="auto" w:after="180"/>
+      </w:pPr>
+      <w:r>
+        <w:rPr>
+          <w:b w:val="0"/>
+        </w:rPr>
+        <w:t xml:space="preserve">Keep code, </w:t>
+      </w:r>
+      <w:r>
+        <w:rPr>
+          <w:b/>
+        </w:rPr>
+        <w:t>prediction</w:t>
+      </w:r>
+      <w:r>
+        <w:rPr>
+          <w:b w:val="0"/>
+        </w:rPr>
+        <w:t>s, actual results and a reasoned revision together. On paper, label your result as a trace rather than an execution.</w:t>
+      </w:r>
+    </w:p>
+    <w:p>
+      <w:pPr>
+        <w:pStyle w:val="Heading3"/>
+      </w:pPr>
+      <w:r>
+        <w:t>Keep your completed work</w:t>
+      </w:r>
+    </w:p>
+    <w:p>
+      <w:pPr>
+        <w:spacing w:line="336" w:lineRule="auto" w:after="180"/>
+      </w:pPr>
+      <w:r>
+        <w:rPr>
+          <w:b w:val="0"/>
+        </w:rPr>
+        <w:t xml:space="preserve">Use Download completed work in the hosted lesson to export your answers, reflections, practice feedback and code-run </w:t>
+      </w:r>
+      <w:r>
+        <w:rPr>
+          <w:b/>
+        </w:rPr>
+        <w:t>evidence</w:t>
+      </w:r>
+      <w:r>
+        <w:rPr>
+          <w:b w:val="0"/>
+        </w:rPr>
+        <w:t>. Open the HTML copy to read or print it.</w:t>
+      </w:r>
+    </w:p>
+    <w:p>
+      <w:pPr>
+        <w:spacing w:line="336" w:lineRule="auto" w:after="180"/>
+      </w:pPr>
+      <w:r>
+        <w:rPr>
+          <w:b w:val="0"/>
+        </w:rPr>
+        <w:t>Drafts stay in this browser when storage is available; clear drafts on a shared device.</w:t>
+      </w:r>
+    </w:p>
+    <w:p>
+      <w:pPr>
+        <w:pStyle w:val="Heading3"/>
+      </w:pPr>
+      <w:r>
+        <w:t>What I repaired, the evidence I kept and the next test</w:t>
+      </w:r>
+    </w:p>
+    <w:p>
       <w:r>
         <w:t>________________________________________________________________</w:t>
+      </w:r>
+    </w:p>
+    <w:p>
+      <w:r>
+        <w:t>________________________________________________________________</w:t>
+      </w:r>
+    </w:p>
+    <w:p>
+      <w:r>
+        <w:t>________________________________________________________________</w:t>
+      </w:r>
+    </w:p>
+    <w:p>
+      <w:r>
+        <w:t>________________________________________________________________</w:t>
+      </w:r>
+    </w:p>
+    <w:p>
+      <w:r>
+        <w:t>________________________________________________________________</w:t>
+      </w:r>
+    </w:p>
+    <w:p>
+      <w:pPr>
+        <w:pStyle w:val="Heading1"/>
+      </w:pPr>
+      <w:r>
+        <w:t>15. Visual concept journey</w:t>
+      </w:r>
+    </w:p>
+    <w:p>
+      <w:r>
+        <w:t>Explain each Approval gates and idempotency picture from its labels, then record a relevant limit.</w:t>
+      </w:r>
+    </w:p>
+    <w:p>
+      <w:pPr>
+        <w:pStyle w:val="Heading3"/>
+      </w:pPr>
+      <w:r>
+        <w:t>01. Approval gates and idempotency: the case</w:t>
+      </w:r>
+    </w:p>
+    <w:p>
+      <w:r>
+        <w:drawing>
+          <wp:inline xmlns:a="http://schemas.openxmlformats.org/drawingml/2006/main" xmlns:pic="http://schemas.openxmlformats.org/drawingml/2006/picture">
+            <wp:extent cx="5486400" cy="2834640"/>
+            <wp:docPr id="2" name="Picture 2" descr="One approval, one reservation. A desk tool needs approval for the exact request and deduplicates repeated request keys. Supplied facts: K9 reserves desk 4 and is approved once. Two copies of K9 arrive."/>
+            <wp:cNvGraphicFramePr>
+              <a:graphicFrameLocks noChangeAspect="1"/>
+            </wp:cNvGraphicFramePr>
+            <a:graphic>
+              <a:graphicData uri="http://schemas.openxmlformats.org/drawingml/2006/picture">
+                <pic:pic>
+                  <pic:nvPicPr>
+                    <pic:cNvPr id="0" name="academy-story-ai-6-15-01.png"/>
+                    <pic:cNvPicPr/>
+                  </pic:nvPicPr>
+                  <pic:blipFill>
+                    <a:blip r:embed="rId10"/>
+                    <a:stretch>
+                      <a:fillRect/>
+                    </a:stretch>
+                  </pic:blipFill>
+                  <pic:spPr>
+                    <a:xfrm>
+                      <a:off x="0" y="0"/>
+                      <a:ext cx="5486400" cy="2834640"/>
+                    </a:xfrm>
+                    <a:prstGeom prst="rect"/>
+                  </pic:spPr>
+                </pic:pic>
+              </a:graphicData>
+            </a:graphic>
+          </wp:inline>
+        </w:drawing>
+      </w:r>
+    </w:p>
+    <w:p>
+      <w:pPr>
+        <w:spacing w:line="336" w:lineRule="auto" w:after="180"/>
+      </w:pPr>
+      <w:r>
+        <w:rPr>
+          <w:b w:val="0"/>
+        </w:rPr>
+        <w:t>One approval, one reservation. A desk tool needs approval for the exact request and deduplicates repeated request keys. Supplied facts: K9 reserves desk 4 and is approved once. Two copies of K9 arrive.</w:t>
+      </w:r>
+    </w:p>
+    <w:p>
+      <w:pPr>
+        <w:spacing w:line="336" w:lineRule="auto" w:after="180"/>
+        <w:shd w:fill="F5F1FB"/>
+      </w:pPr>
+      <w:r>
+        <w:rPr>
+          <w:b w:val="0"/>
+        </w:rPr>
+        <w:t>Point to the given fact that matters most. Explain why it matters.</w:t>
+      </w:r>
+    </w:p>
+    <w:p>
+      <w:pPr>
+        <w:pStyle w:val="Heading3"/>
+      </w:pPr>
+      <w:r>
+        <w:t>My picture explanation, deciding evidence and one limit</w:t>
+      </w:r>
+    </w:p>
+    <w:p>
+      <w:r>
+        <w:t>________________________________________________________________</w:t>
+      </w:r>
+    </w:p>
+    <w:p>
+      <w:r>
+        <w:t>________________________________________________________________</w:t>
+      </w:r>
+    </w:p>
+    <w:p>
+      <w:r>
+        <w:t>________________________________________________________________</w:t>
+      </w:r>
+    </w:p>
+    <w:p>
+      <w:r>
+        <w:t>________________________________________________________________</w:t>
+      </w:r>
+    </w:p>
+    <w:p>
+      <w:pPr>
+        <w:pStyle w:val="Heading3"/>
+      </w:pPr>
+      <w:r>
+        <w:t>02. Follow the deciding steps</w:t>
+      </w:r>
+    </w:p>
+    <w:p>
+      <w:r>
+        <w:drawing>
+          <wp:inline xmlns:a="http://schemas.openxmlformats.org/drawingml/2006/main" xmlns:pic="http://schemas.openxmlformats.org/drawingml/2006/picture">
+            <wp:extent cx="5486400" cy="3182112"/>
+            <wp:docPr id="3" name="Picture 3" descr="Check approval: The approved identifier and desk match K9. → Execute first copy: No result is stored yet, so perform the approved reservation once. → Handle duplicate: Return the stored K9 result without another reservation."/>
+            <wp:cNvGraphicFramePr>
+              <a:graphicFrameLocks noChangeAspect="1"/>
+            </wp:cNvGraphicFramePr>
+            <a:graphic>
+              <a:graphicData uri="http://schemas.openxmlformats.org/drawingml/2006/picture">
+                <pic:pic>
+                  <pic:nvPicPr>
+                    <pic:cNvPr id="0" name="academy-story-ai-6-15-02.png"/>
+                    <pic:cNvPicPr/>
+                  </pic:nvPicPr>
+                  <pic:blipFill>
+                    <a:blip r:embed="rId11"/>
+                    <a:stretch>
+                      <a:fillRect/>
+                    </a:stretch>
+                  </pic:blipFill>
+                  <pic:spPr>
+                    <a:xfrm>
+                      <a:off x="0" y="0"/>
+                      <a:ext cx="5486400" cy="3182112"/>
+                    </a:xfrm>
+                    <a:prstGeom prst="rect"/>
+                  </pic:spPr>
+                </pic:pic>
+              </a:graphicData>
+            </a:graphic>
+          </wp:inline>
+        </w:drawing>
+      </w:r>
+    </w:p>
+    <w:p>
+      <w:pPr>
+        <w:spacing w:line="336" w:lineRule="auto" w:after="180"/>
+      </w:pPr>
+      <w:r>
+        <w:rPr>
+          <w:b w:val="0"/>
+        </w:rPr>
+        <w:t>Check approval: The approved identifier and desk match K9. → Execute first copy: No result is stored yet, so perform the approved reservation once. → Handle duplicate: Return the stored K9 result without another reservation.</w:t>
+      </w:r>
+    </w:p>
+    <w:p>
+      <w:pPr>
+        <w:spacing w:line="336" w:lineRule="auto" w:after="180"/>
+        <w:shd w:fill="F5F1FB"/>
+      </w:pPr>
+      <w:r>
+        <w:rPr>
+          <w:b w:val="0"/>
+        </w:rPr>
+        <w:t xml:space="preserve">Point to each numbered stage and explain which recorded </w:t>
+      </w:r>
+      <w:r>
+        <w:rPr>
+          <w:b/>
+        </w:rPr>
+        <w:t>input</w:t>
+      </w:r>
+      <w:r>
+        <w:rPr>
+          <w:b w:val="0"/>
+        </w:rPr>
+        <w:t xml:space="preserve"> it uses.</w:t>
+      </w:r>
+    </w:p>
+    <w:p>
+      <w:pPr>
+        <w:pStyle w:val="Heading3"/>
+      </w:pPr>
+      <w:r>
+        <w:t>My picture explanation, deciding evidence and one limit</w:t>
+      </w:r>
+    </w:p>
+    <w:p>
+      <w:r>
+        <w:t>________________________________________________________________</w:t>
+      </w:r>
+    </w:p>
+    <w:p>
+      <w:r>
+        <w:t>________________________________________________________________</w:t>
+      </w:r>
+    </w:p>
+    <w:p>
+      <w:r>
+        <w:t>________________________________________________________________</w:t>
+      </w:r>
+    </w:p>
+    <w:p>
+      <w:r>
+        <w:t>________________________________________________________________</w:t>
+      </w:r>
+    </w:p>
+    <w:p>
+      <w:pPr>
+        <w:pStyle w:val="Heading3"/>
+      </w:pPr>
+      <w:r>
+        <w:t>03. Approval gates and idempotency — evidence trace</w:t>
+      </w:r>
+    </w:p>
+    <w:p>
+      <w:r>
+        <w:drawing>
+          <wp:inline xmlns:a="http://schemas.openxmlformats.org/drawingml/2006/main" xmlns:pic="http://schemas.openxmlformats.org/drawingml/2006/picture">
+            <wp:extent cx="5486400" cy="3145536"/>
+            <wp:docPr id="4" name="Picture 4" descr="Approval gates and idempotency — evidence trace. Approved send v1 to D uses key K, commits once, then caller retries K with the identical payload. | The mock submission requires approval for request version v1 and destination D. Store key -&gt; committed result. Reusing the same key with the same payload returns that result; the same key with different payload is rejected. | Return the stored committed result; one effect total. A timeout alone is not evidence the first effect failed."/>
+            <wp:cNvGraphicFramePr>
+              <a:graphicFrameLocks noChangeAspect="1"/>
+            </wp:cNvGraphicFramePr>
+            <a:graphic>
+              <a:graphicData uri="http://schemas.openxmlformats.org/drawingml/2006/picture">
+                <pic:pic>
+                  <pic:nvPicPr>
+                    <pic:cNvPr id="0" name="academy-story-ai-6-15-03.png"/>
+                    <pic:cNvPicPr/>
+                  </pic:nvPicPr>
+                  <pic:blipFill>
+                    <a:blip r:embed="rId12"/>
+                    <a:stretch>
+                      <a:fillRect/>
+                    </a:stretch>
+                  </pic:blipFill>
+                  <pic:spPr>
+                    <a:xfrm>
+                      <a:off x="0" y="0"/>
+                      <a:ext cx="5486400" cy="3145536"/>
+                    </a:xfrm>
+                    <a:prstGeom prst="rect"/>
+                  </pic:spPr>
+                </pic:pic>
+              </a:graphicData>
+            </a:graphic>
+          </wp:inline>
+        </w:drawing>
+      </w:r>
+    </w:p>
+    <w:p>
+      <w:pPr>
+        <w:spacing w:line="336" w:lineRule="auto" w:after="180"/>
+      </w:pPr>
+      <w:r>
+        <w:rPr>
+          <w:b/>
+        </w:rPr>
+        <w:t>Approval gate</w:t>
+      </w:r>
+      <w:r>
+        <w:rPr>
+          <w:b w:val="0"/>
+        </w:rPr>
+        <w:t xml:space="preserve">s and idempotency — </w:t>
+      </w:r>
+      <w:r>
+        <w:rPr>
+          <w:b/>
+        </w:rPr>
+        <w:t>evidence</w:t>
+      </w:r>
+      <w:r>
+        <w:rPr>
+          <w:b w:val="0"/>
+        </w:rPr>
+        <w:t xml:space="preserve"> trace.</w:t>
+      </w:r>
+    </w:p>
+    <w:p>
+      <w:pPr>
+        <w:spacing w:line="336" w:lineRule="auto" w:after="180"/>
+      </w:pPr>
+      <w:r>
+        <w:rPr>
+          <w:b w:val="0"/>
+        </w:rPr>
+        <w:t>Approved send v1 to D uses key K, commits once, then caller retries K with the identical payload. | The mock submission requires approval for request version v1 and destination D. Store key -&gt; committed result.</w:t>
+      </w:r>
+    </w:p>
+    <w:p>
+      <w:pPr>
+        <w:spacing w:line="336" w:lineRule="auto" w:after="180"/>
+      </w:pPr>
+      <w:r>
+        <w:rPr>
+          <w:b w:val="0"/>
+        </w:rPr>
+        <w:t xml:space="preserve">Reusing the same key with the same payload returns that result; the same key with different payload is rejected. | Return the stored committed result; one effect total. A timeout alone is not </w:t>
+      </w:r>
+      <w:r>
+        <w:rPr>
+          <w:b/>
+        </w:rPr>
+        <w:t>evidence</w:t>
+      </w:r>
+      <w:r>
+        <w:rPr>
+          <w:b w:val="0"/>
+        </w:rPr>
+        <w:t xml:space="preserve"> the first effect failed.</w:t>
+      </w:r>
+    </w:p>
+    <w:p>
+      <w:pPr>
+        <w:spacing w:line="336" w:lineRule="auto" w:after="180"/>
+        <w:shd w:fill="F5F1FB"/>
+      </w:pPr>
+      <w:r>
+        <w:rPr>
+          <w:b w:val="0"/>
+        </w:rPr>
+        <w:t>Read the labels and values. Explain the relationship the model shows.</w:t>
+      </w:r>
+    </w:p>
+    <w:p>
+      <w:pPr>
+        <w:pStyle w:val="Heading3"/>
+      </w:pPr>
+      <w:r>
+        <w:t>My picture explanation, deciding evidence and one limit</w:t>
+      </w:r>
+    </w:p>
+    <w:p>
+      <w:r>
+        <w:t>________________________________________________________________</w:t>
+      </w:r>
+    </w:p>
+    <w:p>
+      <w:r>
+        <w:t>________________________________________________________________</w:t>
+      </w:r>
+    </w:p>
+    <w:p>
+      <w:r>
+        <w:t>________________________________________________________________</w:t>
+      </w:r>
+    </w:p>
+    <w:p>
+      <w:r>
+        <w:t>________________________________________________________________</w:t>
+      </w:r>
+    </w:p>
+    <w:p>
+      <w:pPr>
+        <w:pStyle w:val="Heading3"/>
+      </w:pPr>
+      <w:r>
+        <w:t>04. Change one thing. Trace what follows.</w:t>
+      </w:r>
+    </w:p>
+    <w:p>
+      <w:r>
+        <w:drawing>
+          <wp:inline xmlns:a="http://schemas.openxmlformats.org/drawingml/2006/main" xmlns:pic="http://schemas.openxmlformats.org/drawingml/2006/picture">
+            <wp:extent cx="5486400" cy="3026664"/>
+            <wp:docPr id="5" name="Picture 5" descr="Original case: Return the stored K9 result without another reservation. Changed condition: A new K10 asks for desk 5 without approval. Expected result: Stop K10 at the approval gate. Reason: K9’s approval does not apply to a different action."/>
+            <wp:cNvGraphicFramePr>
+              <a:graphicFrameLocks noChangeAspect="1"/>
+            </wp:cNvGraphicFramePr>
+            <a:graphic>
+              <a:graphicData uri="http://schemas.openxmlformats.org/drawingml/2006/picture">
+                <pic:pic>
+                  <pic:nvPicPr>
+                    <pic:cNvPr id="0" name="academy-story-ai-6-15-04.png"/>
+                    <pic:cNvPicPr/>
+                  </pic:nvPicPr>
+                  <pic:blipFill>
+                    <a:blip r:embed="rId13"/>
+                    <a:stretch>
+                      <a:fillRect/>
+                    </a:stretch>
+                  </pic:blipFill>
+                  <pic:spPr>
+                    <a:xfrm>
+                      <a:off x="0" y="0"/>
+                      <a:ext cx="5486400" cy="3026664"/>
+                    </a:xfrm>
+                    <a:prstGeom prst="rect"/>
+                  </pic:spPr>
+                </pic:pic>
+              </a:graphicData>
+            </a:graphic>
+          </wp:inline>
+        </w:drawing>
+      </w:r>
+    </w:p>
+    <w:p>
+      <w:pPr>
+        <w:spacing w:line="336" w:lineRule="auto" w:after="180"/>
+      </w:pPr>
+      <w:r>
+        <w:rPr>
+          <w:b w:val="0"/>
+        </w:rPr>
+        <w:t xml:space="preserve">Original case: Return the stored K9 result without another reservation. Changed condition: A new K10 asks for desk 5 without approval. Expected result: Stop K10 at the </w:t>
+      </w:r>
+      <w:r>
+        <w:rPr>
+          <w:b/>
+        </w:rPr>
+        <w:t>approval gate</w:t>
+      </w:r>
+      <w:r>
+        <w:rPr>
+          <w:b w:val="0"/>
+        </w:rPr>
+        <w:t>.</w:t>
+      </w:r>
+    </w:p>
+    <w:p>
+      <w:pPr>
+        <w:spacing w:line="336" w:lineRule="auto" w:after="180"/>
+      </w:pPr>
+      <w:r>
+        <w:rPr>
+          <w:b w:val="0"/>
+        </w:rPr>
+        <w:t>Reason: K9’s approval does not apply to a different action.</w:t>
+      </w:r>
+    </w:p>
+    <w:p>
+      <w:pPr>
+        <w:spacing w:line="336" w:lineRule="auto" w:after="180"/>
+        <w:shd w:fill="F5F1FB"/>
+      </w:pPr>
+      <w:r>
+        <w:rPr>
+          <w:b w:val="0"/>
+        </w:rPr>
+        <w:t>Predict before checking the worked changed-case result. Name what changed and what the supplied facts allow you to conclude.</w:t>
+      </w:r>
+    </w:p>
+    <w:p>
+      <w:pPr>
+        <w:pStyle w:val="Heading3"/>
+      </w:pPr>
+      <w:r>
+        <w:t>My picture explanation, deciding evidence and one limit</w:t>
+      </w:r>
+    </w:p>
+    <w:p>
+      <w:r>
+        <w:t>________________________________________________________________</w:t>
+      </w:r>
+    </w:p>
+    <w:p>
+      <w:r>
+        <w:t>________________________________________________________________</w:t>
+      </w:r>
+    </w:p>
+    <w:p>
+      <w:r>
+        <w:t>________________________________________________________________</w:t>
+      </w:r>
+    </w:p>
+    <w:p>
+      <w:r>
+        <w:t>________________________________________________________________</w:t>
+      </w:r>
+    </w:p>
+    <w:p>
+      <w:pPr>
+        <w:pStyle w:val="Heading3"/>
+      </w:pPr>
+      <w:r>
+        <w:t>05. Connect the explanation to its limit</w:t>
+      </w:r>
+    </w:p>
+    <w:p>
+      <w:r>
+        <w:drawing>
+          <wp:inline xmlns:a="http://schemas.openxmlformats.org/drawingml/2006/main" xmlns:pic="http://schemas.openxmlformats.org/drawingml/2006/picture">
+            <wp:extent cx="5486400" cy="2834640"/>
+            <wp:docPr id="6" name="Picture 6" descr="Approval answers whether an action may proceed. Idempotency prevents repeated handling of that action from creating duplicate effects. Limit: Deduplication requires reliable stored keys; this illustration does not prove crash-safe exactly-once execution."/>
+            <wp:cNvGraphicFramePr>
+              <a:graphicFrameLocks noChangeAspect="1"/>
+            </wp:cNvGraphicFramePr>
+            <a:graphic>
+              <a:graphicData uri="http://schemas.openxmlformats.org/drawingml/2006/picture">
+                <pic:pic>
+                  <pic:nvPicPr>
+                    <pic:cNvPr id="0" name="academy-story-ai-6-15-05.png"/>
+                    <pic:cNvPicPr/>
+                  </pic:nvPicPr>
+                  <pic:blipFill>
+                    <a:blip r:embed="rId14"/>
+                    <a:stretch>
+                      <a:fillRect/>
+                    </a:stretch>
+                  </pic:blipFill>
+                  <pic:spPr>
+                    <a:xfrm>
+                      <a:off x="0" y="0"/>
+                      <a:ext cx="5486400" cy="2834640"/>
+                    </a:xfrm>
+                    <a:prstGeom prst="rect"/>
+                  </pic:spPr>
+                </pic:pic>
+              </a:graphicData>
+            </a:graphic>
+          </wp:inline>
+        </w:drawing>
+      </w:r>
+    </w:p>
+    <w:p>
+      <w:pPr>
+        <w:spacing w:line="336" w:lineRule="auto" w:after="180"/>
+      </w:pPr>
+      <w:r>
+        <w:rPr>
+          <w:b w:val="0"/>
+        </w:rPr>
+        <w:t>Approval answers whether an action may proceed. Idempotency prevents repeated handling of that action from creating duplicate effects.</w:t>
+      </w:r>
+    </w:p>
+    <w:p>
+      <w:pPr>
+        <w:spacing w:line="336" w:lineRule="auto" w:after="180"/>
+      </w:pPr>
+      <w:r>
+        <w:rPr>
+          <w:b w:val="0"/>
+        </w:rPr>
+        <w:t>Limit: Deduplication requires reliable stored keys; this illustration does not prove crash-safe exactly-once execution.</w:t>
+      </w:r>
+    </w:p>
+    <w:p>
+      <w:pPr>
+        <w:spacing w:line="336" w:lineRule="auto" w:after="180"/>
+        <w:shd w:fill="F5F1FB"/>
+      </w:pPr>
+      <w:r>
+        <w:rPr>
+          <w:b w:val="0"/>
+        </w:rPr>
+        <w:t>Explain the case, then point to a limit on the claim.</w:t>
+      </w:r>
+    </w:p>
+    <w:p>
+      <w:pPr>
+        <w:pStyle w:val="Heading3"/>
+      </w:pPr>
+      <w:r>
+        <w:t>My picture explanation, deciding evidence and one limit</w:t>
+      </w:r>
+    </w:p>
+    <w:p>
+      <w:r>
+        <w:t>________________________________________________________________</w:t>
+      </w:r>
+    </w:p>
+    <w:p>
+      <w:r>
+        <w:t>________________________________________________________________</w:t>
+      </w:r>
+    </w:p>
+    <w:p>
+      <w:r>
+        <w:t>________________________________________________________________</w:t>
+      </w:r>
+    </w:p>
+    <w:p>
+      <w:r>
+        <w:t>________________________________________________________________</w:t>
+      </w:r>
+    </w:p>
+    <w:p>
+      <w:pPr>
+        <w:pStyle w:val="Heading3"/>
+      </w:pPr>
+      <w:r>
+        <w:t>06. Make the idea visible in your project</w:t>
+      </w:r>
+    </w:p>
+    <w:p>
+      <w:r>
+        <w:drawing>
+          <wp:inline xmlns:a="http://schemas.openxmlformats.org/drawingml/2006/main" xmlns:pic="http://schemas.openxmlformats.org/drawingml/2006/picture">
+            <wp:extent cx="5486400" cy="3529584"/>
+            <wp:docPr id="7" name="Picture 7" descr="For the Grounded Learning Service, retain an annotated trace and the changed-case result. Name the contract or evidence that makes the deciding step valid, so another team can review it. Draw your input, deciding step, result and limit. Supported question: Trace the two deliveries of approved K9. How many reservations should occur, and why can a new K10 for desk 5 not borrow K9’s approval?"/>
+            <wp:cNvGraphicFramePr>
+              <a:graphicFrameLocks noChangeAspect="1"/>
+            </wp:cNvGraphicFramePr>
+            <a:graphic>
+              <a:graphicData uri="http://schemas.openxmlformats.org/drawingml/2006/picture">
+                <pic:pic>
+                  <pic:nvPicPr>
+                    <pic:cNvPr id="0" name="academy-story-ai-6-15-06.png"/>
+                    <pic:cNvPicPr/>
+                  </pic:nvPicPr>
+                  <pic:blipFill>
+                    <a:blip r:embed="rId15"/>
+                    <a:stretch>
+                      <a:fillRect/>
+                    </a:stretch>
+                  </pic:blipFill>
+                  <pic:spPr>
+                    <a:xfrm>
+                      <a:off x="0" y="0"/>
+                      <a:ext cx="5486400" cy="3529584"/>
+                    </a:xfrm>
+                    <a:prstGeom prst="rect"/>
+                  </pic:spPr>
+                </pic:pic>
+              </a:graphicData>
+            </a:graphic>
+          </wp:inline>
+        </w:drawing>
+      </w:r>
+    </w:p>
+    <w:p>
+      <w:pPr>
+        <w:spacing w:line="336" w:lineRule="auto" w:after="180"/>
+      </w:pPr>
+      <w:r>
+        <w:rPr>
+          <w:b w:val="0"/>
+        </w:rPr>
+        <w:t xml:space="preserve">For the Grounded Learning Service, retain an annotated trace and the changed-case result. Name the contract or </w:t>
+      </w:r>
+      <w:r>
+        <w:rPr>
+          <w:b/>
+        </w:rPr>
+        <w:t>evidence</w:t>
+      </w:r>
+      <w:r>
+        <w:rPr>
+          <w:b w:val="0"/>
+        </w:rPr>
+        <w:t xml:space="preserve"> that makes the deciding step valid, so another team can review it.</w:t>
+      </w:r>
+    </w:p>
+    <w:p>
+      <w:pPr>
+        <w:spacing w:line="336" w:lineRule="auto" w:after="180"/>
+      </w:pPr>
+      <w:r>
+        <w:rPr>
+          <w:b w:val="0"/>
+        </w:rPr>
+        <w:t xml:space="preserve">Draw your </w:t>
+      </w:r>
+      <w:r>
+        <w:rPr>
+          <w:b/>
+        </w:rPr>
+        <w:t>input</w:t>
+      </w:r>
+      <w:r>
+        <w:rPr>
+          <w:b w:val="0"/>
+        </w:rPr>
+        <w:t>, deciding step, result and limit. Supported question: Trace the two deliveries of approved K9. How many reservations should occur, and why can a new K10 for desk 5 not borrow K9’s approval?</w:t>
+      </w:r>
+    </w:p>
+    <w:p>
+      <w:pPr>
+        <w:spacing w:line="336" w:lineRule="auto" w:after="180"/>
+        <w:shd w:fill="F5F1FB"/>
+      </w:pPr>
+      <w:r>
+        <w:rPr>
+          <w:b w:val="0"/>
+        </w:rPr>
+        <w:t xml:space="preserve">Draw your project trace and justify the deciding step using </w:t>
+      </w:r>
+      <w:r>
+        <w:rPr>
+          <w:b/>
+        </w:rPr>
+        <w:t>evidence</w:t>
+      </w:r>
+      <w:r>
+        <w:rPr>
+          <w:b w:val="0"/>
+        </w:rPr>
+        <w:t>.</w:t>
+      </w:r>
+    </w:p>
+    <w:p>
+      <w:pPr>
+        <w:pStyle w:val="Heading3"/>
+      </w:pPr>
+      <w:r>
+        <w:t>My picture explanation, deciding evidence and one limit</w:t>
       </w:r>
     </w:p>
     <w:p>

--- a/downloads/workbook/ai-6-week-15.docx
+++ b/downloads/workbook/ai-6-week-15.docx
@@ -168,6 +168,54 @@
     <w:p>
       <w:r>
         <w:t>________________________________________________________________</w:t>
+      </w:r>
+    </w:p>
+    <w:p>
+      <w:pPr>
+        <w:pStyle w:val="Heading3"/>
+      </w:pPr>
+      <w:r>
+        <w:t>Lesson reference for workbook practice</w:t>
+      </w:r>
+    </w:p>
+    <w:p>
+      <w:pPr>
+        <w:spacing w:line="336" w:lineRule="auto" w:after="180"/>
+        <w:shd w:fill="F1F6F8"/>
+      </w:pPr>
+      <w:r>
+        <w:rPr>
+          <w:b w:val="0"/>
+        </w:rPr>
+        <w:t>Use this reference for the original W1–W3 and W5 exercises. The separately named independent case supplies its own changed facts; use those facts for that attempt before feedback.</w:t>
+      </w:r>
+    </w:p>
+    <w:p>
+      <w:pPr>
+        <w:spacing w:line="336" w:lineRule="auto" w:after="180"/>
+      </w:pPr>
+      <w:r>
+        <w:rPr>
+          <w:b/>
+        </w:rPr>
+        <w:t>Approval gate</w:t>
+      </w:r>
+      <w:r>
+        <w:rPr>
+          <w:b w:val="0"/>
+        </w:rPr>
+        <w:t>s bind side effects to an actor, exact version and destination. Idempotency prevents repeated requests with the same key from repeating a committed effect.</w:t>
+      </w:r>
+    </w:p>
+    <w:p>
+      <w:pPr>
+        <w:spacing w:line="336" w:lineRule="auto" w:after="180"/>
+      </w:pPr>
+      <w:r>
+        <w:rPr>
+          <w:b w:val="0"/>
+        </w:rPr>
+        <w:t>The mock submission requires approval for request version v1 and destination D. Store key -&gt; committed result. Reusing the same key with the same payload returns that result; the same key with different payload is rejected.</w:t>
       </w:r>
     </w:p>
     <w:p>

--- a/downloads/workbook/ai-6-week-15.docx
+++ b/downloads/workbook/ai-6-week-15.docx
@@ -25,22 +25,45 @@
         <w:pStyle w:val="Heading1"/>
       </w:pPr>
       <w:r>
-        <w:t>01. Recall and choose your starting point</w:t>
-      </w:r>
-    </w:p>
-    <w:p>
-      <w:r>
-        <w:t>Record your starting explanation for Approval gates and idempotency before opening notes. Show any later correction separately.</w:t>
-      </w:r>
-    </w:p>
-    <w:p>
-      <w:pPr>
-        <w:spacing w:line="336" w:lineRule="auto" w:after="180"/>
-      </w:pPr>
-      <w:r>
-        <w:rPr>
-          <w:b w:val="0"/>
-        </w:rPr>
+        <w:t>One complete approval and idempotency evidence record.</w:t>
+      </w:r>
+    </w:p>
+    <w:p>
+      <w:r>
+        <w:t>Keep actor, key, payload version, destination, approval scope, stored result, effect count and guarantee limits together.</w:t>
+      </w:r>
+    </w:p>
+    <w:p>
+      <w:r>
+        <w:t>Recall → W1–W3/W5 → independent room conflict → project operation ledger → delayed return.</w:t>
+      </w:r>
+    </w:p>
+    <w:p>
+      <w:pPr>
+        <w:pStyle w:val="Heading1"/>
+      </w:pPr>
+      <w:r>
+        <w:t>01. Recall · Retrieve before notes</w:t>
+      </w:r>
+    </w:p>
+    <w:p>
+      <w:r>
+        <w:t>Keep this task’s inputs,rule and response together.</w:t>
+      </w:r>
+    </w:p>
+    <w:p>
+      <w:pPr>
+        <w:pStyle w:val="Heading2"/>
+      </w:pPr>
+      <w:r>
+        <w:t>Complete task and evidence</w:t>
+      </w:r>
+    </w:p>
+    <w:p>
+      <w:pPr>
+        <w:pStyle w:val="ListBullet"/>
+      </w:pPr>
+      <w:r>
         <w:t>Try the recall before opening notes. Then use a different colour or a labelled second line to correct your explanation.</w:t>
       </w:r>
     </w:p>
@@ -54,12 +77,9 @@
     </w:p>
     <w:p>
       <w:pPr>
-        <w:spacing w:line="336" w:lineRule="auto" w:after="180"/>
-      </w:pPr>
-      <w:r>
-        <w:rPr>
-          <w:b w:val="0"/>
-        </w:rPr>
+        <w:pStyle w:val="ListBullet"/>
+      </w:pPr>
+      <w:r>
         <w:t>Without opening the old lesson, explain one key idea from Planning and action selection. Give an example and a mistake that the idea helps you avoid.</w:t>
       </w:r>
     </w:p>
@@ -96,12 +116,9 @@
     </w:p>
     <w:p>
       <w:pPr>
-        <w:spacing w:line="336" w:lineRule="auto" w:after="180"/>
-      </w:pPr>
-      <w:r>
-        <w:rPr>
-          <w:b w:val="0"/>
-        </w:rPr>
+        <w:pStyle w:val="ListBullet"/>
+      </w:pPr>
+      <w:r>
         <w:t>Without opening the old lesson, explain one key idea from Logs traces and privacy. Give an example and a mistake that the idea helps you avoid.</w:t>
       </w:r>
     </w:p>
@@ -138,12 +155,9 @@
     </w:p>
     <w:p>
       <w:pPr>
-        <w:spacing w:line="336" w:lineRule="auto" w:after="180"/>
-      </w:pPr>
-      <w:r>
-        <w:rPr>
-          <w:b w:val="0"/>
-        </w:rPr>
+        <w:pStyle w:val="ListBullet"/>
+      </w:pPr>
+      <w:r>
         <w:t>Without opening the old lesson, explain one key idea from Integration tests and fixtures. Give an example and a mistake that the idea helps you avoid.</w:t>
       </w:r>
     </w:p>
@@ -180,41 +194,25 @@
     </w:p>
     <w:p>
       <w:pPr>
-        <w:spacing w:line="336" w:lineRule="auto" w:after="180"/>
-        <w:shd w:fill="F1F6F8"/>
-      </w:pPr>
-      <w:r>
-        <w:rPr>
-          <w:b w:val="0"/>
-        </w:rPr>
+        <w:pStyle w:val="ListBullet"/>
+      </w:pPr>
+      <w:r>
         <w:t>Use this reference for the original W1–W3 and W5 exercises. The separately named independent case supplies its own changed facts; use those facts for that attempt before feedback.</w:t>
       </w:r>
     </w:p>
     <w:p>
       <w:pPr>
-        <w:spacing w:line="336" w:lineRule="auto" w:after="180"/>
-      </w:pPr>
-      <w:r>
-        <w:rPr>
-          <w:b/>
-        </w:rPr>
-        <w:t>Approval gate</w:t>
-      </w:r>
-      <w:r>
-        <w:rPr>
-          <w:b w:val="0"/>
-        </w:rPr>
-        <w:t>s bind side effects to an actor, exact version and destination. Idempotency prevents repeated requests with the same key from repeating a committed effect.</w:t>
-      </w:r>
-    </w:p>
-    <w:p>
-      <w:pPr>
-        <w:spacing w:line="336" w:lineRule="auto" w:after="180"/>
-      </w:pPr>
-      <w:r>
-        <w:rPr>
-          <w:b w:val="0"/>
-        </w:rPr>
+        <w:pStyle w:val="ListBullet"/>
+      </w:pPr>
+      <w:r>
+        <w:t>Approval gates bind side effects to an actor, exact version and destination. Idempotency prevents repeated requests with the same key from repeating a committed effect.</w:t>
+      </w:r>
+    </w:p>
+    <w:p>
+      <w:pPr>
+        <w:pStyle w:val="ListBullet"/>
+      </w:pPr>
+      <w:r>
         <w:t>The mock submission requires approval for request version v1 and destination D. Store key -&gt; committed result. Reusing the same key with the same payload returns that result; the same key with different payload is rejected.</w:t>
       </w:r>
     </w:p>
@@ -223,135 +221,44 @@
         <w:pStyle w:val="Heading1"/>
       </w:pPr>
       <w:r>
-        <w:t>02. Practise with fading help</w:t>
-      </w:r>
-    </w:p>
-    <w:p>
-      <w:r>
-        <w:t>Complete the supported Approval gates and idempotency trace and record the first step you can explain without help.</w:t>
-      </w:r>
-    </w:p>
-    <w:p>
-      <w:pPr>
-        <w:spacing w:line="336" w:lineRule="auto" w:after="180"/>
-      </w:pPr>
-      <w:r>
-        <w:rPr>
-          <w:b w:val="0"/>
-        </w:rPr>
-        <w:t xml:space="preserve">Use W2: Trace the worked case for </w:t>
-      </w:r>
-      <w:r>
-        <w:rPr>
-          <w:b/>
-        </w:rPr>
-        <w:t>Approval gate</w:t>
-      </w:r>
-      <w:r>
-        <w:rPr>
-          <w:b w:val="0"/>
-        </w:rPr>
-        <w:t>s and idempotency. Record the answer once; the lesson and workbook refer to the same attempt.</w:t>
-      </w:r>
-    </w:p>
-    <w:tbl>
-      <w:tblPr>
-        <w:tblStyle w:val="LightShading-Accent1"/>
-        <w:tblW w:type="auto" w:w="0"/>
-        <w:tblLook w:firstColumn="1" w:firstRow="1" w:lastColumn="0" w:lastRow="0" w:noHBand="0" w:noVBand="1" w:val="04A0"/>
-      </w:tblPr>
-      <w:tblGrid>
-        <w:gridCol w:w="2556"/>
-        <w:gridCol w:w="2556"/>
-        <w:gridCol w:w="2556"/>
-        <w:gridCol w:w="2556"/>
-      </w:tblGrid>
-      <w:tr>
-        <w:trPr>
-          <w:tblHeader/>
-        </w:trPr>
-        <w:tc>
-          <w:tcPr>
-            <w:tcW w:type="dxa" w:w="2556"/>
-          </w:tcPr>
-          <w:p>
-            <w:r>
-              <w:t>Given inputs</w:t>
-            </w:r>
-          </w:p>
-        </w:tc>
-        <w:tc>
-          <w:tcPr>
-            <w:tcW w:type="dxa" w:w="2556"/>
-          </w:tcPr>
-          <w:p>
-            <w:r>
-              <w:t>Procedure I chose</w:t>
-            </w:r>
-          </w:p>
-        </w:tc>
-        <w:tc>
-          <w:tcPr>
-            <w:tcW w:type="dxa" w:w="2556"/>
-          </w:tcPr>
-          <w:p>
-            <w:r>
-              <w:t>Middle steps</w:t>
-            </w:r>
-          </w:p>
-        </w:tc>
-        <w:tc>
-          <w:tcPr>
-            <w:tcW w:type="dxa" w:w="2556"/>
-          </w:tcPr>
-          <w:p>
-            <w:r>
-              <w:t>Result and check</w:t>
-            </w:r>
-          </w:p>
-        </w:tc>
-      </w:tr>
-      <w:tr>
-        <w:tc>
-          <w:tcPr>
-            <w:tcW w:type="dxa" w:w="2556"/>
-          </w:tcPr>
-          <w:p>
-            <w:r/>
-          </w:p>
-        </w:tc>
-        <w:tc>
-          <w:tcPr>
-            <w:tcW w:type="dxa" w:w="2556"/>
-          </w:tcPr>
-          <w:p>
-            <w:r/>
-          </w:p>
-        </w:tc>
-        <w:tc>
-          <w:tcPr>
-            <w:tcW w:type="dxa" w:w="2556"/>
-          </w:tcPr>
-          <w:p>
-            <w:r/>
-          </w:p>
-        </w:tc>
-        <w:tc>
-          <w:tcPr>
-            <w:tcW w:type="dxa" w:w="2556"/>
-          </w:tcPr>
-          <w:p>
-            <w:r/>
-          </w:p>
-        </w:tc>
-      </w:tr>
-    </w:tbl>
+        <w:t>05. W1 · Explain the current example</w:t>
+      </w:r>
+    </w:p>
+    <w:p>
+      <w:r>
+        <w:t>Keep this task’s inputs,rule and response together.</w:t>
+      </w:r>
+    </w:p>
+    <w:p>
+      <w:pPr>
+        <w:pStyle w:val="Heading2"/>
+      </w:pPr>
+      <w:r>
+        <w:t>Complete task and evidence</w:t>
+      </w:r>
+    </w:p>
+    <w:p>
+      <w:pPr>
+        <w:pStyle w:val="ListBullet"/>
+      </w:pPr>
+      <w:r>
+        <w:t>Main extended mock: actor operator, operation key K, payload send/version v1/destination D/fictional body. Trusted approval A1 binds that actor, key and exact full payload. The first matching call appends one local effect stub and stores copied payload/result. An identical replay returns a copied committed_stub result with one total effect. Changing to version v2 with A1 fails approval; a separately matching A2 for v2 still cannot repurpose the old committed K and produces a payload conflict. A1 cannot approve another actor or key K2. Copies isolate caller mutations. Separate desk mock: approved K9 for desk 4, delivered twice, produces one stub; K10 for desk 5 without its own matching approval is denied. The original compact approval==payload check is classroom shorthand, not real trusted approval verification. A fresh in-memory ledger forgets the old commit and can append another stub. There is no real actor verification, approval signature, persistence, concurrency safety, external delivery or crash-safe exactly-once guarantee. An uncertain reply alone does not prove the first effect failed.</w:t>
+      </w:r>
+    </w:p>
+    <w:p>
+      <w:pPr>
+        <w:pStyle w:val="ListBullet"/>
+      </w:pPr>
+      <w:r>
+        <w:t>Explain the weekly mechanism in your own words. Use the worked scenario to name its input, decision rule and output.</w:t>
+      </w:r>
+    </w:p>
     <w:p>
       <w:pPr>
         <w:pStyle w:val="Heading3"/>
       </w:pPr>
       <w:r>
-        <w:t>The step I completed without help, and the hint I needed</w:t>
+        <w:t>My reasoning and evidence</w:t>
       </w:r>
     </w:p>
     <w:p>
@@ -370,50 +277,55 @@
       </w:r>
     </w:p>
     <w:p>
+      <w:r>
+        <w:t>________________________________________________________________</w:t>
+      </w:r>
+    </w:p>
+    <w:p>
+      <w:r>
+        <w:t>________________________________________________________________</w:t>
+      </w:r>
+    </w:p>
+    <w:p>
+      <w:r>
+        <w:t>________________________________________________________________</w:t>
+      </w:r>
+    </w:p>
+    <w:p>
       <w:pPr>
         <w:pStyle w:val="Heading1"/>
       </w:pPr>
       <w:r>
-        <w:t>03. Individual reasoning check</w:t>
-      </w:r>
-    </w:p>
-    <w:p>
-      <w:r>
-        <w:t>Check the proposed Approval gates and idempotency explanation against the supplied facts before discussing it.</w:t>
-      </w:r>
-    </w:p>
-    <w:p>
-      <w:pPr>
-        <w:spacing w:line="336" w:lineRule="auto" w:after="180"/>
-      </w:pPr>
-      <w:r>
-        <w:rPr>
-          <w:b w:val="0"/>
-        </w:rPr>
-        <w:t xml:space="preserve">Use the worked case for </w:t>
-      </w:r>
-      <w:r>
-        <w:rPr>
-          <w:b/>
-        </w:rPr>
-        <w:t>Approval gate</w:t>
-      </w:r>
-      <w:r>
-        <w:rPr>
-          <w:b w:val="0"/>
-        </w:rPr>
-        <w:t>s and idempotency. Proposed explanation: “The worked result establishes every future case”. Decide whether this explanation is supported.</w:t>
-      </w:r>
-    </w:p>
-    <w:p>
-      <w:pPr>
-        <w:spacing w:line="336" w:lineRule="auto" w:after="180"/>
-      </w:pPr>
-      <w:r>
-        <w:rPr>
-          <w:b w:val="0"/>
-        </w:rPr>
-        <w:t>Point to the step or supplied fact that decides; explain your repair if needed.</w:t>
+        <w:t>06. W2 · Trace the calculation</w:t>
+      </w:r>
+    </w:p>
+    <w:p>
+      <w:r>
+        <w:t>Keep this task’s inputs,rule and response together.</w:t>
+      </w:r>
+    </w:p>
+    <w:p>
+      <w:pPr>
+        <w:pStyle w:val="Heading2"/>
+      </w:pPr>
+      <w:r>
+        <w:t>Complete task and evidence</w:t>
+      </w:r>
+    </w:p>
+    <w:p>
+      <w:pPr>
+        <w:pStyle w:val="ListBullet"/>
+      </w:pPr>
+      <w:r>
+        <w:t>Main extended mock: actor operator, operation key K, payload send/version v1/destination D/fictional body. Trusted approval A1 binds that actor, key and exact full payload. The first matching call appends one local effect stub and stores copied payload/result. An identical replay returns a copied committed_stub result with one total effect. Changing to version v2 with A1 fails approval; a separately matching A2 for v2 still cannot repurpose the old committed K and produces a payload conflict. A1 cannot approve another actor or key K2. Copies isolate caller mutations. Separate desk mock: approved K9 for desk 4, delivered twice, produces one stub; K10 for desk 5 without its own matching approval is denied. The original compact approval==payload check is classroom shorthand, not real trusted approval verification. A fresh in-memory ledger forgets the old commit and can append another stub. There is no real actor verification, approval signature, persistence, concurrency safety, external delivery or crash-safe exactly-once guarantee. An uncertain reply alone does not prove the first effect failed.</w:t>
+      </w:r>
+    </w:p>
+    <w:p>
+      <w:pPr>
+        <w:pStyle w:val="ListBullet"/>
+      </w:pPr>
+      <w:r>
+        <w:t>Approved send v1 to D uses key K, commits once, then caller retries K with the identical payload. Show the intermediate steps and give the conclusion with its scope.</w:t>
       </w:r>
     </w:p>
     <w:p>
@@ -421,7 +333,7 @@
         <w:pStyle w:val="Heading3"/>
       </w:pPr>
       <w:r>
-        <w:t>My explanation before partner discussion</w:t>
+        <w:t>My reasoning and evidence</w:t>
       </w:r>
     </w:p>
     <w:p>
@@ -445,16 +357,55 @@
       </w:r>
     </w:p>
     <w:p>
+      <w:r>
+        <w:t>________________________________________________________________</w:t>
+      </w:r>
+    </w:p>
+    <w:p>
+      <w:r>
+        <w:t>________________________________________________________________</w:t>
+      </w:r>
+    </w:p>
+    <w:p>
+      <w:r>
+        <w:t>________________________________________________________________</w:t>
+      </w:r>
+    </w:p>
+    <w:p>
       <w:pPr>
         <w:pStyle w:val="Heading1"/>
       </w:pPr>
       <w:r>
-        <w:t>04. Independent transfer case</w:t>
-      </w:r>
-    </w:p>
-    <w:p>
-      <w:r>
-        <w:t>Write one first attempt at the reserved independent case before feedback. Repeated copies of that case refer to the same recorded attempt.</w:t>
+        <w:t>07. W3 · Repair a misconception</w:t>
+      </w:r>
+    </w:p>
+    <w:p>
+      <w:r>
+        <w:t>Keep this task’s inputs,rule and response together.</w:t>
+      </w:r>
+    </w:p>
+    <w:p>
+      <w:pPr>
+        <w:pStyle w:val="Heading2"/>
+      </w:pPr>
+      <w:r>
+        <w:t>Complete task and evidence</w:t>
+      </w:r>
+    </w:p>
+    <w:p>
+      <w:pPr>
+        <w:pStyle w:val="ListBullet"/>
+      </w:pPr>
+      <w:r>
+        <w:t>Main extended mock: actor operator, operation key K, payload send/version v1/destination D/fictional body. Trusted approval A1 binds that actor, key and exact full payload. The first matching call appends one local effect stub and stores copied payload/result. An identical replay returns a copied committed_stub result with one total effect. Changing to version v2 with A1 fails approval; a separately matching A2 for v2 still cannot repurpose the old committed K and produces a payload conflict. A1 cannot approve another actor or key K2. Copies isolate caller mutations. Separate desk mock: approved K9 for desk 4, delivered twice, produces one stub; K10 for desk 5 without its own matching approval is denied. The original compact approval==payload check is classroom shorthand, not real trusted approval verification. A fresh in-memory ledger forgets the old commit and can append another stub. There is no real actor verification, approval signature, persistence, concurrency safety, external delivery or crash-safe exactly-once guarantee. An uncertain reply alone does not prove the first effect failed.</w:t>
+      </w:r>
+    </w:p>
+    <w:p>
+      <w:pPr>
+        <w:pStyle w:val="ListBullet"/>
+      </w:pPr>
+      <w:r>
+        <w:t>A report omits this qualification: A key prevents duplicate application effects only within the implemented persistence and downstream guarantees; it is not universal exactly-once delivery. Explain how omitting it could change a reader's interpretation, and write an accurate replacement.</w:t>
       </w:r>
     </w:p>
     <w:p>
@@ -462,18 +413,153 @@
         <w:pStyle w:val="Heading3"/>
       </w:pPr>
       <w:r>
+        <w:t>My reasoning and evidence</w:t>
+      </w:r>
+    </w:p>
+    <w:p>
+      <w:r>
+        <w:t>________________________________________________________________</w:t>
+      </w:r>
+    </w:p>
+    <w:p>
+      <w:r>
+        <w:t>________________________________________________________________</w:t>
+      </w:r>
+    </w:p>
+    <w:p>
+      <w:r>
+        <w:t>________________________________________________________________</w:t>
+      </w:r>
+    </w:p>
+    <w:p>
+      <w:r>
+        <w:t>________________________________________________________________</w:t>
+      </w:r>
+    </w:p>
+    <w:p>
+      <w:r>
+        <w:t>________________________________________________________________</w:t>
+      </w:r>
+    </w:p>
+    <w:p>
+      <w:r>
+        <w:t>________________________________________________________________</w:t>
+      </w:r>
+    </w:p>
+    <w:p>
+      <w:pPr>
+        <w:pStyle w:val="Heading1"/>
+      </w:pPr>
+      <w:r>
+        <w:t>09. W5 · Explain the limitation</w:t>
+      </w:r>
+    </w:p>
+    <w:p>
+      <w:r>
+        <w:t>Keep this task’s inputs,rule and response together.</w:t>
+      </w:r>
+    </w:p>
+    <w:p>
+      <w:pPr>
+        <w:pStyle w:val="Heading2"/>
+      </w:pPr>
+      <w:r>
+        <w:t>Complete task and evidence</w:t>
+      </w:r>
+    </w:p>
+    <w:p>
+      <w:pPr>
+        <w:pStyle w:val="ListBullet"/>
+      </w:pPr>
+      <w:r>
+        <w:t>Main extended mock: actor operator, operation key K, payload send/version v1/destination D/fictional body. Trusted approval A1 binds that actor, key and exact full payload. The first matching call appends one local effect stub and stores copied payload/result. An identical replay returns a copied committed_stub result with one total effect. Changing to version v2 with A1 fails approval; a separately matching A2 for v2 still cannot repurpose the old committed K and produces a payload conflict. A1 cannot approve another actor or key K2. Copies isolate caller mutations. Separate desk mock: approved K9 for desk 4, delivered twice, produces one stub; K10 for desk 5 without its own matching approval is denied. The original compact approval==payload check is classroom shorthand, not real trusted approval verification. A fresh in-memory ledger forgets the old commit and can append another stub. There is no real actor verification, approval signature, persistence, concurrency safety, external delivery or crash-safe exactly-once guarantee. An uncertain reply alone does not prove the first effect failed.</w:t>
+      </w:r>
+    </w:p>
+    <w:p>
+      <w:pPr>
+        <w:pStyle w:val="ListBullet"/>
+      </w:pPr>
+      <w:r>
+        <w:t>For the worked scenario, propose one additional case that could reveal a failure, describe its expected outcome before running it, and explain what would need to remain fixed for a fair comparison. Do not reuse W4 as a new final test after receiving feedback.</w:t>
+      </w:r>
+    </w:p>
+    <w:p>
+      <w:pPr>
+        <w:pStyle w:val="Heading3"/>
+      </w:pPr>
+      <w:r>
+        <w:t>My reasoning and evidence</w:t>
+      </w:r>
+    </w:p>
+    <w:p>
+      <w:r>
+        <w:t>________________________________________________________________</w:t>
+      </w:r>
+    </w:p>
+    <w:p>
+      <w:r>
+        <w:t>________________________________________________________________</w:t>
+      </w:r>
+    </w:p>
+    <w:p>
+      <w:r>
+        <w:t>________________________________________________________________</w:t>
+      </w:r>
+    </w:p>
+    <w:p>
+      <w:r>
+        <w:t>________________________________________________________________</w:t>
+      </w:r>
+    </w:p>
+    <w:p>
+      <w:r>
+        <w:t>________________________________________________________________</w:t>
+      </w:r>
+    </w:p>
+    <w:p>
+      <w:r>
+        <w:t>________________________________________________________________</w:t>
+      </w:r>
+    </w:p>
+    <w:p>
+      <w:r>
+        <w:t>________________________________________________________________</w:t>
+      </w:r>
+    </w:p>
+    <w:p>
+      <w:pPr>
+        <w:pStyle w:val="Heading1"/>
+      </w:pPr>
+      <w:r>
+        <w:t>04. Try alone · Selected transfer</w:t>
+      </w:r>
+    </w:p>
+    <w:p>
+      <w:r>
+        <w:t>Keep this task’s inputs,rule and response together.</w:t>
+      </w:r>
+    </w:p>
+    <w:p>
+      <w:pPr>
+        <w:pStyle w:val="Heading2"/>
+      </w:pPr>
+      <w:r>
+        <w:t>Complete task and evidence</w:t>
+      </w:r>
+    </w:p>
+    <w:p>
+      <w:pPr>
+        <w:pStyle w:val="Heading3"/>
+      </w:pPr>
+      <w:r>
         <w:t>Independent case: Apply a new case independently</w:t>
       </w:r>
     </w:p>
     <w:p>
       <w:pPr>
-        <w:spacing w:line="336" w:lineRule="auto" w:after="180"/>
-        <w:shd w:fill="F5F1FB"/>
-      </w:pPr>
-      <w:r>
-        <w:rPr>
-          <w:b w:val="0"/>
-        </w:rPr>
+        <w:pStyle w:val="ListBullet"/>
+      </w:pPr>
+      <w:r>
         <w:t>Key J already committed room A. A retry uses key J but room B. What should happen?</w:t>
       </w:r>
     </w:p>
@@ -522,12 +608,9 @@
     </w:p>
     <w:p>
       <w:pPr>
-        <w:spacing w:line="336" w:lineRule="auto" w:after="180"/>
-      </w:pPr>
-      <w:r>
-        <w:rPr>
-          <w:b w:val="0"/>
-        </w:rPr>
+        <w:pStyle w:val="ListBullet"/>
+      </w:pPr>
+      <w:r>
         <w:t>Attempt this case before feedback. Record any help. Earlier examples below are further practice; a case already practised with feedback cannot establish fresh transfer.</w:t>
       </w:r>
     </w:p>
@@ -536,59 +619,28 @@
         <w:pStyle w:val="Heading1"/>
       </w:pPr>
       <w:r>
-        <w:t>05. W1 Explain the mechanism</w:t>
-      </w:r>
-    </w:p>
-    <w:p>
-      <w:r>
-        <w:t>Explain the mechanism. Apply the supplied Approval gates and idempotency facts and keep your reasoning.</w:t>
-      </w:r>
-    </w:p>
-    <w:p>
-      <w:pPr>
-        <w:spacing w:line="336" w:lineRule="auto" w:after="180"/>
-      </w:pPr>
-      <w:r>
-        <w:rPr>
-          <w:b w:val="0"/>
-        </w:rPr>
-        <w:t xml:space="preserve">Explain the weekly </w:t>
-      </w:r>
-      <w:r>
-        <w:rPr>
-          <w:b/>
-        </w:rPr>
-        <w:t>mechanism</w:t>
-      </w:r>
-      <w:r>
-        <w:rPr>
-          <w:b w:val="0"/>
-        </w:rPr>
-        <w:t xml:space="preserve"> in your own words. Use the worked scenario to name its </w:t>
-      </w:r>
-      <w:r>
-        <w:rPr>
-          <w:b/>
-        </w:rPr>
-        <w:t>input</w:t>
-      </w:r>
-      <w:r>
-        <w:rPr>
-          <w:b w:val="0"/>
-        </w:rPr>
-        <w:t xml:space="preserve">, decision rule and </w:t>
-      </w:r>
-      <w:r>
-        <w:rPr>
-          <w:b/>
-        </w:rPr>
-        <w:t>output</w:t>
-      </w:r>
-      <w:r>
-        <w:rPr>
-          <w:b w:val="0"/>
-        </w:rPr>
-        <w:t>.</w:t>
+        <w:t>10. Project · Keep the service evidence</w:t>
+      </w:r>
+    </w:p>
+    <w:p>
+      <w:r>
+        <w:t>Preserve the contract, inputs, observed outcomes and limits.</w:t>
+      </w:r>
+    </w:p>
+    <w:p>
+      <w:pPr>
+        <w:pStyle w:val="Heading2"/>
+      </w:pPr>
+      <w:r>
+        <w:t>Complete task and evidence</w:t>
+      </w:r>
+    </w:p>
+    <w:p>
+      <w:pPr>
+        <w:pStyle w:val="ListBullet"/>
+      </w:pPr>
+      <w:r>
+        <w:t>Add a labelled approval gates and idempotency evidence sheet to Grounded Learning Service. Show how you can explain the mechanism and terminology of approval gates and idempotency. Use the supplied fictional case and keep its inputs, intermediate steps, calculation or prediction, and limitation. Connect this record to last week’s record; a matching answer without a trace is insufficient.</w:t>
       </w:r>
     </w:p>
     <w:p>
@@ -596,7 +648,7 @@
         <w:pStyle w:val="Heading3"/>
       </w:pPr>
       <w:r>
-        <w:t>My reasoning and evidence</w:t>
+        <w:t>My project change, supporting evidence and remaining limit</w:t>
       </w:r>
     </w:p>
     <w:p>
@@ -634,448 +686,20 @@
         <w:pStyle w:val="Heading1"/>
       </w:pPr>
       <w:r>
-        <w:t>06. W2 Trace the worked case</w:t>
-      </w:r>
-    </w:p>
-    <w:p>
-      <w:r>
-        <w:t>Trace the worked case. Apply the supplied Approval gates and idempotency facts and keep your reasoning.</w:t>
-      </w:r>
-    </w:p>
-    <w:p>
-      <w:pPr>
-        <w:spacing w:line="336" w:lineRule="auto" w:after="180"/>
-      </w:pPr>
-      <w:r>
-        <w:rPr>
-          <w:b w:val="0"/>
-        </w:rPr>
-        <w:t>Approved send v1 to D uses key K, commits once, then caller retries K with the identical payload. Show the intermediate steps and give the conclusion with its scope.</w:t>
-      </w:r>
-    </w:p>
-    <w:p>
-      <w:pPr>
-        <w:pStyle w:val="Heading3"/>
-      </w:pPr>
-      <w:r>
-        <w:t>My reasoning and evidence</w:t>
-      </w:r>
-    </w:p>
-    <w:p>
-      <w:r>
-        <w:t>________________________________________________________________</w:t>
-      </w:r>
-    </w:p>
-    <w:p>
-      <w:r>
-        <w:t>________________________________________________________________</w:t>
-      </w:r>
-    </w:p>
-    <w:p>
-      <w:r>
-        <w:t>________________________________________________________________</w:t>
-      </w:r>
-    </w:p>
-    <w:p>
-      <w:r>
-        <w:t>________________________________________________________________</w:t>
-      </w:r>
-    </w:p>
-    <w:p>
-      <w:r>
-        <w:t>________________________________________________________________</w:t>
-      </w:r>
-    </w:p>
-    <w:p>
-      <w:r>
-        <w:t>________________________________________________________________</w:t>
-      </w:r>
-    </w:p>
-    <w:p>
-      <w:r>
-        <w:t>________________________________________________________________</w:t>
-      </w:r>
-    </w:p>
-    <w:p>
-      <w:pPr>
-        <w:pStyle w:val="Heading1"/>
-      </w:pPr>
-      <w:r>
-        <w:t>07. W3 Audit the limit</w:t>
-      </w:r>
-    </w:p>
-    <w:p>
-      <w:r>
-        <w:t>Audit the limit. Apply the supplied Approval gates and idempotency facts and keep your reasoning.</w:t>
-      </w:r>
-    </w:p>
-    <w:p>
-      <w:pPr>
-        <w:spacing w:line="336" w:lineRule="auto" w:after="180"/>
-      </w:pPr>
-      <w:r>
-        <w:rPr>
-          <w:b w:val="0"/>
-        </w:rPr>
-        <w:t>A report omits this qualification: A key prevents duplicate application effects only within the implemented persistence and downstream guarantees; it is not universal exactly-once delivery.</w:t>
-      </w:r>
-    </w:p>
-    <w:p>
-      <w:pPr>
-        <w:spacing w:line="336" w:lineRule="auto" w:after="180"/>
-      </w:pPr>
-      <w:r>
-        <w:rPr>
-          <w:b w:val="0"/>
-        </w:rPr>
-        <w:t>Explain how omitting it could change a reader's interpretation, and write an accurate replacement.</w:t>
-      </w:r>
-    </w:p>
-    <w:p>
-      <w:pPr>
-        <w:pStyle w:val="Heading3"/>
-      </w:pPr>
-      <w:r>
-        <w:t>My reasoning and evidence</w:t>
-      </w:r>
-    </w:p>
-    <w:p>
-      <w:r>
-        <w:t>________________________________________________________________</w:t>
-      </w:r>
-    </w:p>
-    <w:p>
-      <w:r>
-        <w:t>________________________________________________________________</w:t>
-      </w:r>
-    </w:p>
-    <w:p>
-      <w:r>
-        <w:t>________________________________________________________________</w:t>
-      </w:r>
-    </w:p>
-    <w:p>
-      <w:r>
-        <w:t>________________________________________________________________</w:t>
-      </w:r>
-    </w:p>
-    <w:p>
-      <w:r>
-        <w:t>________________________________________________________________</w:t>
-      </w:r>
-    </w:p>
-    <w:p>
-      <w:r>
-        <w:t>________________________________________________________________</w:t>
-      </w:r>
-    </w:p>
-    <w:p>
-      <w:pPr>
-        <w:pStyle w:val="Heading1"/>
-      </w:pPr>
-      <w:r>
-        <w:t>08. W4 Apply a new case independently</w:t>
-      </w:r>
-    </w:p>
-    <w:p>
-      <w:r>
-        <w:t>Attempt before feedback. If this repeats the selected independent case, reuse that first attempt; otherwise keep a separate record. Apply a new case independently. Apply the supplied Approval gates and idempotency facts and keep your reasoning.</w:t>
-      </w:r>
-    </w:p>
-    <w:p>
-      <w:pPr>
-        <w:spacing w:line="336" w:lineRule="auto" w:after="180"/>
-        <w:shd w:fill="F5F1FB"/>
-      </w:pPr>
-      <w:r>
-        <w:rPr>
-          <w:b w:val="0"/>
-        </w:rPr>
-        <w:t>Key J already committed room A. A retry uses key J but room B. What should happen?</w:t>
-      </w:r>
-    </w:p>
-    <w:p>
-      <w:pPr>
-        <w:pStyle w:val="Heading3"/>
-      </w:pPr>
-      <w:r>
-        <w:t>My reasoning and evidence</w:t>
-      </w:r>
-    </w:p>
-    <w:p>
-      <w:r>
-        <w:t>________________________________________________________________</w:t>
-      </w:r>
-    </w:p>
-    <w:p>
-      <w:r>
-        <w:t>________________________________________________________________</w:t>
-      </w:r>
-    </w:p>
-    <w:p>
-      <w:r>
-        <w:t>________________________________________________________________</w:t>
-      </w:r>
-    </w:p>
-    <w:p>
-      <w:r>
-        <w:t>________________________________________________________________</w:t>
-      </w:r>
-    </w:p>
-    <w:p>
-      <w:r>
-        <w:t>________________________________________________________________</w:t>
-      </w:r>
-    </w:p>
-    <w:p>
-      <w:r>
-        <w:t>________________________________________________________________</w:t>
-      </w:r>
-    </w:p>
-    <w:p>
-      <w:r>
-        <w:t>________________________________________________________________</w:t>
-      </w:r>
-    </w:p>
-    <w:p>
-      <w:r>
-        <w:t>________________________________________________________________</w:t>
-      </w:r>
-    </w:p>
-    <w:p>
-      <w:pPr>
-        <w:pStyle w:val="Heading1"/>
-      </w:pPr>
-      <w:r>
-        <w:t>09. W5 Design a revealing follow-up</w:t>
-      </w:r>
-    </w:p>
-    <w:p>
-      <w:r>
-        <w:t>Design a revealing follow-up. Apply the supplied Approval gates and idempotency facts and keep your reasoning.</w:t>
-      </w:r>
-    </w:p>
-    <w:p>
-      <w:pPr>
-        <w:spacing w:line="336" w:lineRule="auto" w:after="180"/>
-      </w:pPr>
-      <w:r>
-        <w:rPr>
-          <w:b w:val="0"/>
-        </w:rPr>
-        <w:t>For the worked scenario, propose one additional case that could reveal a failure, describe its expected outcome before running it, and explain what would need to remain fixed for a fair comparison.</w:t>
-      </w:r>
-    </w:p>
-    <w:p>
-      <w:pPr>
-        <w:spacing w:line="336" w:lineRule="auto" w:after="180"/>
-      </w:pPr>
-      <w:r>
-        <w:rPr>
-          <w:b w:val="0"/>
-        </w:rPr>
-        <w:t>Do not reuse W4 as a new final test after receiving feedback.</w:t>
-      </w:r>
-    </w:p>
-    <w:p>
-      <w:pPr>
-        <w:pStyle w:val="Heading3"/>
-      </w:pPr>
-      <w:r>
-        <w:t>My reasoning and evidence</w:t>
-      </w:r>
-    </w:p>
-    <w:p>
-      <w:r>
-        <w:t>________________________________________________________________</w:t>
-      </w:r>
-    </w:p>
-    <w:p>
-      <w:r>
-        <w:t>________________________________________________________________</w:t>
-      </w:r>
-    </w:p>
-    <w:p>
-      <w:r>
-        <w:t>________________________________________________________________</w:t>
-      </w:r>
-    </w:p>
-    <w:p>
-      <w:r>
-        <w:t>________________________________________________________________</w:t>
-      </w:r>
-    </w:p>
-    <w:p>
-      <w:r>
-        <w:t>________________________________________________________________</w:t>
-      </w:r>
-    </w:p>
-    <w:p>
-      <w:r>
-        <w:t>________________________________________________________________</w:t>
-      </w:r>
-    </w:p>
-    <w:p>
-      <w:r>
-        <w:t>________________________________________________________________</w:t>
-      </w:r>
-    </w:p>
-    <w:p>
-      <w:pPr>
-        <w:pStyle w:val="Heading1"/>
-      </w:pPr>
-      <w:r>
-        <w:t>10. Project checkpoint and reflection</w:t>
-      </w:r>
-    </w:p>
-    <w:p>
-      <w:r>
-        <w:t>Connect Approval gates and idempotency to Grounded Learning Service, identify a limit and choose the next useful test.</w:t>
-      </w:r>
-    </w:p>
-    <w:p>
-      <w:pPr>
-        <w:spacing w:line="336" w:lineRule="auto" w:after="180"/>
-      </w:pPr>
-      <w:r>
-        <w:rPr>
-          <w:b w:val="0"/>
-        </w:rPr>
-        <w:t xml:space="preserve">Add a labelled </w:t>
-      </w:r>
-      <w:r>
-        <w:rPr>
-          <w:b/>
-        </w:rPr>
-        <w:t>approval gate</w:t>
-      </w:r>
-      <w:r>
-        <w:rPr>
-          <w:b w:val="0"/>
-        </w:rPr>
-        <w:t xml:space="preserve">s and idempotency </w:t>
-      </w:r>
-      <w:r>
-        <w:rPr>
-          <w:b/>
-        </w:rPr>
-        <w:t>evidence</w:t>
-      </w:r>
-      <w:r>
-        <w:rPr>
-          <w:b w:val="0"/>
-        </w:rPr>
-        <w:t xml:space="preserve"> sheet to Grounded Learning Service. Show how you can explain the </w:t>
-      </w:r>
-      <w:r>
-        <w:rPr>
-          <w:b/>
-        </w:rPr>
-        <w:t>mechanism</w:t>
-      </w:r>
-      <w:r>
-        <w:rPr>
-          <w:b w:val="0"/>
-        </w:rPr>
-        <w:t xml:space="preserve"> and terminology of </w:t>
-      </w:r>
-      <w:r>
-        <w:rPr>
-          <w:b/>
-        </w:rPr>
-        <w:t>approval gate</w:t>
-      </w:r>
-      <w:r>
-        <w:rPr>
-          <w:b w:val="0"/>
-        </w:rPr>
-        <w:t>s and idempotency.</w:t>
-      </w:r>
-    </w:p>
-    <w:p>
-      <w:pPr>
-        <w:spacing w:line="336" w:lineRule="auto" w:after="180"/>
-      </w:pPr>
-      <w:r>
-        <w:rPr>
-          <w:b w:val="0"/>
-        </w:rPr>
-        <w:t xml:space="preserve">Use the supplied fictional case and keep its </w:t>
-      </w:r>
-      <w:r>
-        <w:rPr>
-          <w:b/>
-        </w:rPr>
-        <w:t>input</w:t>
-      </w:r>
-      <w:r>
-        <w:rPr>
-          <w:b w:val="0"/>
-        </w:rPr>
-        <w:t xml:space="preserve">s, intermediate steps, calculation or </w:t>
-      </w:r>
-      <w:r>
-        <w:rPr>
-          <w:b/>
-        </w:rPr>
-        <w:t>prediction</w:t>
-      </w:r>
-      <w:r>
-        <w:rPr>
-          <w:b w:val="0"/>
-        </w:rPr>
-        <w:t>, and limitation. Connect this record to last week’s record; a matching answer without a trace is insufficient.</w:t>
-      </w:r>
-    </w:p>
-    <w:p>
-      <w:pPr>
-        <w:pStyle w:val="Heading3"/>
-      </w:pPr>
-      <w:r>
-        <w:t>My project change, supporting evidence and remaining limit</w:t>
-      </w:r>
-    </w:p>
-    <w:p>
-      <w:r>
-        <w:t>________________________________________________________________</w:t>
-      </w:r>
-    </w:p>
-    <w:p>
-      <w:r>
-        <w:t>________________________________________________________________</w:t>
-      </w:r>
-    </w:p>
-    <w:p>
-      <w:r>
-        <w:t>________________________________________________________________</w:t>
-      </w:r>
-    </w:p>
-    <w:p>
-      <w:r>
-        <w:t>________________________________________________________________</w:t>
-      </w:r>
-    </w:p>
-    <w:p>
-      <w:r>
-        <w:t>________________________________________________________________</w:t>
-      </w:r>
-    </w:p>
-    <w:p>
-      <w:r>
-        <w:t>________________________________________________________________</w:t>
-      </w:r>
-    </w:p>
-    <w:p>
-      <w:pPr>
-        <w:pStyle w:val="Heading1"/>
-      </w:pPr>
-      <w:r>
-        <w:t>11. Feedback, return check and learning record</w:t>
-      </w:r>
-    </w:p>
-    <w:p>
-      <w:r>
-        <w:t>Record the first repaired step and a different case to revisit after a delay.</w:t>
+        <w:t>11. Feedback · Repair and return</w:t>
+      </w:r>
+    </w:p>
+    <w:p>
+      <w:r>
+        <w:t>Keep this task’s inputs,rule and response together.</w:t>
+      </w:r>
+    </w:p>
+    <w:p>
+      <w:pPr>
+        <w:pStyle w:val="Heading2"/>
+      </w:pPr>
+      <w:r>
+        <w:t>Complete task and evidence</w:t>
       </w:r>
     </w:p>
     <w:tbl>
@@ -1216,12 +840,9 @@
     </w:tbl>
     <w:p>
       <w:pPr>
-        <w:spacing w:line="336" w:lineRule="auto" w:after="180"/>
-      </w:pPr>
-      <w:r>
-        <w:rPr>
-          <w:b w:val="0"/>
-        </w:rPr>
+        <w:pStyle w:val="ListBullet"/>
+      </w:pPr>
+      <w:r>
         <w:t>Revisit this idea with your teacher after a delay. Familiarity is different from explaining and using it on a changed case.</w:t>
       </w:r>
     </w:p>
@@ -1230,33 +851,321 @@
         <w:pStyle w:val="Heading1"/>
       </w:pPr>
       <w:r>
-        <w:t>12. Pictorial case practice: Approval gates and idempotency</w:t>
-      </w:r>
-    </w:p>
-    <w:p>
-      <w:r>
-        <w:t>One approval, one reservation. A desk tool needs approval for the exact request and deduplicates repeated request keys. Explain the labelled step before checking the changed condition.</w:t>
-      </w:r>
-    </w:p>
-    <w:p>
-      <w:pPr>
-        <w:spacing w:line="336" w:lineRule="auto" w:after="180"/>
-      </w:pPr>
-      <w:r>
-        <w:rPr>
-          <w:b w:val="0"/>
-        </w:rPr>
+        <w:t>Reference bank and extra practice</w:t>
+      </w:r>
+    </w:p>
+    <w:p>
+      <w:pPr>
+        <w:pStyle w:val="Heading1"/>
+      </w:pPr>
+      <w:r>
+        <w:t>02. Reference · Supported W2 record</w:t>
+      </w:r>
+    </w:p>
+    <w:p>
+      <w:r>
+        <w:t>Keep this task’s inputs,rule and response together.</w:t>
+      </w:r>
+    </w:p>
+    <w:p>
+      <w:pPr>
+        <w:pStyle w:val="Heading2"/>
+      </w:pPr>
+      <w:r>
+        <w:t>Complete task and evidence</w:t>
+      </w:r>
+    </w:p>
+    <w:p>
+      <w:pPr>
+        <w:pStyle w:val="ListBullet"/>
+      </w:pPr>
+      <w:r>
+        <w:t>Use W2: Trace the worked case for Approval gates and idempotency. Record the answer once; the lesson and workbook refer to the same attempt.</w:t>
+      </w:r>
+    </w:p>
+    <w:tbl>
+      <w:tblPr>
+        <w:tblStyle w:val="LightShading-Accent1"/>
+        <w:tblW w:type="auto" w:w="0"/>
+        <w:tblLook w:firstColumn="1" w:firstRow="1" w:lastColumn="0" w:lastRow="0" w:noHBand="0" w:noVBand="1" w:val="04A0"/>
+      </w:tblPr>
+      <w:tblGrid>
+        <w:gridCol w:w="2556"/>
+        <w:gridCol w:w="2556"/>
+        <w:gridCol w:w="2556"/>
+        <w:gridCol w:w="2556"/>
+      </w:tblGrid>
+      <w:tr>
+        <w:trPr>
+          <w:tblHeader/>
+        </w:trPr>
+        <w:tc>
+          <w:tcPr>
+            <w:tcW w:type="dxa" w:w="2556"/>
+          </w:tcPr>
+          <w:p>
+            <w:r>
+              <w:t>Given inputs</w:t>
+            </w:r>
+          </w:p>
+        </w:tc>
+        <w:tc>
+          <w:tcPr>
+            <w:tcW w:type="dxa" w:w="2556"/>
+          </w:tcPr>
+          <w:p>
+            <w:r>
+              <w:t>Procedure I chose</w:t>
+            </w:r>
+          </w:p>
+        </w:tc>
+        <w:tc>
+          <w:tcPr>
+            <w:tcW w:type="dxa" w:w="2556"/>
+          </w:tcPr>
+          <w:p>
+            <w:r>
+              <w:t>Middle steps</w:t>
+            </w:r>
+          </w:p>
+        </w:tc>
+        <w:tc>
+          <w:tcPr>
+            <w:tcW w:type="dxa" w:w="2556"/>
+          </w:tcPr>
+          <w:p>
+            <w:r>
+              <w:t>Result and check</w:t>
+            </w:r>
+          </w:p>
+        </w:tc>
+      </w:tr>
+      <w:tr>
+        <w:tc>
+          <w:tcPr>
+            <w:tcW w:type="dxa" w:w="2556"/>
+          </w:tcPr>
+          <w:p>
+            <w:r/>
+          </w:p>
+        </w:tc>
+        <w:tc>
+          <w:tcPr>
+            <w:tcW w:type="dxa" w:w="2556"/>
+          </w:tcPr>
+          <w:p>
+            <w:r/>
+          </w:p>
+        </w:tc>
+        <w:tc>
+          <w:tcPr>
+            <w:tcW w:type="dxa" w:w="2556"/>
+          </w:tcPr>
+          <w:p>
+            <w:r/>
+          </w:p>
+        </w:tc>
+        <w:tc>
+          <w:tcPr>
+            <w:tcW w:type="dxa" w:w="2556"/>
+          </w:tcPr>
+          <w:p>
+            <w:r/>
+          </w:p>
+        </w:tc>
+      </w:tr>
+    </w:tbl>
+    <w:p>
+      <w:pPr>
+        <w:pStyle w:val="Heading3"/>
+      </w:pPr>
+      <w:r>
+        <w:t>The step I completed without help, and the hint I needed</w:t>
+      </w:r>
+    </w:p>
+    <w:p>
+      <w:r>
+        <w:t>________________________________________________________________</w:t>
+      </w:r>
+    </w:p>
+    <w:p>
+      <w:r>
+        <w:t>________________________________________________________________</w:t>
+      </w:r>
+    </w:p>
+    <w:p>
+      <w:r>
+        <w:t>________________________________________________________________</w:t>
+      </w:r>
+    </w:p>
+    <w:p>
+      <w:pPr>
+        <w:pStyle w:val="Heading1"/>
+      </w:pPr>
+      <w:r>
+        <w:t>03. Extra practice · Individual reasoning check</w:t>
+      </w:r>
+    </w:p>
+    <w:p>
+      <w:r>
+        <w:t>Keep this task’s inputs,rule and response together.</w:t>
+      </w:r>
+    </w:p>
+    <w:p>
+      <w:pPr>
+        <w:pStyle w:val="Heading2"/>
+      </w:pPr>
+      <w:r>
+        <w:t>Complete task and evidence</w:t>
+      </w:r>
+    </w:p>
+    <w:p>
+      <w:pPr>
+        <w:pStyle w:val="ListBullet"/>
+      </w:pPr>
+      <w:r>
+        <w:t>Use the worked case for Approval gates and idempotency. Proposed explanation: “The worked result establishes every future case”. Decide whether this explanation is supported. Point to the step or supplied fact that decides; explain your repair if needed.</w:t>
+      </w:r>
+    </w:p>
+    <w:p>
+      <w:pPr>
+        <w:pStyle w:val="Heading3"/>
+      </w:pPr>
+      <w:r>
+        <w:t>My explanation before partner discussion</w:t>
+      </w:r>
+    </w:p>
+    <w:p>
+      <w:r>
+        <w:t>________________________________________________________________</w:t>
+      </w:r>
+    </w:p>
+    <w:p>
+      <w:r>
+        <w:t>________________________________________________________________</w:t>
+      </w:r>
+    </w:p>
+    <w:p>
+      <w:r>
+        <w:t>________________________________________________________________</w:t>
+      </w:r>
+    </w:p>
+    <w:p>
+      <w:r>
+        <w:t>________________________________________________________________</w:t>
+      </w:r>
+    </w:p>
+    <w:p>
+      <w:pPr>
+        <w:pStyle w:val="Heading1"/>
+      </w:pPr>
+      <w:r>
+        <w:t>08. Reference · Earlier W4 response copy</w:t>
+      </w:r>
+    </w:p>
+    <w:p>
+      <w:r>
+        <w:t>Keep this task’s inputs,rule and response together.</w:t>
+      </w:r>
+    </w:p>
+    <w:p>
+      <w:pPr>
+        <w:pStyle w:val="Heading2"/>
+      </w:pPr>
+      <w:r>
+        <w:t>Complete task and evidence</w:t>
+      </w:r>
+    </w:p>
+    <w:p>
+      <w:pPr>
+        <w:pStyle w:val="ListBullet"/>
+      </w:pPr>
+      <w:r>
+        <w:t>Key J already committed room A. A retry uses key J but room B. What should happen?</w:t>
+      </w:r>
+    </w:p>
+    <w:p>
+      <w:pPr>
+        <w:pStyle w:val="Heading3"/>
+      </w:pPr>
+      <w:r>
+        <w:t>My reasoning and evidence</w:t>
+      </w:r>
+    </w:p>
+    <w:p>
+      <w:r>
+        <w:t>________________________________________________________________</w:t>
+      </w:r>
+    </w:p>
+    <w:p>
+      <w:r>
+        <w:t>________________________________________________________________</w:t>
+      </w:r>
+    </w:p>
+    <w:p>
+      <w:r>
+        <w:t>________________________________________________________________</w:t>
+      </w:r>
+    </w:p>
+    <w:p>
+      <w:r>
+        <w:t>________________________________________________________________</w:t>
+      </w:r>
+    </w:p>
+    <w:p>
+      <w:r>
+        <w:t>________________________________________________________________</w:t>
+      </w:r>
+    </w:p>
+    <w:p>
+      <w:r>
+        <w:t>________________________________________________________________</w:t>
+      </w:r>
+    </w:p>
+    <w:p>
+      <w:r>
+        <w:t>________________________________________________________________</w:t>
+      </w:r>
+    </w:p>
+    <w:p>
+      <w:r>
+        <w:t>________________________________________________________________</w:t>
+      </w:r>
+    </w:p>
+    <w:p>
+      <w:pPr>
+        <w:pStyle w:val="Heading1"/>
+      </w:pPr>
+      <w:r>
+        <w:t>12. Extra practice · Pictured case</w:t>
+      </w:r>
+    </w:p>
+    <w:p>
+      <w:r>
+        <w:t>Keep this task’s inputs,rule and response together.</w:t>
+      </w:r>
+    </w:p>
+    <w:p>
+      <w:pPr>
+        <w:pStyle w:val="Heading2"/>
+      </w:pPr>
+      <w:r>
+        <w:t>Complete task and evidence</w:t>
+      </w:r>
+    </w:p>
+    <w:p>
+      <w:pPr>
+        <w:pStyle w:val="ListBullet"/>
+      </w:pPr>
+      <w:r>
         <w:t>One approval, one reservation. A desk tool needs approval for the exact request and deduplicates repeated request keys.</w:t>
       </w:r>
     </w:p>
     <w:p>
       <w:pPr>
-        <w:spacing w:line="336" w:lineRule="auto" w:after="180"/>
-      </w:pPr>
-      <w:r>
-        <w:rPr>
-          <w:b w:val="0"/>
-        </w:rPr>
+        <w:pStyle w:val="ListBullet"/>
+      </w:pPr>
+      <w:r>
         <w:t>K9 reserves desk 4 and is approved once. Two copies of K9 arrive.</w:t>
       </w:r>
     </w:p>
@@ -1298,13 +1207,9 @@
     </w:p>
     <w:p>
       <w:pPr>
-        <w:spacing w:line="336" w:lineRule="auto" w:after="180"/>
-        <w:shd w:fill="F5F1FB"/>
-      </w:pPr>
-      <w:r>
-        <w:rPr>
-          <w:b w:val="0"/>
-        </w:rPr>
+        <w:pStyle w:val="ListBullet"/>
+      </w:pPr>
+      <w:r>
         <w:t>Trace the two deliveries of approved K9. How many reservations should occur, and why can a new K10 for desk 5 not borrow K9’s approval?</w:t>
       </w:r>
     </w:p>
@@ -1348,57 +1253,18 @@
     </w:p>
     <w:p>
       <w:pPr>
-        <w:pStyle w:val="Heading3"/>
-      </w:pPr>
-      <w:r>
-        <w:t>Record the help used</w:t>
-      </w:r>
-    </w:p>
-    <w:p>
-      <w:pPr>
-        <w:spacing w:line="336" w:lineRule="auto" w:after="180"/>
-        <w:shd w:fill="F1F6F8"/>
-      </w:pPr>
-      <w:r>
-        <w:rPr>
-          <w:b w:val="0"/>
-        </w:rPr>
-        <w:t xml:space="preserve">Support used: alone / hint / worked example. This record is practice </w:t>
-      </w:r>
-      <w:r>
-        <w:rPr>
-          <w:b/>
-        </w:rPr>
-        <w:t>evidence</w:t>
-      </w:r>
-      <w:r>
-        <w:rPr>
-          <w:b w:val="0"/>
-        </w:rPr>
-        <w:t>.</w:t>
-      </w:r>
-    </w:p>
-    <w:p>
-      <w:pPr>
-        <w:spacing w:line="336" w:lineRule="auto" w:after="180"/>
-      </w:pPr>
-      <w:r>
-        <w:rPr>
-          <w:b w:val="0"/>
-        </w:rPr>
-        <w:t xml:space="preserve">Project connection: For the Grounded Learning Service, retain an annotated trace and the changed-case result. Name the contract or </w:t>
-      </w:r>
-      <w:r>
-        <w:rPr>
-          <w:b/>
-        </w:rPr>
-        <w:t>evidence</w:t>
-      </w:r>
-      <w:r>
-        <w:rPr>
-          <w:b w:val="0"/>
-        </w:rPr>
-        <w:t xml:space="preserve"> that makes the deciding step valid, so another team can review it.</w:t>
+        <w:pStyle w:val="ListBullet"/>
+      </w:pPr>
+      <w:r>
+        <w:t>Support used: alone / hint / worked example. This record is practice evidence.</w:t>
+      </w:r>
+    </w:p>
+    <w:p>
+      <w:pPr>
+        <w:pStyle w:val="ListBullet"/>
+      </w:pPr>
+      <w:r>
+        <w:t>Project connection: For the Grounded Learning Service, retain an annotated trace and the changed-case result. Name the contract or evidence that makes the deciding step valid, so another team can review it.</w:t>
       </w:r>
     </w:p>
     <w:p>
@@ -1406,57 +1272,44 @@
         <w:pStyle w:val="Heading1"/>
       </w:pPr>
       <w:r>
-        <w:t>13. Project portfolio milestone</w:t>
-      </w:r>
-    </w:p>
-    <w:p>
-      <w:r>
-        <w:t>Keep this week’s input, deciding step, result and limit together in the Grounded Learning Service record.</w:t>
-      </w:r>
-    </w:p>
-    <w:p>
-      <w:pPr>
-        <w:spacing w:line="336" w:lineRule="auto" w:after="180"/>
-      </w:pPr>
-      <w:r>
-        <w:rPr>
-          <w:b w:val="0"/>
-        </w:rPr>
+        <w:t>13. Reference · Project milestone</w:t>
+      </w:r>
+    </w:p>
+    <w:p>
+      <w:r>
+        <w:t>Keep this task’s inputs,rule and response together.</w:t>
+      </w:r>
+    </w:p>
+    <w:p>
+      <w:pPr>
+        <w:pStyle w:val="Heading2"/>
+      </w:pPr>
+      <w:r>
+        <w:t>Complete task and evidence</w:t>
+      </w:r>
+    </w:p>
+    <w:p>
+      <w:pPr>
+        <w:pStyle w:val="ListBullet"/>
+      </w:pPr>
+      <w:r>
         <w:t>Project: Grounded Learning Service</w:t>
       </w:r>
     </w:p>
     <w:p>
       <w:pPr>
-        <w:spacing w:line="336" w:lineRule="auto" w:after="180"/>
-      </w:pPr>
-      <w:r>
-        <w:rPr>
-          <w:b w:val="0"/>
-        </w:rPr>
+        <w:pStyle w:val="ListBullet"/>
+      </w:pPr>
+      <w:r>
         <w:t>Current milestone: Test changed cases. Keep normal, boundary and failure cases; compare expected and observed results.</w:t>
       </w:r>
     </w:p>
     <w:p>
       <w:pPr>
-        <w:spacing w:line="336" w:lineRule="auto" w:after="180"/>
-      </w:pPr>
-      <w:r>
-        <w:rPr>
-          <w:b w:val="0"/>
-        </w:rPr>
-        <w:t xml:space="preserve">For the Grounded Learning Service, retain an annotated trace and the changed-case result. Name the contract or </w:t>
-      </w:r>
-      <w:r>
-        <w:rPr>
-          <w:b/>
-        </w:rPr>
-        <w:t>evidence</w:t>
-      </w:r>
-      <w:r>
-        <w:rPr>
-          <w:b w:val="0"/>
-        </w:rPr>
-        <w:t xml:space="preserve"> that makes the deciding step valid, so another team can review it.</w:t>
+        <w:pStyle w:val="ListBullet"/>
+      </w:pPr>
+      <w:r>
+        <w:t>For the Grounded Learning Service, retain an annotated trace and the changed-case result. Name the contract or evidence that makes the deciding step valid, so another team can review it.</w:t>
       </w:r>
     </w:p>
     <w:tbl>
@@ -1613,12 +1466,502 @@
         <w:pStyle w:val="Heading1"/>
       </w:pPr>
       <w:r>
-        <w:t>14. Supported practice and learning evidence</w:t>
-      </w:r>
-    </w:p>
-    <w:p>
-      <w:r>
-        <w:t>Try the supported questions before comparing with hints and feedback. Record what you repaired and the evidence you retained.</w:t>
+        <w:t>14. Extra practice · Predict,check and repair</w:t>
+      </w:r>
+    </w:p>
+    <w:p>
+      <w:r>
+        <w:t>Keep supported feedback separate from the independent case.</w:t>
+      </w:r>
+    </w:p>
+    <w:p>
+      <w:pPr>
+        <w:pStyle w:val="Heading2"/>
+      </w:pPr>
+      <w:r>
+        <w:t>First supported question and optional hint</w:t>
+      </w:r>
+    </w:p>
+    <w:p>
+      <w:pPr>
+        <w:pStyle w:val="ListBullet"/>
+      </w:pPr>
+      <w:r>
+        <w:t>One approval, one reservation. A desk tool needs approval for the exact request and deduplicates repeated request keys.</w:t>
+      </w:r>
+    </w:p>
+    <w:p>
+      <w:pPr>
+        <w:pStyle w:val="Heading3"/>
+      </w:pPr>
+      <w:r>
+        <w:t>Practice 1: explain the deciding evidence</w:t>
+      </w:r>
+    </w:p>
+    <w:p>
+      <w:pPr>
+        <w:pStyle w:val="ListBullet"/>
+      </w:pPr>
+      <w:r>
+        <w:t>Which labelled step matches this detail? Return the stored K9 result without another reservation.</w:t>
+      </w:r>
+    </w:p>
+    <w:p>
+      <w:pPr>
+        <w:pStyle w:val="ListBullet"/>
+      </w:pPr>
+      <w:r>
+        <w:t>1. Execute first copy</w:t>
+      </w:r>
+    </w:p>
+    <w:p>
+      <w:pPr>
+        <w:pStyle w:val="ListBullet"/>
+      </w:pPr>
+      <w:r>
+        <w:t>2. Check approval</w:t>
+      </w:r>
+    </w:p>
+    <w:p>
+      <w:pPr>
+        <w:pStyle w:val="ListBullet"/>
+      </w:pPr>
+      <w:r>
+        <w:t>3. Handle duplicate</w:t>
+      </w:r>
+    </w:p>
+    <w:p>
+      <w:pPr>
+        <w:pStyle w:val="Heading3"/>
+      </w:pPr>
+      <w:r>
+        <w:t>My selected conclusion, deciding fact and explanation</w:t>
+      </w:r>
+    </w:p>
+    <w:p>
+      <w:r>
+        <w:t>________________________________________________________________</w:t>
+      </w:r>
+    </w:p>
+    <w:p>
+      <w:r>
+        <w:t>________________________________________________________________</w:t>
+      </w:r>
+    </w:p>
+    <w:p>
+      <w:r>
+        <w:t>________________________________________________________________</w:t>
+      </w:r>
+    </w:p>
+    <w:p>
+      <w:r>
+        <w:t>________________________________________________________________</w:t>
+      </w:r>
+    </w:p>
+    <w:p>
+      <w:r>
+        <w:t>________________________________________________________________</w:t>
+      </w:r>
+    </w:p>
+    <w:p>
+      <w:pPr>
+        <w:pStyle w:val="ListBullet"/>
+      </w:pPr>
+      <w:r>
+        <w:t>Hint if needed: Read the steps in the pictorial case. Match the supplied detail to the stage that performs or records it.</w:t>
+      </w:r>
+    </w:p>
+    <w:p>
+      <w:pPr>
+        <w:pStyle w:val="Heading2"/>
+      </w:pPr>
+      <w:r>
+        <w:t>Check after the first attempt · reference / check after trying</w:t>
+      </w:r>
+    </w:p>
+    <w:p>
+      <w:pPr>
+        <w:spacing w:line="336" w:lineRule="auto" w:after="180"/>
+      </w:pPr>
+      <w:r>
+        <w:rPr>
+          <w:b w:val="0"/>
+        </w:rPr>
+        <w:t>After your attempt, compare with the supported explanation: Handle duplicate Return the stored K9 result without another reservation. Approval answers whether an action may proceed.</w:t>
+      </w:r>
+    </w:p>
+    <w:p>
+      <w:pPr>
+        <w:spacing w:line="336" w:lineRule="auto" w:after="180"/>
+      </w:pPr>
+      <w:r>
+        <w:rPr>
+          <w:b w:val="0"/>
+        </w:rPr>
+        <w:t>Idempotency prevents repeated handling of that action from creating duplicate effects.</w:t>
+      </w:r>
+    </w:p>
+    <w:p>
+      <w:pPr>
+        <w:pStyle w:val="Heading2"/>
+      </w:pPr>
+      <w:r>
+        <w:t>Changed-case question and optional hint</w:t>
+      </w:r>
+    </w:p>
+    <w:p>
+      <w:pPr>
+        <w:pStyle w:val="Heading3"/>
+      </w:pPr>
+      <w:r>
+        <w:t>Practice 2: explain the deciding evidence</w:t>
+      </w:r>
+    </w:p>
+    <w:p>
+      <w:pPr>
+        <w:pStyle w:val="ListBullet"/>
+      </w:pPr>
+      <w:r>
+        <w:t>Changed-case practice: A new K10 asks for desk 5 without approval. Which conclusion is supported by the supplied facts?</w:t>
+      </w:r>
+    </w:p>
+    <w:p>
+      <w:pPr>
+        <w:pStyle w:val="ListBullet"/>
+      </w:pPr>
+      <w:r>
+        <w:t>1. Stop K10 at the approval gate.</w:t>
+      </w:r>
+    </w:p>
+    <w:p>
+      <w:pPr>
+        <w:pStyle w:val="ListBullet"/>
+      </w:pPr>
+      <w:r>
+        <w:t>2. We can decide the result without examining the changed input or the procedure.</w:t>
+      </w:r>
+    </w:p>
+    <w:p>
+      <w:pPr>
+        <w:pStyle w:val="ListBullet"/>
+      </w:pPr>
+      <w:r>
+        <w:t>3. This one example guarantees correct results for every future input.</w:t>
+      </w:r>
+    </w:p>
+    <w:p>
+      <w:pPr>
+        <w:pStyle w:val="Heading3"/>
+      </w:pPr>
+      <w:r>
+        <w:t>My selected conclusion, deciding fact and explanation</w:t>
+      </w:r>
+    </w:p>
+    <w:p>
+      <w:r>
+        <w:t>________________________________________________________________</w:t>
+      </w:r>
+    </w:p>
+    <w:p>
+      <w:r>
+        <w:t>________________________________________________________________</w:t>
+      </w:r>
+    </w:p>
+    <w:p>
+      <w:r>
+        <w:t>________________________________________________________________</w:t>
+      </w:r>
+    </w:p>
+    <w:p>
+      <w:r>
+        <w:t>________________________________________________________________</w:t>
+      </w:r>
+    </w:p>
+    <w:p>
+      <w:r>
+        <w:t>________________________________________________________________</w:t>
+      </w:r>
+    </w:p>
+    <w:p>
+      <w:pPr>
+        <w:pStyle w:val="ListBullet"/>
+      </w:pPr>
+      <w:r>
+        <w:t>Hint if needed: Use the changed condition and the deciding step in the pictorial trace. The answer must say what follows from those facts.</w:t>
+      </w:r>
+    </w:p>
+    <w:p>
+      <w:pPr>
+        <w:pStyle w:val="Heading2"/>
+      </w:pPr>
+      <w:r>
+        <w:t>Check after the changed attempt · reference / check after trying</w:t>
+      </w:r>
+    </w:p>
+    <w:p>
+      <w:pPr>
+        <w:spacing w:line="336" w:lineRule="auto" w:after="180"/>
+      </w:pPr>
+      <w:r>
+        <w:rPr>
+          <w:b w:val="0"/>
+        </w:rPr>
+        <w:t xml:space="preserve">After your attempt, compare with the supported explanation: Stop K10 at the </w:t>
+      </w:r>
+      <w:r>
+        <w:rPr>
+          <w:b/>
+        </w:rPr>
+        <w:t>approval gate</w:t>
+      </w:r>
+      <w:r>
+        <w:rPr>
+          <w:b w:val="0"/>
+        </w:rPr>
+        <w:t>. K9’s approval does not apply to a different action.</w:t>
+      </w:r>
+    </w:p>
+    <w:p>
+      <w:pPr>
+        <w:pStyle w:val="Heading2"/>
+      </w:pPr>
+      <w:r>
+        <w:t>Repair and retain the record</w:t>
+      </w:r>
+    </w:p>
+    <w:p>
+      <w:pPr>
+        <w:spacing w:line="336" w:lineRule="auto" w:after="180"/>
+      </w:pPr>
+      <w:r>
+        <w:rPr>
+          <w:b w:val="0"/>
+        </w:rPr>
+        <w:t xml:space="preserve">Review Planning and action selection (ai-6/14). Goal: Explain the </w:t>
+      </w:r>
+      <w:r>
+        <w:rPr>
+          <w:b/>
+        </w:rPr>
+        <w:t>mechanism</w:t>
+      </w:r>
+      <w:r>
+        <w:rPr>
+          <w:b w:val="0"/>
+        </w:rPr>
+        <w:t xml:space="preserve"> and terminology of planning and action selection. Short practice: Choose a permitted plan when no approved tower-height card exists.</w:t>
+      </w:r>
+    </w:p>
+    <w:p>
+      <w:pPr>
+        <w:spacing w:line="336" w:lineRule="auto" w:after="180"/>
+      </w:pPr>
+      <w:r>
+        <w:rPr>
+          <w:b w:val="0"/>
+        </w:rPr>
+        <w:t>What new answer becomes supported after a card records 24 metres, and why could the bot not invent it earlier?. Return to this week and explain what you changed.</w:t>
+      </w:r>
+    </w:p>
+    <w:p>
+      <w:pPr>
+        <w:spacing w:line="336" w:lineRule="auto" w:after="180"/>
+      </w:pPr>
+      <w:r>
+        <w:rPr>
+          <w:b w:val="0"/>
+        </w:rPr>
+        <w:t xml:space="preserve">Review Logs traces and privacy (ai-6/12). Goal: Explain the </w:t>
+      </w:r>
+      <w:r>
+        <w:rPr>
+          <w:b/>
+        </w:rPr>
+        <w:t>mechanism</w:t>
+      </w:r>
+      <w:r>
+        <w:rPr>
+          <w:b w:val="0"/>
+        </w:rPr>
+        <w:t xml:space="preserve"> and terminology of logs traces and privacy. Short practice: Identify the purpose of R17, C8 and 240 ms in the trace.</w:t>
+      </w:r>
+    </w:p>
+    <w:p>
+      <w:pPr>
+        <w:spacing w:line="336" w:lineRule="auto" w:after="180"/>
+      </w:pPr>
+      <w:r>
+        <w:rPr>
+          <w:b w:val="0"/>
+        </w:rPr>
+        <w:t>Which field is deliberately omitted, and why would logging the whole question violate this design?. Return to this week and explain what you changed.</w:t>
+      </w:r>
+    </w:p>
+    <w:p>
+      <w:pPr>
+        <w:spacing w:line="336" w:lineRule="auto" w:after="180"/>
+      </w:pPr>
+      <w:r>
+        <w:rPr>
+          <w:b w:val="0"/>
+        </w:rPr>
+        <w:t xml:space="preserve">Review Integration tests and fixtures (ai-6/9). Goal: Explain the </w:t>
+      </w:r>
+      <w:r>
+        <w:rPr>
+          <w:b/>
+        </w:rPr>
+        <w:t>mechanism</w:t>
+      </w:r>
+      <w:r>
+        <w:rPr>
+          <w:b w:val="0"/>
+        </w:rPr>
+        <w:t xml:space="preserve"> and terminology of integration tests and fixtures. Short practice: Follow request N through the fixture and adapter.</w:t>
+      </w:r>
+    </w:p>
+    <w:p>
+      <w:pPr>
+        <w:spacing w:line="336" w:lineRule="auto" w:after="180"/>
+      </w:pPr>
+      <w:r>
+        <w:rPr>
+          <w:b w:val="0"/>
+        </w:rPr>
+        <w:t>Which source and item should appear in the reply, and what precisely fails when the adapter returns M?. Return to this week and explain what you changed.</w:t>
+      </w:r>
+    </w:p>
+    <w:p>
+      <w:pPr>
+        <w:spacing w:line="336" w:lineRule="auto" w:after="180"/>
+      </w:pPr>
+      <w:r>
+        <w:rPr>
+          <w:b w:val="0"/>
+        </w:rPr>
+        <w:t xml:space="preserve">The browser lab lets you edit the supported Python examples already included in this lesson. Predict first, run, inspect the actual </w:t>
+      </w:r>
+      <w:r>
+        <w:rPr>
+          <w:b/>
+        </w:rPr>
+        <w:t>output</w:t>
+      </w:r>
+      <w:r>
+        <w:rPr>
+          <w:b w:val="0"/>
+        </w:rPr>
+        <w:t xml:space="preserve"> or error, change one </w:t>
+      </w:r>
+      <w:r>
+        <w:rPr>
+          <w:b/>
+        </w:rPr>
+        <w:t>input</w:t>
+      </w:r>
+      <w:r>
+        <w:rPr>
+          <w:b w:val="0"/>
+        </w:rPr>
+        <w:t>, then run again.</w:t>
+      </w:r>
+    </w:p>
+    <w:p>
+      <w:pPr>
+        <w:spacing w:line="336" w:lineRule="auto" w:after="180"/>
+      </w:pPr>
+      <w:r>
+        <w:rPr>
+          <w:b w:val="0"/>
+        </w:rPr>
+        <w:t xml:space="preserve">Keep code, </w:t>
+      </w:r>
+      <w:r>
+        <w:rPr>
+          <w:b/>
+        </w:rPr>
+        <w:t>prediction</w:t>
+      </w:r>
+      <w:r>
+        <w:rPr>
+          <w:b w:val="0"/>
+        </w:rPr>
+        <w:t>s, actual results and a reasoned revision together. On paper, label your result as a trace rather than an execution.</w:t>
+      </w:r>
+    </w:p>
+    <w:p>
+      <w:pPr>
+        <w:spacing w:line="336" w:lineRule="auto" w:after="180"/>
+      </w:pPr>
+      <w:r>
+        <w:rPr>
+          <w:b w:val="0"/>
+        </w:rPr>
+        <w:t xml:space="preserve">Use Download completed work in the hosted lesson to export your answers, reflections, practice feedback and code-run </w:t>
+      </w:r>
+      <w:r>
+        <w:rPr>
+          <w:b/>
+        </w:rPr>
+        <w:t>evidence</w:t>
+      </w:r>
+      <w:r>
+        <w:rPr>
+          <w:b w:val="0"/>
+        </w:rPr>
+        <w:t>. Open the HTML copy to read or print it.</w:t>
+      </w:r>
+    </w:p>
+    <w:p>
+      <w:pPr>
+        <w:spacing w:line="336" w:lineRule="auto" w:after="180"/>
+      </w:pPr>
+      <w:r>
+        <w:rPr>
+          <w:b w:val="0"/>
+        </w:rPr>
+        <w:t>Drafts stay in this browser when storage is available; clear drafts on a shared device.</w:t>
+      </w:r>
+    </w:p>
+    <w:p>
+      <w:pPr>
+        <w:pStyle w:val="Heading3"/>
+      </w:pPr>
+      <w:r>
+        <w:t>What I repaired, the evidence I kept and the next test</w:t>
+      </w:r>
+    </w:p>
+    <w:p>
+      <w:r>
+        <w:t>________________________________________________________________</w:t>
+      </w:r>
+    </w:p>
+    <w:p>
+      <w:r>
+        <w:t>________________________________________________________________</w:t>
+      </w:r>
+    </w:p>
+    <w:p>
+      <w:r>
+        <w:t>________________________________________________________________</w:t>
+      </w:r>
+    </w:p>
+    <w:p>
+      <w:r>
+        <w:t>________________________________________________________________</w:t>
+      </w:r>
+    </w:p>
+    <w:p>
+      <w:r>
+        <w:t>________________________________________________________________</w:t>
+      </w:r>
+    </w:p>
+    <w:p>
+      <w:pPr>
+        <w:pStyle w:val="Heading2"/>
+      </w:pPr>
+      <w:r>
+        <w:t>Earlier wording, alternatives and picture transcripts · reference / check after trying</w:t>
       </w:r>
     </w:p>
     <w:p>
@@ -1634,68 +1977,10 @@
     </w:p>
     <w:p>
       <w:pPr>
-        <w:spacing w:line="336" w:lineRule="auto" w:after="180"/>
-      </w:pPr>
-      <w:r>
-        <w:rPr>
-          <w:b w:val="0"/>
-        </w:rPr>
-        <w:t>One approval, one reservation. A desk tool needs approval for the exact request and deduplicates repeated request keys.</w:t>
-      </w:r>
-    </w:p>
-    <w:p>
-      <w:pPr>
         <w:pStyle w:val="Heading3"/>
       </w:pPr>
       <w:r>
-        <w:t>Practice 1: explain the deciding evidence</w:t>
-      </w:r>
-    </w:p>
-    <w:p>
-      <w:pPr>
-        <w:spacing w:line="336" w:lineRule="auto" w:after="180"/>
-      </w:pPr>
-      <w:r>
-        <w:rPr>
-          <w:b w:val="0"/>
-        </w:rPr>
-        <w:t>Which labelled step matches this detail? Return the stored K9 result without another reservation.</w:t>
-      </w:r>
-    </w:p>
-    <w:p>
-      <w:pPr>
-        <w:spacing w:line="336" w:lineRule="auto" w:after="180"/>
-        <w:shd w:fill="F4F9FC"/>
-      </w:pPr>
-      <w:r>
-        <w:rPr>
-          <w:b w:val="0"/>
-        </w:rPr>
-        <w:t>1. Execute first copy</w:t>
-      </w:r>
-    </w:p>
-    <w:p>
-      <w:pPr>
-        <w:spacing w:line="336" w:lineRule="auto" w:after="180"/>
-        <w:shd w:fill="F4F9FC"/>
-      </w:pPr>
-      <w:r>
-        <w:rPr>
-          <w:b w:val="0"/>
-        </w:rPr>
-        <w:t>2. Check approval</w:t>
-      </w:r>
-    </w:p>
-    <w:p>
-      <w:pPr>
-        <w:spacing w:line="336" w:lineRule="auto" w:after="180"/>
-        <w:shd w:fill="F4F9FC"/>
-      </w:pPr>
-      <w:r>
-        <w:rPr>
-          <w:b w:val="0"/>
-        </w:rPr>
-        <w:t>3. Handle duplicate</w:t>
+        <w:t>Repair a missing building block</w:t>
       </w:r>
     </w:p>
     <w:p>
@@ -1703,32 +1988,7 @@
         <w:pStyle w:val="Heading3"/>
       </w:pPr>
       <w:r>
-        <w:t>My selected conclusion, deciding fact and explanation</w:t>
-      </w:r>
-    </w:p>
-    <w:p>
-      <w:r>
-        <w:t>________________________________________________________________</w:t>
-      </w:r>
-    </w:p>
-    <w:p>
-      <w:r>
-        <w:t>________________________________________________________________</w:t>
-      </w:r>
-    </w:p>
-    <w:p>
-      <w:r>
-        <w:t>________________________________________________________________</w:t>
-      </w:r>
-    </w:p>
-    <w:p>
-      <w:r>
-        <w:t>________________________________________________________________</w:t>
-      </w:r>
-    </w:p>
-    <w:p>
-      <w:r>
-        <w:t>________________________________________________________________</w:t>
+        <w:t>Predict, run and debug</w:t>
       </w:r>
     </w:p>
     <w:p>
@@ -1736,505 +1996,25 @@
         <w:pStyle w:val="Heading3"/>
       </w:pPr>
       <w:r>
-        <w:t>Hint · try first</w:t>
-      </w:r>
-    </w:p>
-    <w:p>
-      <w:pPr>
-        <w:spacing w:line="336" w:lineRule="auto" w:after="180"/>
-        <w:shd w:fill="F1F6F8"/>
-      </w:pPr>
-      <w:r>
-        <w:rPr>
-          <w:b w:val="0"/>
-        </w:rPr>
-        <w:t>Hint if needed: Read the steps in the pictorial case. Match the supplied detail to the stage that performs or records it.</w:t>
-      </w:r>
-    </w:p>
-    <w:p>
-      <w:pPr>
-        <w:pStyle w:val="Heading3"/>
-      </w:pPr>
-      <w:r>
-        <w:t>Feedback · compare after trying</w:t>
-      </w:r>
-    </w:p>
-    <w:p>
-      <w:pPr>
-        <w:spacing w:line="336" w:lineRule="auto" w:after="180"/>
-        <w:shd w:fill="F1F6FC"/>
-      </w:pPr>
-      <w:r>
-        <w:rPr>
-          <w:b w:val="0"/>
-        </w:rPr>
-        <w:t>After your attempt, compare with the supported explanation: Handle duplicate Return the stored K9 result without another reservation. Approval answers whether an action may proceed.</w:t>
-      </w:r>
-    </w:p>
-    <w:p>
-      <w:pPr>
-        <w:spacing w:line="336" w:lineRule="auto" w:after="180"/>
-        <w:shd w:fill="F1F6FC"/>
-      </w:pPr>
-      <w:r>
-        <w:rPr>
-          <w:b w:val="0"/>
-        </w:rPr>
-        <w:t>Idempotency prevents repeated handling of that action from creating duplicate effects.</w:t>
-      </w:r>
-    </w:p>
-    <w:p>
-      <w:pPr>
-        <w:pStyle w:val="Heading3"/>
-      </w:pPr>
-      <w:r>
-        <w:t>Practice 2: explain the deciding evidence</w:t>
-      </w:r>
-    </w:p>
-    <w:p>
-      <w:pPr>
-        <w:pStyle w:val="Heading3"/>
-      </w:pPr>
-      <w:r>
-        <w:t>Changed case · predict first</w:t>
-      </w:r>
-    </w:p>
-    <w:p>
-      <w:pPr>
-        <w:spacing w:line="336" w:lineRule="auto" w:after="180"/>
-        <w:shd w:fill="F5F1FB"/>
-      </w:pPr>
-      <w:r>
-        <w:rPr>
-          <w:b w:val="0"/>
-        </w:rPr>
-        <w:t>Changed-case practice: A new K10 asks for desk 5 without approval. Which conclusion is supported by the supplied facts?</w:t>
-      </w:r>
-    </w:p>
-    <w:p>
-      <w:pPr>
-        <w:spacing w:line="336" w:lineRule="auto" w:after="180"/>
-        <w:shd w:fill="F4F9FC"/>
-      </w:pPr>
-      <w:r>
-        <w:rPr>
-          <w:b w:val="0"/>
-        </w:rPr>
-        <w:t xml:space="preserve">1. Stop K10 at the </w:t>
-      </w:r>
-      <w:r>
-        <w:rPr>
-          <w:b/>
-        </w:rPr>
-        <w:t>approval gate</w:t>
-      </w:r>
-      <w:r>
-        <w:rPr>
-          <w:b w:val="0"/>
-        </w:rPr>
-        <w:t>.</w:t>
-      </w:r>
-    </w:p>
-    <w:p>
-      <w:pPr>
-        <w:spacing w:line="336" w:lineRule="auto" w:after="180"/>
-        <w:shd w:fill="F4F9FC"/>
-      </w:pPr>
-      <w:r>
-        <w:rPr>
-          <w:b w:val="0"/>
-        </w:rPr>
-        <w:t xml:space="preserve">2. We can decide the result without examining the changed </w:t>
-      </w:r>
-      <w:r>
-        <w:rPr>
-          <w:b/>
-        </w:rPr>
-        <w:t>input</w:t>
-      </w:r>
-      <w:r>
-        <w:rPr>
-          <w:b w:val="0"/>
-        </w:rPr>
-        <w:t xml:space="preserve"> or the procedure.</w:t>
-      </w:r>
-    </w:p>
-    <w:p>
-      <w:pPr>
-        <w:spacing w:line="336" w:lineRule="auto" w:after="180"/>
-        <w:shd w:fill="F4F9FC"/>
-      </w:pPr>
-      <w:r>
-        <w:rPr>
-          <w:b w:val="0"/>
-        </w:rPr>
-        <w:t xml:space="preserve">3. This one example guarantees correct results for every future </w:t>
-      </w:r>
-      <w:r>
-        <w:rPr>
-          <w:b/>
-        </w:rPr>
-        <w:t>input</w:t>
-      </w:r>
-      <w:r>
-        <w:rPr>
-          <w:b w:val="0"/>
-        </w:rPr>
-        <w:t>.</w:t>
-      </w:r>
-    </w:p>
-    <w:p>
-      <w:pPr>
-        <w:pStyle w:val="Heading3"/>
-      </w:pPr>
-      <w:r>
-        <w:t>My selected conclusion, deciding fact and explanation</w:t>
-      </w:r>
-    </w:p>
-    <w:p>
-      <w:r>
-        <w:t>________________________________________________________________</w:t>
-      </w:r>
-    </w:p>
-    <w:p>
-      <w:r>
-        <w:t>________________________________________________________________</w:t>
-      </w:r>
-    </w:p>
-    <w:p>
-      <w:r>
-        <w:t>________________________________________________________________</w:t>
-      </w:r>
-    </w:p>
-    <w:p>
-      <w:r>
-        <w:t>________________________________________________________________</w:t>
-      </w:r>
-    </w:p>
-    <w:p>
-      <w:r>
-        <w:t>________________________________________________________________</w:t>
-      </w:r>
-    </w:p>
-    <w:p>
-      <w:pPr>
-        <w:pStyle w:val="Heading3"/>
-      </w:pPr>
-      <w:r>
-        <w:t>Hint · try first</w:t>
-      </w:r>
-    </w:p>
-    <w:p>
-      <w:pPr>
-        <w:spacing w:line="336" w:lineRule="auto" w:after="180"/>
-        <w:shd w:fill="F1F6F8"/>
-      </w:pPr>
-      <w:r>
-        <w:rPr>
-          <w:b w:val="0"/>
-        </w:rPr>
-        <w:t>Hint if needed: Use the changed condition and the deciding step in the pictorial trace. The answer must say what follows from those facts.</w:t>
-      </w:r>
-    </w:p>
-    <w:p>
-      <w:pPr>
-        <w:pStyle w:val="Heading3"/>
-      </w:pPr>
-      <w:r>
-        <w:t>Feedback · compare after trying</w:t>
-      </w:r>
-    </w:p>
-    <w:p>
-      <w:pPr>
-        <w:spacing w:line="336" w:lineRule="auto" w:after="180"/>
-        <w:shd w:fill="F1F6FC"/>
-      </w:pPr>
-      <w:r>
-        <w:rPr>
-          <w:b w:val="0"/>
-        </w:rPr>
-        <w:t xml:space="preserve">After your attempt, compare with the supported explanation: Stop K10 at the </w:t>
-      </w:r>
-      <w:r>
-        <w:rPr>
-          <w:b/>
-        </w:rPr>
-        <w:t>approval gate</w:t>
-      </w:r>
-      <w:r>
-        <w:rPr>
-          <w:b w:val="0"/>
-        </w:rPr>
-        <w:t>. K9’s approval does not apply to a different action.</w:t>
-      </w:r>
-    </w:p>
-    <w:p>
-      <w:pPr>
-        <w:pStyle w:val="Heading3"/>
-      </w:pPr>
-      <w:r>
-        <w:t>Repair a missing building block</w:t>
-      </w:r>
-    </w:p>
-    <w:p>
-      <w:pPr>
-        <w:spacing w:line="336" w:lineRule="auto" w:after="180"/>
-      </w:pPr>
-      <w:r>
-        <w:rPr>
-          <w:b w:val="0"/>
-        </w:rPr>
-        <w:t xml:space="preserve">Review Planning and action selection (ai-6/14). Goal: Explain the </w:t>
-      </w:r>
-      <w:r>
-        <w:rPr>
-          <w:b/>
-        </w:rPr>
-        <w:t>mechanism</w:t>
-      </w:r>
-      <w:r>
-        <w:rPr>
-          <w:b w:val="0"/>
-        </w:rPr>
-        <w:t xml:space="preserve"> and terminology of planning and action selection. Short practice: Choose a permitted plan when no approved tower-height card exists.</w:t>
-      </w:r>
-    </w:p>
-    <w:p>
-      <w:pPr>
-        <w:spacing w:line="336" w:lineRule="auto" w:after="180"/>
-      </w:pPr>
-      <w:r>
-        <w:rPr>
-          <w:b w:val="0"/>
-        </w:rPr>
-        <w:t>What new answer becomes supported after a card records 24 metres, and why could the bot not invent it earlier?. Return to this week and explain what you changed.</w:t>
-      </w:r>
-    </w:p>
-    <w:p>
-      <w:pPr>
-        <w:spacing w:line="336" w:lineRule="auto" w:after="180"/>
-      </w:pPr>
-      <w:r>
-        <w:rPr>
-          <w:b w:val="0"/>
-        </w:rPr>
-        <w:t xml:space="preserve">Review Logs traces and privacy (ai-6/12). Goal: Explain the </w:t>
-      </w:r>
-      <w:r>
-        <w:rPr>
-          <w:b/>
-        </w:rPr>
-        <w:t>mechanism</w:t>
-      </w:r>
-      <w:r>
-        <w:rPr>
-          <w:b w:val="0"/>
-        </w:rPr>
-        <w:t xml:space="preserve"> and terminology of logs traces and privacy. Short practice: Identify the purpose of R17, C8 and 240 ms in the trace.</w:t>
-      </w:r>
-    </w:p>
-    <w:p>
-      <w:pPr>
-        <w:spacing w:line="336" w:lineRule="auto" w:after="180"/>
-      </w:pPr>
-      <w:r>
-        <w:rPr>
-          <w:b w:val="0"/>
-        </w:rPr>
-        <w:t>Which field is deliberately omitted, and why would logging the whole question violate this design?. Return to this week and explain what you changed.</w:t>
-      </w:r>
-    </w:p>
-    <w:p>
-      <w:pPr>
-        <w:spacing w:line="336" w:lineRule="auto" w:after="180"/>
-      </w:pPr>
-      <w:r>
-        <w:rPr>
-          <w:b w:val="0"/>
-        </w:rPr>
-        <w:t xml:space="preserve">Review Integration tests and fixtures (ai-6/9). Goal: Explain the </w:t>
-      </w:r>
-      <w:r>
-        <w:rPr>
-          <w:b/>
-        </w:rPr>
-        <w:t>mechanism</w:t>
-      </w:r>
-      <w:r>
-        <w:rPr>
-          <w:b w:val="0"/>
-        </w:rPr>
-        <w:t xml:space="preserve"> and terminology of integration tests and fixtures. Short practice: Follow request N through the fixture and adapter.</w:t>
-      </w:r>
-    </w:p>
-    <w:p>
-      <w:pPr>
-        <w:spacing w:line="336" w:lineRule="auto" w:after="180"/>
-      </w:pPr>
-      <w:r>
-        <w:rPr>
-          <w:b w:val="0"/>
-        </w:rPr>
-        <w:t>Which source and item should appear in the reply, and what precisely fails when the adapter returns M?. Return to this week and explain what you changed.</w:t>
-      </w:r>
-    </w:p>
-    <w:p>
-      <w:pPr>
-        <w:pStyle w:val="Heading3"/>
-      </w:pPr>
-      <w:r>
-        <w:t>Predict, run and debug</w:t>
-      </w:r>
-    </w:p>
-    <w:p>
-      <w:pPr>
-        <w:spacing w:line="336" w:lineRule="auto" w:after="180"/>
-      </w:pPr>
-      <w:r>
-        <w:rPr>
-          <w:b w:val="0"/>
-        </w:rPr>
-        <w:t xml:space="preserve">The browser lab lets you edit the supported Python examples already included in this lesson. Predict first, run, inspect the actual </w:t>
-      </w:r>
-      <w:r>
-        <w:rPr>
-          <w:b/>
-        </w:rPr>
-        <w:t>output</w:t>
-      </w:r>
-      <w:r>
-        <w:rPr>
-          <w:b w:val="0"/>
-        </w:rPr>
-        <w:t xml:space="preserve"> or error, change one </w:t>
-      </w:r>
-      <w:r>
-        <w:rPr>
-          <w:b/>
-        </w:rPr>
-        <w:t>input</w:t>
-      </w:r>
-      <w:r>
-        <w:rPr>
-          <w:b w:val="0"/>
-        </w:rPr>
-        <w:t>, then run again.</w:t>
-      </w:r>
-    </w:p>
-    <w:p>
-      <w:pPr>
-        <w:spacing w:line="336" w:lineRule="auto" w:after="180"/>
-      </w:pPr>
-      <w:r>
-        <w:rPr>
-          <w:b w:val="0"/>
-        </w:rPr>
-        <w:t xml:space="preserve">Keep code, </w:t>
-      </w:r>
-      <w:r>
-        <w:rPr>
-          <w:b/>
-        </w:rPr>
-        <w:t>prediction</w:t>
-      </w:r>
-      <w:r>
-        <w:rPr>
-          <w:b w:val="0"/>
-        </w:rPr>
-        <w:t>s, actual results and a reasoned revision together. On paper, label your result as a trace rather than an execution.</w:t>
-      </w:r>
-    </w:p>
-    <w:p>
-      <w:pPr>
-        <w:pStyle w:val="Heading3"/>
-      </w:pPr>
-      <w:r>
         <w:t>Keep your completed work</w:t>
       </w:r>
     </w:p>
     <w:p>
       <w:pPr>
-        <w:spacing w:line="336" w:lineRule="auto" w:after="180"/>
-      </w:pPr>
-      <w:r>
-        <w:rPr>
-          <w:b w:val="0"/>
-        </w:rPr>
-        <w:t xml:space="preserve">Use Download completed work in the hosted lesson to export your answers, reflections, practice feedback and code-run </w:t>
-      </w:r>
-      <w:r>
-        <w:rPr>
-          <w:b/>
-        </w:rPr>
-        <w:t>evidence</w:t>
-      </w:r>
-      <w:r>
-        <w:rPr>
-          <w:b w:val="0"/>
-        </w:rPr>
-        <w:t>. Open the HTML copy to read or print it.</w:t>
-      </w:r>
-    </w:p>
-    <w:p>
-      <w:pPr>
-        <w:spacing w:line="336" w:lineRule="auto" w:after="180"/>
-      </w:pPr>
-      <w:r>
-        <w:rPr>
-          <w:b w:val="0"/>
-        </w:rPr>
-        <w:t>Drafts stay in this browser when storage is available; clear drafts on a shared device.</w:t>
-      </w:r>
-    </w:p>
-    <w:p>
-      <w:pPr>
-        <w:pStyle w:val="Heading3"/>
-      </w:pPr>
-      <w:r>
-        <w:t>What I repaired, the evidence I kept and the next test</w:t>
-      </w:r>
-    </w:p>
-    <w:p>
-      <w:r>
-        <w:t>________________________________________________________________</w:t>
-      </w:r>
-    </w:p>
-    <w:p>
-      <w:r>
-        <w:t>________________________________________________________________</w:t>
-      </w:r>
-    </w:p>
-    <w:p>
-      <w:r>
-        <w:t>________________________________________________________________</w:t>
-      </w:r>
-    </w:p>
-    <w:p>
-      <w:r>
-        <w:t>________________________________________________________________</w:t>
-      </w:r>
-    </w:p>
-    <w:p>
-      <w:r>
-        <w:t>________________________________________________________________</w:t>
-      </w:r>
-    </w:p>
-    <w:p>
-      <w:pPr>
         <w:pStyle w:val="Heading1"/>
       </w:pPr>
       <w:r>
-        <w:t>15. Visual concept journey</w:t>
-      </w:r>
-    </w:p>
-    <w:p>
-      <w:r>
-        <w:t>Explain each Approval gates and idempotency picture from its labels, then record a relevant limit.</w:t>
-      </w:r>
-    </w:p>
-    <w:p>
-      <w:pPr>
-        <w:pStyle w:val="Heading3"/>
+        <w:t>15. Reference · Six-picture response sheets</w:t>
+      </w:r>
+    </w:p>
+    <w:p>
+      <w:r>
+        <w:t>Choose the picture that helps explain the current step.</w:t>
+      </w:r>
+    </w:p>
+    <w:p>
+      <w:pPr>
+        <w:pStyle w:val="Heading2"/>
       </w:pPr>
       <w:r>
         <w:t>01. Approval gates and idempotency: the case</w:t>
@@ -2290,7 +2070,6 @@
     <w:p>
       <w:pPr>
         <w:spacing w:line="336" w:lineRule="auto" w:after="180"/>
-        <w:shd w:fill="F5F1FB"/>
       </w:pPr>
       <w:r>
         <w:rPr>
@@ -2329,7 +2108,7 @@
     </w:p>
     <w:p>
       <w:pPr>
-        <w:pStyle w:val="Heading3"/>
+        <w:pStyle w:val="Heading2"/>
       </w:pPr>
       <w:r>
         <w:t>02. Follow the deciding steps</w:t>
@@ -2385,7 +2164,6 @@
     <w:p>
       <w:pPr>
         <w:spacing w:line="336" w:lineRule="auto" w:after="180"/>
-        <w:shd w:fill="F5F1FB"/>
       </w:pPr>
       <w:r>
         <w:rPr>
@@ -2436,7 +2214,7 @@
     </w:p>
     <w:p>
       <w:pPr>
-        <w:pStyle w:val="Heading3"/>
+        <w:pStyle w:val="Heading2"/>
       </w:pPr>
       <w:r>
         <w:t>03. Approval gates and idempotency — evidence trace</w:t>
@@ -2544,7 +2322,6 @@
     <w:p>
       <w:pPr>
         <w:spacing w:line="336" w:lineRule="auto" w:after="180"/>
-        <w:shd w:fill="F5F1FB"/>
       </w:pPr>
       <w:r>
         <w:rPr>
@@ -2583,7 +2360,7 @@
     </w:p>
     <w:p>
       <w:pPr>
-        <w:pStyle w:val="Heading3"/>
+        <w:pStyle w:val="Heading2"/>
       </w:pPr>
       <w:r>
         <w:t>04. Change one thing. Trace what follows.</w:t>
@@ -2662,7 +2439,6 @@
     <w:p>
       <w:pPr>
         <w:spacing w:line="336" w:lineRule="auto" w:after="180"/>
-        <w:shd w:fill="F5F1FB"/>
       </w:pPr>
       <w:r>
         <w:rPr>
@@ -2701,7 +2477,7 @@
     </w:p>
     <w:p>
       <w:pPr>
-        <w:pStyle w:val="Heading3"/>
+        <w:pStyle w:val="Heading2"/>
       </w:pPr>
       <w:r>
         <w:t>05. Connect the explanation to its limit</w:t>
@@ -2768,7 +2544,6 @@
     <w:p>
       <w:pPr>
         <w:spacing w:line="336" w:lineRule="auto" w:after="180"/>
-        <w:shd w:fill="F5F1FB"/>
       </w:pPr>
       <w:r>
         <w:rPr>
@@ -2807,7 +2582,7 @@
     </w:p>
     <w:p>
       <w:pPr>
-        <w:pStyle w:val="Heading3"/>
+        <w:pStyle w:val="Heading2"/>
       </w:pPr>
       <w:r>
         <w:t>06. Make the idea visible in your project</w:t>
@@ -2898,7 +2673,6 @@
     <w:p>
       <w:pPr>
         <w:spacing w:line="336" w:lineRule="auto" w:after="180"/>
-        <w:shd w:fill="F5F1FB"/>
       </w:pPr>
       <w:r>
         <w:rPr>
@@ -2945,6 +2719,62 @@
     <w:p>
       <w:r>
         <w:t>________________________________________________________________</w:t>
+      </w:r>
+    </w:p>
+    <w:p>
+      <w:pPr>
+        <w:pStyle w:val="Heading2"/>
+      </w:pPr>
+      <w:r>
+        <w:t>Earlier wording, alternatives and picture transcripts · reference / check after trying</w:t>
+      </w:r>
+    </w:p>
+    <w:p>
+      <w:pPr>
+        <w:pStyle w:val="Heading3"/>
+      </w:pPr>
+      <w:r>
+        <w:t>01. Approval gates and idempotency: the case</w:t>
+      </w:r>
+    </w:p>
+    <w:p>
+      <w:pPr>
+        <w:pStyle w:val="Heading3"/>
+      </w:pPr>
+      <w:r>
+        <w:t>02. Follow the deciding steps</w:t>
+      </w:r>
+    </w:p>
+    <w:p>
+      <w:pPr>
+        <w:pStyle w:val="Heading3"/>
+      </w:pPr>
+      <w:r>
+        <w:t>03. Approval gates and idempotency — evidence trace</w:t>
+      </w:r>
+    </w:p>
+    <w:p>
+      <w:pPr>
+        <w:pStyle w:val="Heading3"/>
+      </w:pPr>
+      <w:r>
+        <w:t>04. Change one thing. Trace what follows.</w:t>
+      </w:r>
+    </w:p>
+    <w:p>
+      <w:pPr>
+        <w:pStyle w:val="Heading3"/>
+      </w:pPr>
+      <w:r>
+        <w:t>05. Connect the explanation to its limit</w:t>
+      </w:r>
+    </w:p>
+    <w:p>
+      <w:pPr>
+        <w:pStyle w:val="Heading3"/>
+      </w:pPr>
+      <w:r>
+        <w:t>06. Make the idea visible in your project</w:t>
       </w:r>
     </w:p>
     <w:sectPr>
